--- a/book/dist/光照在黑暗里-繁體.docx
+++ b/book/dist/光照在黑暗里-繁體.docx
@@ -799,6 +799,61 @@
       </w:r>
     </w:p>
     <w:p>
+      <w:pPr>
+        <w:ind w:firstLine="0"/>
+        <w:jc w:val="center"/>
+      </w:pPr>
+      <w:r>
+        <w:drawing>
+          <wp:inline xmlns:a="http://schemas.openxmlformats.org/drawingml/2006/main" xmlns:pic="http://schemas.openxmlformats.org/drawingml/2006/picture">
+            <wp:extent cx="3840480" cy="5760720"/>
+            <wp:docPr id="1" name="Picture 1"/>
+            <wp:cNvGraphicFramePr>
+              <a:graphicFrameLocks noChangeAspect="1"/>
+            </wp:cNvGraphicFramePr>
+            <a:graphic>
+              <a:graphicData uri="http://schemas.openxmlformats.org/drawingml/2006/picture">
+                <pic:pic>
+                  <pic:nvPicPr>
+                    <pic:cNvPr id="0" name="image.jpg"/>
+                    <pic:cNvPicPr/>
+                  </pic:nvPicPr>
+                  <pic:blipFill>
+                    <a:blip r:embed="rId9"/>
+                    <a:stretch>
+                      <a:fillRect/>
+                    </a:stretch>
+                  </pic:blipFill>
+                  <pic:spPr>
+                    <a:xfrm>
+                      <a:off x="0" y="0"/>
+                      <a:ext cx="3840480" cy="5760720"/>
+                    </a:xfrm>
+                    <a:prstGeom prst="rect"/>
+                  </pic:spPr>
+                </pic:pic>
+              </a:graphicData>
+            </a:graphic>
+          </wp:inline>
+        </w:drawing>
+      </w:r>
+    </w:p>
+    <w:p>
+      <w:pPr>
+        <w:ind w:firstLine="0"/>
+        <w:jc w:val="center"/>
+      </w:pPr>
+      <w:r>
+        <w:rPr>
+          <w:b w:val="0"/>
+          <w:i/>
+          <w:color w:val="5A5040"/>
+          <w:sz w:val="18"/>
+        </w:rPr>
+        <w:t>申愛與俊。新生活從一開始就是一場需要觀眾的演出。官方劇照，© 電影《密陽》出品方（CJ Entertainment 等），低分辨率，僅作評論配圖</w:t>
+      </w:r>
+    </w:p>
+    <w:p>
       <w:r>
         <w:rPr>
           <w:b w:val="0"/>
@@ -808,6 +863,61 @@
       </w:r>
     </w:p>
     <w:p>
+      <w:pPr>
+        <w:ind w:firstLine="0"/>
+        <w:jc w:val="center"/>
+      </w:pPr>
+      <w:r>
+        <w:drawing>
+          <wp:inline xmlns:a="http://schemas.openxmlformats.org/drawingml/2006/main" xmlns:pic="http://schemas.openxmlformats.org/drawingml/2006/picture">
+            <wp:extent cx="3840480" cy="5766721"/>
+            <wp:docPr id="2" name="Picture 2"/>
+            <wp:cNvGraphicFramePr>
+              <a:graphicFrameLocks noChangeAspect="1"/>
+            </wp:cNvGraphicFramePr>
+            <a:graphic>
+              <a:graphicData uri="http://schemas.openxmlformats.org/drawingml/2006/picture">
+                <pic:pic>
+                  <pic:nvPicPr>
+                    <pic:cNvPr id="0" name="image.jpg"/>
+                    <pic:cNvPicPr/>
+                  </pic:nvPicPr>
+                  <pic:blipFill>
+                    <a:blip r:embed="rId10"/>
+                    <a:stretch>
+                      <a:fillRect/>
+                    </a:stretch>
+                  </pic:blipFill>
+                  <pic:spPr>
+                    <a:xfrm>
+                      <a:off x="0" y="0"/>
+                      <a:ext cx="3840480" cy="5766721"/>
+                    </a:xfrm>
+                    <a:prstGeom prst="rect"/>
+                  </pic:spPr>
+                </pic:pic>
+              </a:graphicData>
+            </a:graphic>
+          </wp:inline>
+        </w:drawing>
+      </w:r>
+    </w:p>
+    <w:p>
+      <w:pPr>
+        <w:ind w:firstLine="0"/>
+        <w:jc w:val="center"/>
+      </w:pPr>
+      <w:r>
+        <w:rPr>
+          <w:b w:val="0"/>
+          <w:i/>
+          <w:color w:val="5A5040"/>
+          <w:sz w:val="18"/>
+        </w:rPr>
+        <w:t>水庫邊。一句用來撐場面的謊言，被這座小城以最殘忍的方式當了真。官方劇照，© 出品方，低分辨率，僅作評論配圖</w:t>
+      </w:r>
+    </w:p>
+    <w:p>
       <w:r>
         <w:rPr>
           <w:b w:val="0"/>
@@ -817,6 +927,61 @@
       </w:r>
     </w:p>
     <w:p>
+      <w:pPr>
+        <w:ind w:firstLine="0"/>
+        <w:jc w:val="center"/>
+      </w:pPr>
+      <w:r>
+        <w:drawing>
+          <wp:inline xmlns:a="http://schemas.openxmlformats.org/drawingml/2006/main" xmlns:pic="http://schemas.openxmlformats.org/drawingml/2006/picture">
+            <wp:extent cx="3840480" cy="2562320"/>
+            <wp:docPr id="3" name="Picture 3"/>
+            <wp:cNvGraphicFramePr>
+              <a:graphicFrameLocks noChangeAspect="1"/>
+            </wp:cNvGraphicFramePr>
+            <a:graphic>
+              <a:graphicData uri="http://schemas.openxmlformats.org/drawingml/2006/picture">
+                <pic:pic>
+                  <pic:nvPicPr>
+                    <pic:cNvPr id="0" name="image.jpg"/>
+                    <pic:cNvPicPr/>
+                  </pic:nvPicPr>
+                  <pic:blipFill>
+                    <a:blip r:embed="rId11"/>
+                    <a:stretch>
+                      <a:fillRect/>
+                    </a:stretch>
+                  </pic:blipFill>
+                  <pic:spPr>
+                    <a:xfrm>
+                      <a:off x="0" y="0"/>
+                      <a:ext cx="3840480" cy="2562320"/>
+                    </a:xfrm>
+                    <a:prstGeom prst="rect"/>
+                  </pic:spPr>
+                </pic:pic>
+              </a:graphicData>
+            </a:graphic>
+          </wp:inline>
+        </w:drawing>
+      </w:r>
+    </w:p>
+    <w:p>
+      <w:pPr>
+        <w:ind w:firstLine="0"/>
+        <w:jc w:val="center"/>
+      </w:pPr>
+      <w:r>
+        <w:rPr>
+          <w:b w:val="0"/>
+          <w:i/>
+          <w:color w:val="5A5040"/>
+          <w:sz w:val="18"/>
+        </w:rPr>
+        <w:t>她不想死，她想被應答。官方劇照，© 出品方，低分辨率，僅作評論配圖</w:t>
+      </w:r>
+    </w:p>
+    <w:p>
       <w:r>
         <w:rPr>
           <w:b w:val="0"/>
@@ -835,6 +1000,61 @@
       </w:r>
     </w:p>
     <w:p>
+      <w:pPr>
+        <w:ind w:firstLine="0"/>
+        <w:jc w:val="center"/>
+      </w:pPr>
+      <w:r>
+        <w:drawing>
+          <wp:inline xmlns:a="http://schemas.openxmlformats.org/drawingml/2006/main" xmlns:pic="http://schemas.openxmlformats.org/drawingml/2006/picture">
+            <wp:extent cx="3840480" cy="2520315"/>
+            <wp:docPr id="4" name="Picture 4"/>
+            <wp:cNvGraphicFramePr>
+              <a:graphicFrameLocks noChangeAspect="1"/>
+            </wp:cNvGraphicFramePr>
+            <a:graphic>
+              <a:graphicData uri="http://schemas.openxmlformats.org/drawingml/2006/picture">
+                <pic:pic>
+                  <pic:nvPicPr>
+                    <pic:cNvPr id="0" name="image.jpg"/>
+                    <pic:cNvPicPr/>
+                  </pic:nvPicPr>
+                  <pic:blipFill>
+                    <a:blip r:embed="rId12"/>
+                    <a:stretch>
+                      <a:fillRect/>
+                    </a:stretch>
+                  </pic:blipFill>
+                  <pic:spPr>
+                    <a:xfrm>
+                      <a:off x="0" y="0"/>
+                      <a:ext cx="3840480" cy="2520315"/>
+                    </a:xfrm>
+                    <a:prstGeom prst="rect"/>
+                  </pic:spPr>
+                </pic:pic>
+              </a:graphicData>
+            </a:graphic>
+          </wp:inline>
+        </w:drawing>
+      </w:r>
+    </w:p>
+    <w:p>
+      <w:pPr>
+        <w:ind w:firstLine="0"/>
+        <w:jc w:val="center"/>
+      </w:pPr>
+      <w:r>
+        <w:rPr>
+          <w:b w:val="0"/>
+          <w:i/>
+          <w:color w:val="5A5040"/>
+          <w:sz w:val="18"/>
+        </w:rPr>
+        <w:t>崩潰的申愛，和幾步之外沒有走開的宗燦。官方劇照，© 出品方，低分辨率，僅作評論配圖</w:t>
+      </w:r>
+    </w:p>
+    <w:p>
       <w:r>
         <w:rPr>
           <w:b w:val="0"/>
@@ -853,6 +1073,61 @@
       </w:r>
     </w:p>
     <w:p>
+      <w:pPr>
+        <w:ind w:firstLine="0"/>
+        <w:jc w:val="center"/>
+      </w:pPr>
+      <w:r>
+        <w:drawing>
+          <wp:inline xmlns:a="http://schemas.openxmlformats.org/drawingml/2006/main" xmlns:pic="http://schemas.openxmlformats.org/drawingml/2006/picture">
+            <wp:extent cx="3840480" cy="2562320"/>
+            <wp:docPr id="5" name="Picture 5"/>
+            <wp:cNvGraphicFramePr>
+              <a:graphicFrameLocks noChangeAspect="1"/>
+            </wp:cNvGraphicFramePr>
+            <a:graphic>
+              <a:graphicData uri="http://schemas.openxmlformats.org/drawingml/2006/picture">
+                <pic:pic>
+                  <pic:nvPicPr>
+                    <pic:cNvPr id="0" name="image.jpg"/>
+                    <pic:cNvPicPr/>
+                  </pic:nvPicPr>
+                  <pic:blipFill>
+                    <a:blip r:embed="rId13"/>
+                    <a:stretch>
+                      <a:fillRect/>
+                    </a:stretch>
+                  </pic:blipFill>
+                  <pic:spPr>
+                    <a:xfrm>
+                      <a:off x="0" y="0"/>
+                      <a:ext cx="3840480" cy="2562320"/>
+                    </a:xfrm>
+                    <a:prstGeom prst="rect"/>
+                  </pic:spPr>
+                </pic:pic>
+              </a:graphicData>
+            </a:graphic>
+          </wp:inline>
+        </w:drawing>
+      </w:r>
+    </w:p>
+    <w:p>
+      <w:pPr>
+        <w:ind w:firstLine="0"/>
+        <w:jc w:val="center"/>
+      </w:pPr>
+      <w:r>
+        <w:rPr>
+          <w:b w:val="0"/>
+          <w:i/>
+          <w:color w:val="5A5040"/>
+          <w:sz w:val="18"/>
+        </w:rPr>
+        <w:t>隱秘的陽光：光落在她不看的低處。官方劇照，© 出品方，低分辨率，僅作評論配圖</w:t>
+      </w:r>
+    </w:p>
+    <w:p>
       <w:r>
         <w:rPr>
           <w:b w:val="0"/>
@@ -898,6 +1173,61 @@
       </w:r>
     </w:p>
     <w:p>
+      <w:pPr>
+        <w:ind w:firstLine="0"/>
+        <w:jc w:val="center"/>
+      </w:pPr>
+      <w:r>
+        <w:drawing>
+          <wp:inline xmlns:a="http://schemas.openxmlformats.org/drawingml/2006/main" xmlns:pic="http://schemas.openxmlformats.org/drawingml/2006/picture">
+            <wp:extent cx="3840480" cy="2515514"/>
+            <wp:docPr id="6" name="Picture 6"/>
+            <wp:cNvGraphicFramePr>
+              <a:graphicFrameLocks noChangeAspect="1"/>
+            </wp:cNvGraphicFramePr>
+            <a:graphic>
+              <a:graphicData uri="http://schemas.openxmlformats.org/drawingml/2006/picture">
+                <pic:pic>
+                  <pic:nvPicPr>
+                    <pic:cNvPr id="0" name="image.jpg"/>
+                    <pic:cNvPicPr/>
+                  </pic:nvPicPr>
+                  <pic:blipFill>
+                    <a:blip r:embed="rId14"/>
+                    <a:stretch>
+                      <a:fillRect/>
+                    </a:stretch>
+                  </pic:blipFill>
+                  <pic:spPr>
+                    <a:xfrm>
+                      <a:off x="0" y="0"/>
+                      <a:ext cx="3840480" cy="2515514"/>
+                    </a:xfrm>
+                    <a:prstGeom prst="rect"/>
+                  </pic:spPr>
+                </pic:pic>
+              </a:graphicData>
+            </a:graphic>
+          </wp:inline>
+        </w:drawing>
+      </w:r>
+    </w:p>
+    <w:p>
+      <w:pPr>
+        <w:ind w:firstLine="0"/>
+        <w:jc w:val="center"/>
+      </w:pPr>
+      <w:r>
+        <w:rPr>
+          <w:b w:val="0"/>
+          <w:i/>
+          <w:color w:val="5A5040"/>
+          <w:sz w:val="18"/>
+        </w:rPr>
+        <w:t>海灘上的棋局：跟死亡討價還價，要的不是活命，是時間。官方劇照 © Svensk Filmindustri，低分辨率，僅作評論配圖</w:t>
+      </w:r>
+    </w:p>
+    <w:p>
       <w:r>
         <w:rPr>
           <w:b w:val="0"/>
@@ -907,6 +1237,61 @@
       </w:r>
     </w:p>
     <w:p>
+      <w:pPr>
+        <w:ind w:firstLine="0"/>
+        <w:jc w:val="center"/>
+      </w:pPr>
+      <w:r>
+        <w:drawing>
+          <wp:inline xmlns:a="http://schemas.openxmlformats.org/drawingml/2006/main" xmlns:pic="http://schemas.openxmlformats.org/drawingml/2006/picture">
+            <wp:extent cx="3840480" cy="2733142"/>
+            <wp:docPr id="7" name="Picture 7"/>
+            <wp:cNvGraphicFramePr>
+              <a:graphicFrameLocks noChangeAspect="1"/>
+            </wp:cNvGraphicFramePr>
+            <a:graphic>
+              <a:graphicData uri="http://schemas.openxmlformats.org/drawingml/2006/picture">
+                <pic:pic>
+                  <pic:nvPicPr>
+                    <pic:cNvPr id="0" name="image.jpg"/>
+                    <pic:cNvPicPr/>
+                  </pic:nvPicPr>
+                  <pic:blipFill>
+                    <a:blip r:embed="rId15"/>
+                    <a:stretch>
+                      <a:fillRect/>
+                    </a:stretch>
+                  </pic:blipFill>
+                  <pic:spPr>
+                    <a:xfrm>
+                      <a:off x="0" y="0"/>
+                      <a:ext cx="3840480" cy="2733142"/>
+                    </a:xfrm>
+                    <a:prstGeom prst="rect"/>
+                  </pic:spPr>
+                </pic:pic>
+              </a:graphicData>
+            </a:graphic>
+          </wp:inline>
+        </w:drawing>
+      </w:r>
+    </w:p>
+    <w:p>
+      <w:pPr>
+        <w:ind w:firstLine="0"/>
+        <w:jc w:val="center"/>
+      </w:pPr>
+      <w:r>
+        <w:rPr>
+          <w:b w:val="0"/>
+          <w:i/>
+          <w:color w:val="5A5040"/>
+          <w:sz w:val="18"/>
+        </w:rPr>
+        <w:t>懺悔亭：一個人向神傾訴，接聽的是死亡。官方劇照 © 出品方，低分辨率，僅作評論配圖</w:t>
+      </w:r>
+    </w:p>
+    <w:p>
       <w:r>
         <w:rPr>
           <w:b w:val="0"/>
@@ -925,6 +1310,61 @@
       </w:r>
     </w:p>
     <w:p>
+      <w:pPr>
+        <w:ind w:firstLine="0"/>
+        <w:jc w:val="center"/>
+      </w:pPr>
+      <w:r>
+        <w:drawing>
+          <wp:inline xmlns:a="http://schemas.openxmlformats.org/drawingml/2006/main" xmlns:pic="http://schemas.openxmlformats.org/drawingml/2006/picture">
+            <wp:extent cx="3840480" cy="2784348"/>
+            <wp:docPr id="8" name="Picture 8"/>
+            <wp:cNvGraphicFramePr>
+              <a:graphicFrameLocks noChangeAspect="1"/>
+            </wp:cNvGraphicFramePr>
+            <a:graphic>
+              <a:graphicData uri="http://schemas.openxmlformats.org/drawingml/2006/picture">
+                <pic:pic>
+                  <pic:nvPicPr>
+                    <pic:cNvPr id="0" name="image.jpg"/>
+                    <pic:cNvPicPr/>
+                  </pic:nvPicPr>
+                  <pic:blipFill>
+                    <a:blip r:embed="rId16"/>
+                    <a:stretch>
+                      <a:fillRect/>
+                    </a:stretch>
+                  </pic:blipFill>
+                  <pic:spPr>
+                    <a:xfrm>
+                      <a:off x="0" y="0"/>
+                      <a:ext cx="3840480" cy="2784348"/>
+                    </a:xfrm>
+                    <a:prstGeom prst="rect"/>
+                  </pic:spPr>
+                </pic:pic>
+              </a:graphicData>
+            </a:graphic>
+          </wp:inline>
+        </w:drawing>
+      </w:r>
+    </w:p>
+    <w:p>
+      <w:pPr>
+        <w:ind w:firstLine="0"/>
+        <w:jc w:val="center"/>
+      </w:pPr>
+      <w:r>
+        <w:rPr>
+          <w:b w:val="0"/>
+          <w:i/>
+          <w:color w:val="5A5040"/>
+          <w:sz w:val="18"/>
+        </w:rPr>
+        <w:t>約瑟與米婭：向聰明通達人藏起來的，向嬰孩顯出來。官方劇照 © 出品方，低分辨率，僅作評論配圖</w:t>
+      </w:r>
+    </w:p>
+    <w:p>
       <w:r>
         <w:rPr>
           <w:b w:val="0"/>
@@ -943,6 +1383,61 @@
       </w:r>
     </w:p>
     <w:p>
+      <w:pPr>
+        <w:ind w:firstLine="0"/>
+        <w:jc w:val="center"/>
+      </w:pPr>
+      <w:r>
+        <w:drawing>
+          <wp:inline xmlns:a="http://schemas.openxmlformats.org/drawingml/2006/main" xmlns:pic="http://schemas.openxmlformats.org/drawingml/2006/picture">
+            <wp:extent cx="3840480" cy="2793076"/>
+            <wp:docPr id="9" name="Picture 9"/>
+            <wp:cNvGraphicFramePr>
+              <a:graphicFrameLocks noChangeAspect="1"/>
+            </wp:cNvGraphicFramePr>
+            <a:graphic>
+              <a:graphicData uri="http://schemas.openxmlformats.org/drawingml/2006/picture">
+                <pic:pic>
+                  <pic:nvPicPr>
+                    <pic:cNvPr id="0" name="image.jpg"/>
+                    <pic:cNvPicPr/>
+                  </pic:nvPicPr>
+                  <pic:blipFill>
+                    <a:blip r:embed="rId17"/>
+                    <a:stretch>
+                      <a:fillRect/>
+                    </a:stretch>
+                  </pic:blipFill>
+                  <pic:spPr>
+                    <a:xfrm>
+                      <a:off x="0" y="0"/>
+                      <a:ext cx="3840480" cy="2793076"/>
+                    </a:xfrm>
+                    <a:prstGeom prst="rect"/>
+                  </pic:spPr>
+                </pic:pic>
+              </a:graphicData>
+            </a:graphic>
+          </wp:inline>
+        </w:drawing>
+      </w:r>
+    </w:p>
+    <w:p>
+      <w:pPr>
+        <w:ind w:firstLine="0"/>
+        <w:jc w:val="center"/>
+      </w:pPr>
+      <w:r>
+        <w:rPr>
+          <w:b w:val="0"/>
+          <w:i/>
+          <w:color w:val="5A5040"/>
+          <w:sz w:val="18"/>
+        </w:rPr>
+        <w:t>城堡的最後晚餐：眾人一一起身報出自己的名字，像點名，也像獻祭。官方劇照 © 出品方，低分辨率，僅作評論配圖</w:t>
+      </w:r>
+    </w:p>
+    <w:p>
       <w:r>
         <w:rPr>
           <w:b w:val="0"/>
@@ -952,6 +1447,61 @@
       </w:r>
     </w:p>
     <w:p>
+      <w:pPr>
+        <w:ind w:firstLine="0"/>
+        <w:jc w:val="center"/>
+      </w:pPr>
+      <w:r>
+        <w:drawing>
+          <wp:inline xmlns:a="http://schemas.openxmlformats.org/drawingml/2006/main" xmlns:pic="http://schemas.openxmlformats.org/drawingml/2006/picture">
+            <wp:extent cx="3840480" cy="2790749"/>
+            <wp:docPr id="10" name="Picture 10"/>
+            <wp:cNvGraphicFramePr>
+              <a:graphicFrameLocks noChangeAspect="1"/>
+            </wp:cNvGraphicFramePr>
+            <a:graphic>
+              <a:graphicData uri="http://schemas.openxmlformats.org/drawingml/2006/picture">
+                <pic:pic>
+                  <pic:nvPicPr>
+                    <pic:cNvPr id="0" name="image.jpg"/>
+                    <pic:cNvPicPr/>
+                  </pic:nvPicPr>
+                  <pic:blipFill>
+                    <a:blip r:embed="rId18"/>
+                    <a:stretch>
+                      <a:fillRect/>
+                    </a:stretch>
+                  </pic:blipFill>
+                  <pic:spPr>
+                    <a:xfrm>
+                      <a:off x="0" y="0"/>
+                      <a:ext cx="3840480" cy="2790749"/>
+                    </a:xfrm>
+                    <a:prstGeom prst="rect"/>
+                  </pic:spPr>
+                </pic:pic>
+              </a:graphicData>
+            </a:graphic>
+          </wp:inline>
+        </w:drawing>
+      </w:r>
+    </w:p>
+    <w:p>
+      <w:pPr>
+        <w:ind w:firstLine="0"/>
+        <w:jc w:val="center"/>
+      </w:pPr>
+      <w:r>
+        <w:rPr>
+          <w:b w:val="0"/>
+          <w:i/>
+          <w:color w:val="5A5040"/>
+          <w:sz w:val="18"/>
+        </w:rPr>
+        <w:t>山脊上的死亡之舞。還是隻有愚人看見。官方劇照 © 出品方，低分辨率，僅作評論配圖</w:t>
+      </w:r>
+    </w:p>
+    <w:p>
       <w:r>
         <w:rPr>
           <w:b w:val="0"/>
@@ -1015,6 +1565,61 @@
       </w:r>
     </w:p>
     <w:p>
+      <w:pPr>
+        <w:ind w:firstLine="0"/>
+        <w:jc w:val="center"/>
+      </w:pPr>
+      <w:r>
+        <w:drawing>
+          <wp:inline xmlns:a="http://schemas.openxmlformats.org/drawingml/2006/main" xmlns:pic="http://schemas.openxmlformats.org/drawingml/2006/picture">
+            <wp:extent cx="3840480" cy="2160270"/>
+            <wp:docPr id="11" name="Picture 11"/>
+            <wp:cNvGraphicFramePr>
+              <a:graphicFrameLocks noChangeAspect="1"/>
+            </wp:cNvGraphicFramePr>
+            <a:graphic>
+              <a:graphicData uri="http://schemas.openxmlformats.org/drawingml/2006/picture">
+                <pic:pic>
+                  <pic:nvPicPr>
+                    <pic:cNvPr id="0" name="image.jpg"/>
+                    <pic:cNvPicPr/>
+                  </pic:nvPicPr>
+                  <pic:blipFill>
+                    <a:blip r:embed="rId19"/>
+                    <a:stretch>
+                      <a:fillRect/>
+                    </a:stretch>
+                  </pic:blipFill>
+                  <pic:spPr>
+                    <a:xfrm>
+                      <a:off x="0" y="0"/>
+                      <a:ext cx="3840480" cy="2160270"/>
+                    </a:xfrm>
+                    <a:prstGeom prst="rect"/>
+                  </pic:spPr>
+                </pic:pic>
+              </a:graphicData>
+            </a:graphic>
+          </wp:inline>
+        </w:drawing>
+      </w:r>
+    </w:p>
+    <w:p>
+      <w:pPr>
+        <w:ind w:firstLine="0"/>
+        <w:jc w:val="center"/>
+      </w:pPr>
+      <w:r>
+        <w:rPr>
+          <w:b w:val="0"/>
+          <w:i/>
+          <w:color w:val="5A5040"/>
+          <w:sz w:val="18"/>
+        </w:rPr>
+        <w:t>沉船之夜：一條救生艇，浮在整個家庭的墳墓上。官方劇照 © 20th Century Fox，低分辨率，僅作評論配圖</w:t>
+      </w:r>
+    </w:p>
+    <w:p>
       <w:r>
         <w:rPr>
           <w:b w:val="0"/>
@@ -1024,6 +1629,61 @@
       </w:r>
     </w:p>
     <w:p>
+      <w:pPr>
+        <w:ind w:firstLine="0"/>
+        <w:jc w:val="center"/>
+      </w:pPr>
+      <w:r>
+        <w:drawing>
+          <wp:inline xmlns:a="http://schemas.openxmlformats.org/drawingml/2006/main" xmlns:pic="http://schemas.openxmlformats.org/drawingml/2006/picture">
+            <wp:extent cx="3840480" cy="2163470"/>
+            <wp:docPr id="12" name="Picture 12"/>
+            <wp:cNvGraphicFramePr>
+              <a:graphicFrameLocks noChangeAspect="1"/>
+            </wp:cNvGraphicFramePr>
+            <a:graphic>
+              <a:graphicData uri="http://schemas.openxmlformats.org/drawingml/2006/picture">
+                <pic:pic>
+                  <pic:nvPicPr>
+                    <pic:cNvPr id="0" name="image.jpg"/>
+                    <pic:cNvPicPr/>
+                  </pic:nvPicPr>
+                  <pic:blipFill>
+                    <a:blip r:embed="rId20"/>
+                    <a:stretch>
+                      <a:fillRect/>
+                    </a:stretch>
+                  </pic:blipFill>
+                  <pic:spPr>
+                    <a:xfrm>
+                      <a:off x="0" y="0"/>
+                      <a:ext cx="3840480" cy="2163470"/>
+                    </a:xfrm>
+                    <a:prstGeom prst="rect"/>
+                  </pic:spPr>
+                </pic:pic>
+              </a:graphicData>
+            </a:graphic>
+          </wp:inline>
+        </w:drawing>
+      </w:r>
+    </w:p>
+    <w:p>
+      <w:pPr>
+        <w:ind w:firstLine="0"/>
+        <w:jc w:val="center"/>
+      </w:pPr>
+      <w:r>
+        <w:rPr>
+          <w:b w:val="0"/>
+          <w:i/>
+          <w:color w:val="5A5040"/>
+          <w:sz w:val="18"/>
+        </w:rPr>
+        <w:t>船頭的對峙。人需要照看一頭獸，才能不垮掉。官方劇照 © 出品方，低分辨率，僅作評論配圖</w:t>
+      </w:r>
+    </w:p>
+    <w:p>
       <w:r>
         <w:rPr>
           <w:b w:val="0"/>
@@ -1033,6 +1693,61 @@
       </w:r>
     </w:p>
     <w:p>
+      <w:pPr>
+        <w:ind w:firstLine="0"/>
+        <w:jc w:val="center"/>
+      </w:pPr>
+      <w:r>
+        <w:drawing>
+          <wp:inline xmlns:a="http://schemas.openxmlformats.org/drawingml/2006/main" xmlns:pic="http://schemas.openxmlformats.org/drawingml/2006/picture">
+            <wp:extent cx="3840480" cy="2163470"/>
+            <wp:docPr id="13" name="Picture 13"/>
+            <wp:cNvGraphicFramePr>
+              <a:graphicFrameLocks noChangeAspect="1"/>
+            </wp:cNvGraphicFramePr>
+            <a:graphic>
+              <a:graphicData uri="http://schemas.openxmlformats.org/drawingml/2006/picture">
+                <pic:pic>
+                  <pic:nvPicPr>
+                    <pic:cNvPr id="0" name="image.jpg"/>
+                    <pic:cNvPicPr/>
+                  </pic:nvPicPr>
+                  <pic:blipFill>
+                    <a:blip r:embed="rId21"/>
+                    <a:stretch>
+                      <a:fillRect/>
+                    </a:stretch>
+                  </pic:blipFill>
+                  <pic:spPr>
+                    <a:xfrm>
+                      <a:off x="0" y="0"/>
+                      <a:ext cx="3840480" cy="2163470"/>
+                    </a:xfrm>
+                    <a:prstGeom prst="rect"/>
+                  </pic:spPr>
+                </pic:pic>
+              </a:graphicData>
+            </a:graphic>
+          </wp:inline>
+        </w:drawing>
+      </w:r>
+    </w:p>
+    <w:p>
+      <w:pPr>
+        <w:ind w:firstLine="0"/>
+        <w:jc w:val="center"/>
+      </w:pPr>
+      <w:r>
+        <w:rPr>
+          <w:b w:val="0"/>
+          <w:i/>
+          <w:color w:val="5A5040"/>
+          <w:sz w:val="18"/>
+        </w:rPr>
+        <w:t>夜光的海：美與災難共用同一副身體。官方劇照 © 出品方，低分辨率，僅作評論配圖</w:t>
+      </w:r>
+    </w:p>
+    <w:p>
       <w:r>
         <w:rPr>
           <w:b w:val="0"/>
@@ -1042,6 +1757,61 @@
       </w:r>
     </w:p>
     <w:p>
+      <w:pPr>
+        <w:ind w:firstLine="0"/>
+        <w:jc w:val="center"/>
+      </w:pPr>
+      <w:r>
+        <w:drawing>
+          <wp:inline xmlns:a="http://schemas.openxmlformats.org/drawingml/2006/main" xmlns:pic="http://schemas.openxmlformats.org/drawingml/2006/picture">
+            <wp:extent cx="3840480" cy="2112263"/>
+            <wp:docPr id="14" name="Picture 14"/>
+            <wp:cNvGraphicFramePr>
+              <a:graphicFrameLocks noChangeAspect="1"/>
+            </wp:cNvGraphicFramePr>
+            <a:graphic>
+              <a:graphicData uri="http://schemas.openxmlformats.org/drawingml/2006/picture">
+                <pic:pic>
+                  <pic:nvPicPr>
+                    <pic:cNvPr id="0" name="image.jpg"/>
+                    <pic:cNvPicPr/>
+                  </pic:nvPicPr>
+                  <pic:blipFill>
+                    <a:blip r:embed="rId22"/>
+                    <a:stretch>
+                      <a:fillRect/>
+                    </a:stretch>
+                  </pic:blipFill>
+                  <pic:spPr>
+                    <a:xfrm>
+                      <a:off x="0" y="0"/>
+                      <a:ext cx="3840480" cy="2112263"/>
+                    </a:xfrm>
+                    <a:prstGeom prst="rect"/>
+                  </pic:spPr>
+                </pic:pic>
+              </a:graphicData>
+            </a:graphic>
+          </wp:inline>
+        </w:drawing>
+      </w:r>
+    </w:p>
+    <w:p>
+      <w:pPr>
+        <w:ind w:firstLine="0"/>
+        <w:jc w:val="center"/>
+      </w:pPr>
+      <w:r>
+        <w:rPr>
+          <w:b w:val="0"/>
+          <w:i/>
+          <w:color w:val="5A5040"/>
+          <w:sz w:val="18"/>
+        </w:rPr>
+        <w:t>狐獴之島。甜的墳墓也是墳墓。官方劇照 © 出品方，低分辨率，僅作評論配圖</w:t>
+      </w:r>
+    </w:p>
+    <w:p>
       <w:r>
         <w:rPr>
           <w:b w:val="0"/>
@@ -1051,6 +1821,61 @@
       </w:r>
     </w:p>
     <w:p>
+      <w:pPr>
+        <w:ind w:firstLine="0"/>
+        <w:jc w:val="center"/>
+      </w:pPr>
+      <w:r>
+        <w:drawing>
+          <wp:inline xmlns:a="http://schemas.openxmlformats.org/drawingml/2006/main" xmlns:pic="http://schemas.openxmlformats.org/drawingml/2006/picture">
+            <wp:extent cx="3840480" cy="2112263"/>
+            <wp:docPr id="15" name="Picture 15"/>
+            <wp:cNvGraphicFramePr>
+              <a:graphicFrameLocks noChangeAspect="1"/>
+            </wp:cNvGraphicFramePr>
+            <a:graphic>
+              <a:graphicData uri="http://schemas.openxmlformats.org/drawingml/2006/picture">
+                <pic:pic>
+                  <pic:nvPicPr>
+                    <pic:cNvPr id="0" name="image.jpg"/>
+                    <pic:cNvPicPr/>
+                  </pic:nvPicPr>
+                  <pic:blipFill>
+                    <a:blip r:embed="rId23"/>
+                    <a:stretch>
+                      <a:fillRect/>
+                    </a:stretch>
+                  </pic:blipFill>
+                  <pic:spPr>
+                    <a:xfrm>
+                      <a:off x="0" y="0"/>
+                      <a:ext cx="3840480" cy="2112263"/>
+                    </a:xfrm>
+                    <a:prstGeom prst="rect"/>
+                  </pic:spPr>
+                </pic:pic>
+              </a:graphicData>
+            </a:graphic>
+          </wp:inline>
+        </w:drawing>
+      </w:r>
+    </w:p>
+    <w:p>
+      <w:pPr>
+        <w:ind w:firstLine="0"/>
+        <w:jc w:val="center"/>
+      </w:pPr>
+      <w:r>
+        <w:rPr>
+          <w:b w:val="0"/>
+          <w:i/>
+          <w:color w:val="5A5040"/>
+          <w:sz w:val="18"/>
+        </w:rPr>
+        <w:t>它沒有回頭。最痛的，是來不及好好道別。官方劇照 © 出品方，低分辨率，僅作評論配圖</w:t>
+      </w:r>
+    </w:p>
+    <w:p>
       <w:r>
         <w:rPr>
           <w:b w:val="0"/>
@@ -1123,6 +1948,61 @@
       </w:r>
     </w:p>
     <w:p>
+      <w:pPr>
+        <w:ind w:firstLine="0"/>
+        <w:jc w:val="center"/>
+      </w:pPr>
+      <w:r>
+        <w:drawing>
+          <wp:inline xmlns:a="http://schemas.openxmlformats.org/drawingml/2006/main" xmlns:pic="http://schemas.openxmlformats.org/drawingml/2006/picture">
+            <wp:extent cx="3840480" cy="5840572"/>
+            <wp:docPr id="16" name="Picture 16"/>
+            <wp:cNvGraphicFramePr>
+              <a:graphicFrameLocks noChangeAspect="1"/>
+            </wp:cNvGraphicFramePr>
+            <a:graphic>
+              <a:graphicData uri="http://schemas.openxmlformats.org/drawingml/2006/picture">
+                <pic:pic>
+                  <pic:nvPicPr>
+                    <pic:cNvPr id="0" name="image.jpg"/>
+                    <pic:cNvPicPr/>
+                  </pic:nvPicPr>
+                  <pic:blipFill>
+                    <a:blip r:embed="rId24"/>
+                    <a:stretch>
+                      <a:fillRect/>
+                    </a:stretch>
+                  </pic:blipFill>
+                  <pic:spPr>
+                    <a:xfrm>
+                      <a:off x="0" y="0"/>
+                      <a:ext cx="3840480" cy="5840572"/>
+                    </a:xfrm>
+                    <a:prstGeom prst="rect"/>
+                  </pic:spPr>
+                </pic:pic>
+              </a:graphicData>
+            </a:graphic>
+          </wp:inline>
+        </w:drawing>
+      </w:r>
+    </w:p>
+    <w:p>
+      <w:pPr>
+        <w:ind w:firstLine="0"/>
+        <w:jc w:val="center"/>
+      </w:pPr>
+      <w:r>
+        <w:rPr>
+          <w:b w:val="0"/>
+          <w:i/>
+          <w:color w:val="5A5040"/>
+          <w:sz w:val="18"/>
+        </w:rPr>
+        <w:t>長椅上的講述者：拿到哪顆，吃哪顆，不跟盒子討價還價。官方劇照 © Paramount Pictures，低分辨率，僅作評論配圖</w:t>
+      </w:r>
+    </w:p>
+    <w:p>
       <w:r>
         <w:rPr>
           <w:b w:val="0"/>
@@ -1141,6 +2021,61 @@
       </w:r>
     </w:p>
     <w:p>
+      <w:pPr>
+        <w:ind w:firstLine="0"/>
+        <w:jc w:val="center"/>
+      </w:pPr>
+      <w:r>
+        <w:drawing>
+          <wp:inline xmlns:a="http://schemas.openxmlformats.org/drawingml/2006/main" xmlns:pic="http://schemas.openxmlformats.org/drawingml/2006/picture">
+            <wp:extent cx="3840480" cy="2509114"/>
+            <wp:docPr id="17" name="Picture 17"/>
+            <wp:cNvGraphicFramePr>
+              <a:graphicFrameLocks noChangeAspect="1"/>
+            </wp:cNvGraphicFramePr>
+            <a:graphic>
+              <a:graphicData uri="http://schemas.openxmlformats.org/drawingml/2006/picture">
+                <pic:pic>
+                  <pic:nvPicPr>
+                    <pic:cNvPr id="0" name="image.jpg"/>
+                    <pic:cNvPicPr/>
+                  </pic:nvPicPr>
+                  <pic:blipFill>
+                    <a:blip r:embed="rId25"/>
+                    <a:stretch>
+                      <a:fillRect/>
+                    </a:stretch>
+                  </pic:blipFill>
+                  <pic:spPr>
+                    <a:xfrm>
+                      <a:off x="0" y="0"/>
+                      <a:ext cx="3840480" cy="2509114"/>
+                    </a:xfrm>
+                    <a:prstGeom prst="rect"/>
+                  </pic:spPr>
+                </pic:pic>
+              </a:graphicData>
+            </a:graphic>
+          </wp:inline>
+        </w:drawing>
+      </w:r>
+    </w:p>
+    <w:p>
+      <w:pPr>
+        <w:ind w:firstLine="0"/>
+        <w:jc w:val="center"/>
+      </w:pPr>
+      <w:r>
+        <w:rPr>
+          <w:b w:val="0"/>
+          <w:i/>
+          <w:color w:val="5A5040"/>
+          <w:sz w:val="18"/>
+        </w:rPr>
+        <w:t>校車上的初遇。孩子們一個個說"這兒有人了"，只有珍妮說：你可以坐這兒。官方劇照 © 出品方，低分辨率，僅作評論配圖</w:t>
+      </w:r>
+    </w:p>
+    <w:p>
       <w:r>
         <w:rPr>
           <w:b w:val="0"/>
@@ -1159,6 +2094,61 @@
       </w:r>
     </w:p>
     <w:p>
+      <w:pPr>
+        <w:ind w:firstLine="0"/>
+        <w:jc w:val="center"/>
+      </w:pPr>
+      <w:r>
+        <w:drawing>
+          <wp:inline xmlns:a="http://schemas.openxmlformats.org/drawingml/2006/main" xmlns:pic="http://schemas.openxmlformats.org/drawingml/2006/picture">
+            <wp:extent cx="3840480" cy="2528316"/>
+            <wp:docPr id="18" name="Picture 18"/>
+            <wp:cNvGraphicFramePr>
+              <a:graphicFrameLocks noChangeAspect="1"/>
+            </wp:cNvGraphicFramePr>
+            <a:graphic>
+              <a:graphicData uri="http://schemas.openxmlformats.org/drawingml/2006/picture">
+                <pic:pic>
+                  <pic:nvPicPr>
+                    <pic:cNvPr id="0" name="image.jpg"/>
+                    <pic:cNvPicPr/>
+                  </pic:nvPicPr>
+                  <pic:blipFill>
+                    <a:blip r:embed="rId26"/>
+                    <a:stretch>
+                      <a:fillRect/>
+                    </a:stretch>
+                  </pic:blipFill>
+                  <pic:spPr>
+                    <a:xfrm>
+                      <a:off x="0" y="0"/>
+                      <a:ext cx="3840480" cy="2528316"/>
+                    </a:xfrm>
+                    <a:prstGeom prst="rect"/>
+                  </pic:spPr>
+                </pic:pic>
+              </a:graphicData>
+            </a:graphic>
+          </wp:inline>
+        </w:drawing>
+      </w:r>
+    </w:p>
+    <w:p>
+      <w:pPr>
+        <w:ind w:firstLine="0"/>
+        <w:jc w:val="center"/>
+      </w:pPr>
+      <w:r>
+        <w:rPr>
+          <w:b w:val="0"/>
+          <w:i/>
+          <w:color w:val="5A5040"/>
+          <w:sz w:val="18"/>
+        </w:rPr>
+        <w:t>他把不想被救的人也背出了火線。官方劇照 © 出品方，低分辨率，僅作評論配圖</w:t>
+      </w:r>
+    </w:p>
+    <w:p>
       <w:r>
         <w:rPr>
           <w:b w:val="0"/>
@@ -1168,6 +2158,61 @@
       </w:r>
     </w:p>
     <w:p>
+      <w:pPr>
+        <w:ind w:firstLine="0"/>
+        <w:jc w:val="center"/>
+      </w:pPr>
+      <w:r>
+        <w:drawing>
+          <wp:inline xmlns:a="http://schemas.openxmlformats.org/drawingml/2006/main" xmlns:pic="http://schemas.openxmlformats.org/drawingml/2006/picture">
+            <wp:extent cx="3840480" cy="2163470"/>
+            <wp:docPr id="19" name="Picture 19"/>
+            <wp:cNvGraphicFramePr>
+              <a:graphicFrameLocks noChangeAspect="1"/>
+            </wp:cNvGraphicFramePr>
+            <a:graphic>
+              <a:graphicData uri="http://schemas.openxmlformats.org/drawingml/2006/picture">
+                <pic:pic>
+                  <pic:nvPicPr>
+                    <pic:cNvPr id="0" name="image.jpg"/>
+                    <pic:cNvPicPr/>
+                  </pic:nvPicPr>
+                  <pic:blipFill>
+                    <a:blip r:embed="rId27"/>
+                    <a:stretch>
+                      <a:fillRect/>
+                    </a:stretch>
+                  </pic:blipFill>
+                  <pic:spPr>
+                    <a:xfrm>
+                      <a:off x="0" y="0"/>
+                      <a:ext cx="3840480" cy="2163470"/>
+                    </a:xfrm>
+                    <a:prstGeom prst="rect"/>
+                  </pic:spPr>
+                </pic:pic>
+              </a:graphicData>
+            </a:graphic>
+          </wp:inline>
+        </w:drawing>
+      </w:r>
+    </w:p>
+    <w:p>
+      <w:pPr>
+        <w:ind w:firstLine="0"/>
+        <w:jc w:val="center"/>
+      </w:pPr>
+      <w:r>
+        <w:rPr>
+          <w:b w:val="0"/>
+          <w:i/>
+          <w:color w:val="5A5040"/>
+          <w:sz w:val="18"/>
+        </w:rPr>
+        <w:t>桅杆。咒罵是倒過來的禱告——向天揮拳的人，至少承認了天上有一位可以揮拳的對象。官方劇照 © 出品方，低分辨率，僅作評論配圖</w:t>
+      </w:r>
+    </w:p>
+    <w:p>
       <w:r>
         <w:rPr>
           <w:b w:val="0"/>
@@ -1183,6 +2228,61 @@
           <w:i w:val="0"/>
         </w:rPr>
         <w:t>圍著這三個人，電影擺了一圈小小的群像。布巴，那個上嘴唇厚厚的黑人青年，在軍車上把座位讓給阿甘——多年前的校車上，孩子們一個個說"這兒有人了"，只有珍妮說過同樣的話——然後用整個越南的雨季向他背誦蝦的一百種做法：烤蝦、煮蝦、檸檬蝦、蝦濃湯。他死在河邊，最後只說想回家。阿甘替他回了家：捕蝦公司賺錢後，他把說好的一半送到布巴家，布巴的媽媽當場昏了過去——她家幾代女人都在白人的餐桌旁端蝦，從那以後，輪到別人給她端了。一句孩子氣的承諾，翻轉了一個家族的座次。還有丹中尉婚禮上帶來的未婚妻蘇珊，和他那雙鈦合金的"魔腿"——他站著走進阿甘的院子，這個曾經咒罵神不讓他死的人，如今用假腿站在別人的婚禮上。還有小福雷斯特。珍妮把孩子引到阿甘面前時，阿甘問出他一生唯一一次帶著懼怕的問題："他聰明嗎？還是……"他為自己的智商從沒有低過頭，卻怕它落在兒子身上。珍妮說，他非常聰明。那一刻湯姆·漢克斯的臉上，驚惶與狂喜擠在一起，是全片最疼的一秒。</w:t>
+      </w:r>
+    </w:p>
+    <w:p>
+      <w:pPr>
+        <w:ind w:firstLine="0"/>
+        <w:jc w:val="center"/>
+      </w:pPr>
+      <w:r>
+        <w:drawing>
+          <wp:inline xmlns:a="http://schemas.openxmlformats.org/drawingml/2006/main" xmlns:pic="http://schemas.openxmlformats.org/drawingml/2006/picture">
+            <wp:extent cx="3840480" cy="2598325"/>
+            <wp:docPr id="20" name="Picture 20"/>
+            <wp:cNvGraphicFramePr>
+              <a:graphicFrameLocks noChangeAspect="1"/>
+            </wp:cNvGraphicFramePr>
+            <a:graphic>
+              <a:graphicData uri="http://schemas.openxmlformats.org/drawingml/2006/picture">
+                <pic:pic>
+                  <pic:nvPicPr>
+                    <pic:cNvPr id="0" name="image.jpg"/>
+                    <pic:cNvPicPr/>
+                  </pic:nvPicPr>
+                  <pic:blipFill>
+                    <a:blip r:embed="rId28"/>
+                    <a:stretch>
+                      <a:fillRect/>
+                    </a:stretch>
+                  </pic:blipFill>
+                  <pic:spPr>
+                    <a:xfrm>
+                      <a:off x="0" y="0"/>
+                      <a:ext cx="3840480" cy="2598325"/>
+                    </a:xfrm>
+                    <a:prstGeom prst="rect"/>
+                  </pic:spPr>
+                </pic:pic>
+              </a:graphicData>
+            </a:graphic>
+          </wp:inline>
+        </w:drawing>
+      </w:r>
+    </w:p>
+    <w:p>
+      <w:pPr>
+        <w:ind w:firstLine="0"/>
+        <w:jc w:val="center"/>
+      </w:pPr>
+      <w:r>
+        <w:rPr>
+          <w:b w:val="0"/>
+          <w:i/>
+          <w:color w:val="5A5040"/>
+          <w:sz w:val="18"/>
+        </w:rPr>
+        <w:t>一群人跟在他身後奔跑，像跟著一位不開口的先知。官方劇照 © 出品方，低分辨率，僅作評論配圖</w:t>
       </w:r>
     </w:p>
     <w:p>
@@ -1297,6 +2397,61 @@
       </w:r>
     </w:p>
     <w:p>
+      <w:pPr>
+        <w:ind w:firstLine="0"/>
+        <w:jc w:val="center"/>
+      </w:pPr>
+      <w:r>
+        <w:drawing>
+          <wp:inline xmlns:a="http://schemas.openxmlformats.org/drawingml/2006/main" xmlns:pic="http://schemas.openxmlformats.org/drawingml/2006/picture">
+            <wp:extent cx="3840480" cy="2538317"/>
+            <wp:docPr id="21" name="Picture 21"/>
+            <wp:cNvGraphicFramePr>
+              <a:graphicFrameLocks noChangeAspect="1"/>
+            </wp:cNvGraphicFramePr>
+            <a:graphic>
+              <a:graphicData uri="http://schemas.openxmlformats.org/drawingml/2006/picture">
+                <pic:pic>
+                  <pic:nvPicPr>
+                    <pic:cNvPr id="0" name="image.jpg"/>
+                    <pic:cNvPicPr/>
+                  </pic:nvPicPr>
+                  <pic:blipFill>
+                    <a:blip r:embed="rId29"/>
+                    <a:stretch>
+                      <a:fillRect/>
+                    </a:stretch>
+                  </pic:blipFill>
+                  <pic:spPr>
+                    <a:xfrm>
+                      <a:off x="0" y="0"/>
+                      <a:ext cx="3840480" cy="2538317"/>
+                    </a:xfrm>
+                    <a:prstGeom prst="rect"/>
+                  </pic:spPr>
+                </pic:pic>
+              </a:graphicData>
+            </a:graphic>
+          </wp:inline>
+        </w:drawing>
+      </w:r>
+    </w:p>
+    <w:p>
+      <w:pPr>
+        <w:ind w:firstLine="0"/>
+        <w:jc w:val="center"/>
+      </w:pPr>
+      <w:r>
+        <w:rPr>
+          <w:b w:val="0"/>
+          <w:i/>
+          <w:color w:val="5A5040"/>
+          <w:sz w:val="18"/>
+        </w:rPr>
+        <w:t>諾頓與他的聖經：他只相信兩樣東西，紀律和這本書。官方劇照 © Castle Rock Entertainment / Columbia Pictures，低分辨率，僅作評論配圖</w:t>
+      </w:r>
+    </w:p>
+    <w:p>
       <w:r>
         <w:rPr>
           <w:b w:val="0"/>
@@ -1306,6 +2461,61 @@
       </w:r>
     </w:p>
     <w:p>
+      <w:pPr>
+        <w:ind w:firstLine="0"/>
+        <w:jc w:val="center"/>
+      </w:pPr>
+      <w:r>
+        <w:drawing>
+          <wp:inline xmlns:a="http://schemas.openxmlformats.org/drawingml/2006/main" xmlns:pic="http://schemas.openxmlformats.org/drawingml/2006/picture">
+            <wp:extent cx="3840480" cy="2448306"/>
+            <wp:docPr id="22" name="Picture 22"/>
+            <wp:cNvGraphicFramePr>
+              <a:graphicFrameLocks noChangeAspect="1"/>
+            </wp:cNvGraphicFramePr>
+            <a:graphic>
+              <a:graphicData uri="http://schemas.openxmlformats.org/drawingml/2006/picture">
+                <pic:pic>
+                  <pic:nvPicPr>
+                    <pic:cNvPr id="0" name="image.jpg"/>
+                    <pic:cNvPicPr/>
+                  </pic:nvPicPr>
+                  <pic:blipFill>
+                    <a:blip r:embed="rId30"/>
+                    <a:stretch>
+                      <a:fillRect/>
+                    </a:stretch>
+                  </pic:blipFill>
+                  <pic:spPr>
+                    <a:xfrm>
+                      <a:off x="0" y="0"/>
+                      <a:ext cx="3840480" cy="2448306"/>
+                    </a:xfrm>
+                    <a:prstGeom prst="rect"/>
+                  </pic:spPr>
+                </pic:pic>
+              </a:graphicData>
+            </a:graphic>
+          </wp:inline>
+        </w:drawing>
+      </w:r>
+    </w:p>
+    <w:p>
+      <w:pPr>
+        <w:ind w:firstLine="0"/>
+        <w:jc w:val="center"/>
+      </w:pPr>
+      <w:r>
+        <w:rPr>
+          <w:b w:val="0"/>
+          <w:i/>
+          <w:color w:val="5A5040"/>
+          <w:sz w:val="18"/>
+        </w:rPr>
+        <w:t>湯米：進出管教所長大、想考個文憑的年輕賊。他帶來的證詞足以翻案。官方劇照 © 出品方，低分辨率，僅作評論配圖</w:t>
+      </w:r>
+    </w:p>
+    <w:p>
       <w:r>
         <w:rPr>
           <w:b w:val="0"/>
@@ -1324,6 +2534,61 @@
       </w:r>
     </w:p>
     <w:p>
+      <w:pPr>
+        <w:ind w:firstLine="0"/>
+        <w:jc w:val="center"/>
+      </w:pPr>
+      <w:r>
+        <w:drawing>
+          <wp:inline xmlns:a="http://schemas.openxmlformats.org/drawingml/2006/main" xmlns:pic="http://schemas.openxmlformats.org/drawingml/2006/picture">
+            <wp:extent cx="3840480" cy="2160270"/>
+            <wp:docPr id="23" name="Picture 23"/>
+            <wp:cNvGraphicFramePr>
+              <a:graphicFrameLocks noChangeAspect="1"/>
+            </wp:cNvGraphicFramePr>
+            <a:graphic>
+              <a:graphicData uri="http://schemas.openxmlformats.org/drawingml/2006/picture">
+                <pic:pic>
+                  <pic:nvPicPr>
+                    <pic:cNvPr id="0" name="image.jpg"/>
+                    <pic:cNvPicPr/>
+                  </pic:nvPicPr>
+                  <pic:blipFill>
+                    <a:blip r:embed="rId31"/>
+                    <a:stretch>
+                      <a:fillRect/>
+                    </a:stretch>
+                  </pic:blipFill>
+                  <pic:spPr>
+                    <a:xfrm>
+                      <a:off x="0" y="0"/>
+                      <a:ext cx="3840480" cy="2160270"/>
+                    </a:xfrm>
+                    <a:prstGeom prst="rect"/>
+                  </pic:spPr>
+                </pic:pic>
+              </a:graphicData>
+            </a:graphic>
+          </wp:inline>
+        </w:drawing>
+      </w:r>
+    </w:p>
+    <w:p>
+      <w:pPr>
+        <w:ind w:firstLine="0"/>
+        <w:jc w:val="center"/>
+      </w:pPr>
+      <w:r>
+        <w:rPr>
+          <w:b w:val="0"/>
+          <w:i/>
+          <w:color w:val="5A5040"/>
+          <w:sz w:val="18"/>
+        </w:rPr>
+        <w:t>安迪爬出五百碼的汙水管道，在閃電下張開雙臂——"這是電影史上最像洗禮的鏡頭"。劇照 © Castle Rock Entertainment / Columbia Pictures，低分辨率，僅作評論配圖</w:t>
+      </w:r>
+    </w:p>
+    <w:p>
       <w:r>
         <w:rPr>
           <w:b w:val="0"/>
@@ -1342,6 +2607,61 @@
       </w:r>
     </w:p>
     <w:p>
+      <w:pPr>
+        <w:ind w:firstLine="0"/>
+        <w:jc w:val="center"/>
+      </w:pPr>
+      <w:r>
+        <w:drawing>
+          <wp:inline xmlns:a="http://schemas.openxmlformats.org/drawingml/2006/main" xmlns:pic="http://schemas.openxmlformats.org/drawingml/2006/picture">
+            <wp:extent cx="3840480" cy="5706713"/>
+            <wp:docPr id="24" name="Picture 24"/>
+            <wp:cNvGraphicFramePr>
+              <a:graphicFrameLocks noChangeAspect="1"/>
+            </wp:cNvGraphicFramePr>
+            <a:graphic>
+              <a:graphicData uri="http://schemas.openxmlformats.org/drawingml/2006/picture">
+                <pic:pic>
+                  <pic:nvPicPr>
+                    <pic:cNvPr id="0" name="image.jpg"/>
+                    <pic:cNvPicPr/>
+                  </pic:nvPicPr>
+                  <pic:blipFill>
+                    <a:blip r:embed="rId32"/>
+                    <a:stretch>
+                      <a:fillRect/>
+                    </a:stretch>
+                  </pic:blipFill>
+                  <pic:spPr>
+                    <a:xfrm>
+                      <a:off x="0" y="0"/>
+                      <a:ext cx="3840480" cy="5706713"/>
+                    </a:xfrm>
+                    <a:prstGeom prst="rect"/>
+                  </pic:spPr>
+                </pic:pic>
+              </a:graphicData>
+            </a:graphic>
+          </wp:inline>
+        </w:drawing>
+      </w:r>
+    </w:p>
+    <w:p>
+      <w:pPr>
+        <w:ind w:firstLine="0"/>
+        <w:jc w:val="center"/>
+      </w:pPr>
+      <w:r>
+        <w:rPr>
+          <w:b w:val="0"/>
+          <w:i/>
+          <w:color w:val="5A5040"/>
+          <w:sz w:val="18"/>
+        </w:rPr>
+        <w:t>牆洞被發現的早晨。安迪的救贖是一件手工製品，從頭到尾是第一人稱單數的動詞。官方劇照 © 出品方，低分辨率，僅作評論配圖</w:t>
+      </w:r>
+    </w:p>
+    <w:p>
       <w:r>
         <w:rPr>
           <w:b w:val="0"/>
@@ -1351,6 +2671,61 @@
       </w:r>
     </w:p>
     <w:p>
+      <w:pPr>
+        <w:ind w:firstLine="0"/>
+        <w:jc w:val="center"/>
+      </w:pPr>
+      <w:r>
+        <w:drawing>
+          <wp:inline xmlns:a="http://schemas.openxmlformats.org/drawingml/2006/main" xmlns:pic="http://schemas.openxmlformats.org/drawingml/2006/picture">
+            <wp:extent cx="3840480" cy="5817532"/>
+            <wp:docPr id="25" name="Picture 25"/>
+            <wp:cNvGraphicFramePr>
+              <a:graphicFrameLocks noChangeAspect="1"/>
+            </wp:cNvGraphicFramePr>
+            <a:graphic>
+              <a:graphicData uri="http://schemas.openxmlformats.org/drawingml/2006/picture">
+                <pic:pic>
+                  <pic:nvPicPr>
+                    <pic:cNvPr id="0" name="image.jpg"/>
+                    <pic:cNvPicPr/>
+                  </pic:nvPicPr>
+                  <pic:blipFill>
+                    <a:blip r:embed="rId33"/>
+                    <a:stretch>
+                      <a:fillRect/>
+                    </a:stretch>
+                  </pic:blipFill>
+                  <pic:spPr>
+                    <a:xfrm>
+                      <a:off x="0" y="0"/>
+                      <a:ext cx="3840480" cy="5817532"/>
+                    </a:xfrm>
+                    <a:prstGeom prst="rect"/>
+                  </pic:spPr>
+                </pic:pic>
+              </a:graphicData>
+            </a:graphic>
+          </wp:inline>
+        </w:drawing>
+      </w:r>
+    </w:p>
+    <w:p>
+      <w:pPr>
+        <w:ind w:firstLine="0"/>
+        <w:jc w:val="center"/>
+      </w:pPr>
+      <w:r>
+        <w:rPr>
+          <w:b w:val="0"/>
+          <w:i/>
+          <w:color w:val="5A5040"/>
+          <w:sz w:val="18"/>
+        </w:rPr>
+        <w:t>瑞德：不能自救的人。救他的是牆外來的一個應許。官方劇照 © 出品方，低分辨率，僅作評論配圖</w:t>
+      </w:r>
+    </w:p>
+    <w:p>
       <w:r>
         <w:rPr>
           <w:b w:val="0"/>
@@ -1405,6 +2780,61 @@
       </w:r>
     </w:p>
     <w:p>
+      <w:pPr>
+        <w:ind w:firstLine="0"/>
+        <w:jc w:val="center"/>
+      </w:pPr>
+      <w:r>
+        <w:drawing>
+          <wp:inline xmlns:a="http://schemas.openxmlformats.org/drawingml/2006/main" xmlns:pic="http://schemas.openxmlformats.org/drawingml/2006/picture">
+            <wp:extent cx="3840480" cy="2649931"/>
+            <wp:docPr id="26" name="Picture 26"/>
+            <wp:cNvGraphicFramePr>
+              <a:graphicFrameLocks noChangeAspect="1"/>
+            </wp:cNvGraphicFramePr>
+            <a:graphic>
+              <a:graphicData uri="http://schemas.openxmlformats.org/drawingml/2006/picture">
+                <pic:pic>
+                  <pic:nvPicPr>
+                    <pic:cNvPr id="0" name="image.jpg"/>
+                    <pic:cNvPicPr/>
+                  </pic:nvPicPr>
+                  <pic:blipFill>
+                    <a:blip r:embed="rId34"/>
+                    <a:stretch>
+                      <a:fillRect/>
+                    </a:stretch>
+                  </pic:blipFill>
+                  <pic:spPr>
+                    <a:xfrm>
+                      <a:off x="0" y="0"/>
+                      <a:ext cx="3840480" cy="2649931"/>
+                    </a:xfrm>
+                    <a:prstGeom prst="rect"/>
+                  </pic:spPr>
+                </pic:pic>
+              </a:graphicData>
+            </a:graphic>
+          </wp:inline>
+        </w:drawing>
+      </w:r>
+    </w:p>
+    <w:p>
+      <w:pPr>
+        <w:ind w:firstLine="0"/>
+        <w:jc w:val="center"/>
+      </w:pPr>
+      <w:r>
+        <w:rPr>
+          <w:b w:val="0"/>
+          <w:i/>
+          <w:color w:val="5A5040"/>
+          <w:sz w:val="18"/>
+        </w:rPr>
+        <w:t>審訊室：一個把訊問做成手藝、把手藝做成信仰的人。官方劇照 © Wiedemann &amp; Berg / Sony Pictures Classics，低分辨率，僅作評論配圖</w:t>
+      </w:r>
+    </w:p>
+    <w:p>
       <w:r>
         <w:rPr>
           <w:b w:val="0"/>
@@ -1414,6 +2844,61 @@
       </w:r>
     </w:p>
     <w:p>
+      <w:pPr>
+        <w:ind w:firstLine="0"/>
+        <w:jc w:val="center"/>
+      </w:pPr>
+      <w:r>
+        <w:drawing>
+          <wp:inline xmlns:a="http://schemas.openxmlformats.org/drawingml/2006/main" xmlns:pic="http://schemas.openxmlformats.org/drawingml/2006/picture">
+            <wp:extent cx="3840480" cy="2547518"/>
+            <wp:docPr id="27" name="Picture 27"/>
+            <wp:cNvGraphicFramePr>
+              <a:graphicFrameLocks noChangeAspect="1"/>
+            </wp:cNvGraphicFramePr>
+            <a:graphic>
+              <a:graphicData uri="http://schemas.openxmlformats.org/drawingml/2006/picture">
+                <pic:pic>
+                  <pic:nvPicPr>
+                    <pic:cNvPr id="0" name="image.jpg"/>
+                    <pic:cNvPicPr/>
+                  </pic:nvPicPr>
+                  <pic:blipFill>
+                    <a:blip r:embed="rId35"/>
+                    <a:stretch>
+                      <a:fillRect/>
+                    </a:stretch>
+                  </pic:blipFill>
+                  <pic:spPr>
+                    <a:xfrm>
+                      <a:off x="0" y="0"/>
+                      <a:ext cx="3840480" cy="2547518"/>
+                    </a:xfrm>
+                    <a:prstGeom prst="rect"/>
+                  </pic:spPr>
+                </pic:pic>
+              </a:graphicData>
+            </a:graphic>
+          </wp:inline>
+        </w:drawing>
+      </w:r>
+    </w:p>
+    <w:p>
+      <w:pPr>
+        <w:ind w:firstLine="0"/>
+        <w:jc w:val="center"/>
+      </w:pPr>
+      <w:r>
+        <w:rPr>
+          <w:b w:val="0"/>
+          <w:i/>
+          <w:color w:val="5A5040"/>
+          <w:sz w:val="18"/>
+        </w:rPr>
+        <w:t>閣樓上的聽者。他竊聽的本是敵情，聽到的卻是生活。官方劇照 © 出品方，低分辨率，僅作評論配圖</w:t>
+      </w:r>
+    </w:p>
+    <w:p>
       <w:r>
         <w:rPr>
           <w:b w:val="0"/>
@@ -1423,6 +2908,61 @@
       </w:r>
     </w:p>
     <w:p>
+      <w:pPr>
+        <w:ind w:firstLine="0"/>
+        <w:jc w:val="center"/>
+      </w:pPr>
+      <w:r>
+        <w:drawing>
+          <wp:inline xmlns:a="http://schemas.openxmlformats.org/drawingml/2006/main" xmlns:pic="http://schemas.openxmlformats.org/drawingml/2006/picture">
+            <wp:extent cx="3840480" cy="2509114"/>
+            <wp:docPr id="28" name="Picture 28"/>
+            <wp:cNvGraphicFramePr>
+              <a:graphicFrameLocks noChangeAspect="1"/>
+            </wp:cNvGraphicFramePr>
+            <a:graphic>
+              <a:graphicData uri="http://schemas.openxmlformats.org/drawingml/2006/picture">
+                <pic:pic>
+                  <pic:nvPicPr>
+                    <pic:cNvPr id="0" name="image.jpg"/>
+                    <pic:cNvPicPr/>
+                  </pic:nvPicPr>
+                  <pic:blipFill>
+                    <a:blip r:embed="rId36"/>
+                    <a:stretch>
+                      <a:fillRect/>
+                    </a:stretch>
+                  </pic:blipFill>
+                  <pic:spPr>
+                    <a:xfrm>
+                      <a:off x="0" y="0"/>
+                      <a:ext cx="3840480" cy="2509114"/>
+                    </a:xfrm>
+                    <a:prstGeom prst="rect"/>
+                  </pic:spPr>
+                </pic:pic>
+              </a:graphicData>
+            </a:graphic>
+          </wp:inline>
+        </w:drawing>
+      </w:r>
+    </w:p>
+    <w:p>
+      <w:pPr>
+        <w:ind w:firstLine="0"/>
+        <w:jc w:val="center"/>
+      </w:pPr>
+      <w:r>
+        <w:rPr>
+          <w:b w:val="0"/>
+          <w:i/>
+          <w:color w:val="5A5040"/>
+          <w:sz w:val="18"/>
+        </w:rPr>
+        <w:t>《好人奏鳴曲》：一份等不到舞臺的禮物。官方劇照 © 出品方，低分辨率，僅作評論配圖</w:t>
+      </w:r>
+    </w:p>
+    <w:p>
       <w:r>
         <w:rPr>
           <w:b w:val="0"/>
@@ -1441,6 +2981,61 @@
       </w:r>
     </w:p>
     <w:p>
+      <w:pPr>
+        <w:ind w:firstLine="0"/>
+        <w:jc w:val="center"/>
+      </w:pPr>
+      <w:r>
+        <w:drawing>
+          <wp:inline xmlns:a="http://schemas.openxmlformats.org/drawingml/2006/main" xmlns:pic="http://schemas.openxmlformats.org/drawingml/2006/picture">
+            <wp:extent cx="3840480" cy="1542593"/>
+            <wp:docPr id="29" name="Picture 29"/>
+            <wp:cNvGraphicFramePr>
+              <a:graphicFrameLocks noChangeAspect="1"/>
+            </wp:cNvGraphicFramePr>
+            <a:graphic>
+              <a:graphicData uri="http://schemas.openxmlformats.org/drawingml/2006/picture">
+                <pic:pic>
+                  <pic:nvPicPr>
+                    <pic:cNvPr id="0" name="image.jpg"/>
+                    <pic:cNvPicPr/>
+                  </pic:nvPicPr>
+                  <pic:blipFill>
+                    <a:blip r:embed="rId37"/>
+                    <a:stretch>
+                      <a:fillRect/>
+                    </a:stretch>
+                  </pic:blipFill>
+                  <pic:spPr>
+                    <a:xfrm>
+                      <a:off x="0" y="0"/>
+                      <a:ext cx="3840480" cy="1542593"/>
+                    </a:xfrm>
+                    <a:prstGeom prst="rect"/>
+                  </pic:spPr>
+                </pic:pic>
+              </a:graphicData>
+            </a:graphic>
+          </wp:inline>
+        </w:drawing>
+      </w:r>
+    </w:p>
+    <w:p>
+      <w:pPr>
+        <w:ind w:firstLine="0"/>
+        <w:jc w:val="center"/>
+      </w:pPr>
+      <w:r>
+        <w:rPr>
+          <w:b w:val="0"/>
+          <w:i/>
+          <w:color w:val="5A5040"/>
+          <w:sz w:val="18"/>
+        </w:rPr>
+        <w:t>酒館一幕："我是您的觀眾。"監聽者走下閣樓，只為把一個快要碎掉的人扶正一寸。官方劇照 © 出品方，低分辨率，僅作評論配圖</w:t>
+      </w:r>
+    </w:p>
+    <w:p>
       <w:r>
         <w:rPr>
           <w:b w:val="0"/>
@@ -1459,6 +3054,61 @@
       </w:r>
     </w:p>
     <w:p>
+      <w:pPr>
+        <w:ind w:firstLine="0"/>
+        <w:jc w:val="center"/>
+      </w:pPr>
+      <w:r>
+        <w:drawing>
+          <wp:inline xmlns:a="http://schemas.openxmlformats.org/drawingml/2006/main" xmlns:pic="http://schemas.openxmlformats.org/drawingml/2006/picture">
+            <wp:extent cx="3840480" cy="2534717"/>
+            <wp:docPr id="30" name="Picture 30"/>
+            <wp:cNvGraphicFramePr>
+              <a:graphicFrameLocks noChangeAspect="1"/>
+            </wp:cNvGraphicFramePr>
+            <a:graphic>
+              <a:graphicData uri="http://schemas.openxmlformats.org/drawingml/2006/picture">
+                <pic:pic>
+                  <pic:nvPicPr>
+                    <pic:cNvPr id="0" name="image.jpg"/>
+                    <pic:cNvPicPr/>
+                  </pic:nvPicPr>
+                  <pic:blipFill>
+                    <a:blip r:embed="rId38"/>
+                    <a:stretch>
+                      <a:fillRect/>
+                    </a:stretch>
+                  </pic:blipFill>
+                  <pic:spPr>
+                    <a:xfrm>
+                      <a:off x="0" y="0"/>
+                      <a:ext cx="3840480" cy="2534717"/>
+                    </a:xfrm>
+                    <a:prstGeom prst="rect"/>
+                  </pic:spPr>
+                </pic:pic>
+              </a:graphicData>
+            </a:graphic>
+          </wp:inline>
+        </w:drawing>
+      </w:r>
+    </w:p>
+    <w:p>
+      <w:pPr>
+        <w:ind w:firstLine="0"/>
+        <w:jc w:val="center"/>
+      </w:pPr>
+      <w:r>
+        <w:rPr>
+          <w:b w:val="0"/>
+          <w:i/>
+          <w:color w:val="5A5040"/>
+          <w:sz w:val="18"/>
+        </w:rPr>
+        <w:t>統一之後：送信的人。暗中的善沒有觀眾，這正是它的貴重之處。官方劇照 © 出品方，低分辨率，僅作評論配圖</w:t>
+      </w:r>
+    </w:p>
+    <w:p>
       <w:r>
         <w:rPr>
           <w:b w:val="0"/>
@@ -1513,6 +3163,61 @@
       </w:r>
     </w:p>
     <w:p>
+      <w:pPr>
+        <w:ind w:firstLine="0"/>
+        <w:jc w:val="center"/>
+      </w:pPr>
+      <w:r>
+        <w:drawing>
+          <wp:inline xmlns:a="http://schemas.openxmlformats.org/drawingml/2006/main" xmlns:pic="http://schemas.openxmlformats.org/drawingml/2006/picture">
+            <wp:extent cx="3840480" cy="2496312"/>
+            <wp:docPr id="31" name="Picture 31"/>
+            <wp:cNvGraphicFramePr>
+              <a:graphicFrameLocks noChangeAspect="1"/>
+            </wp:cNvGraphicFramePr>
+            <a:graphic>
+              <a:graphicData uri="http://schemas.openxmlformats.org/drawingml/2006/picture">
+                <pic:pic>
+                  <pic:nvPicPr>
+                    <pic:cNvPr id="0" name="image.jpg"/>
+                    <pic:cNvPicPr/>
+                  </pic:nvPicPr>
+                  <pic:blipFill>
+                    <a:blip r:embed="rId39"/>
+                    <a:stretch>
+                      <a:fillRect/>
+                    </a:stretch>
+                  </pic:blipFill>
+                  <pic:spPr>
+                    <a:xfrm>
+                      <a:off x="0" y="0"/>
+                      <a:ext cx="3840480" cy="2496312"/>
+                    </a:xfrm>
+                    <a:prstGeom prst="rect"/>
+                  </pic:spPr>
+                </pic:pic>
+              </a:graphicData>
+            </a:graphic>
+          </wp:inline>
+        </w:drawing>
+      </w:r>
+    </w:p>
+    <w:p>
+      <w:pPr>
+        <w:ind w:firstLine="0"/>
+        <w:jc w:val="center"/>
+      </w:pPr>
+      <w:r>
+        <w:rPr>
+          <w:b w:val="0"/>
+          <w:i/>
+          <w:color w:val="5A5040"/>
+          <w:sz w:val="18"/>
+        </w:rPr>
+        <w:t>天上掉下來的燈，標籤上寫著"天狼星"。官方劇照 © Paramount Pictures，低分辨率，僅作評論配圖</w:t>
+      </w:r>
+    </w:p>
+    <w:p>
       <w:r>
         <w:rPr>
           <w:b w:val="0"/>
@@ -1531,6 +3236,61 @@
       </w:r>
     </w:p>
     <w:p>
+      <w:pPr>
+        <w:ind w:firstLine="0"/>
+        <w:jc w:val="center"/>
+      </w:pPr>
+      <w:r>
+        <w:drawing>
+          <wp:inline xmlns:a="http://schemas.openxmlformats.org/drawingml/2006/main" xmlns:pic="http://schemas.openxmlformats.org/drawingml/2006/picture">
+            <wp:extent cx="3840480" cy="5661207"/>
+            <wp:docPr id="32" name="Picture 32"/>
+            <wp:cNvGraphicFramePr>
+              <a:graphicFrameLocks noChangeAspect="1"/>
+            </wp:cNvGraphicFramePr>
+            <a:graphic>
+              <a:graphicData uri="http://schemas.openxmlformats.org/drawingml/2006/picture">
+                <pic:pic>
+                  <pic:nvPicPr>
+                    <pic:cNvPr id="0" name="image.jpg"/>
+                    <pic:cNvPicPr/>
+                  </pic:nvPicPr>
+                  <pic:blipFill>
+                    <a:blip r:embed="rId40"/>
+                    <a:stretch>
+                      <a:fillRect/>
+                    </a:stretch>
+                  </pic:blipFill>
+                  <pic:spPr>
+                    <a:xfrm>
+                      <a:off x="0" y="0"/>
+                      <a:ext cx="3840480" cy="5661207"/>
+                    </a:xfrm>
+                    <a:prstGeom prst="rect"/>
+                  </pic:spPr>
+                </pic:pic>
+              </a:graphicData>
+            </a:graphic>
+          </wp:inline>
+        </w:drawing>
+      </w:r>
+    </w:p>
+    <w:p>
+      <w:pPr>
+        <w:ind w:firstLine="0"/>
+        <w:jc w:val="center"/>
+      </w:pPr>
+      <w:r>
+        <w:rPr>
+          <w:b w:val="0"/>
+          <w:i/>
+          <w:color w:val="5A5040"/>
+          <w:sz w:val="18"/>
+        </w:rPr>
+        <w:t>希爾維亞：對真實的鄉愁是拼不完整的。官方劇照 © 出品方，低分辨率，僅作評論配圖</w:t>
+      </w:r>
+    </w:p>
+    <w:p>
       <w:r>
         <w:rPr>
           <w:b w:val="0"/>
@@ -1540,6 +3300,61 @@
       </w:r>
     </w:p>
     <w:p>
+      <w:pPr>
+        <w:ind w:firstLine="0"/>
+        <w:jc w:val="center"/>
+      </w:pPr>
+      <w:r>
+        <w:drawing>
+          <wp:inline xmlns:a="http://schemas.openxmlformats.org/drawingml/2006/main" xmlns:pic="http://schemas.openxmlformats.org/drawingml/2006/picture">
+            <wp:extent cx="3840480" cy="2616327"/>
+            <wp:docPr id="33" name="Picture 33"/>
+            <wp:cNvGraphicFramePr>
+              <a:graphicFrameLocks noChangeAspect="1"/>
+            </wp:cNvGraphicFramePr>
+            <a:graphic>
+              <a:graphicData uri="http://schemas.openxmlformats.org/drawingml/2006/picture">
+                <pic:pic>
+                  <pic:nvPicPr>
+                    <pic:cNvPr id="0" name="image.jpg"/>
+                    <pic:cNvPicPr/>
+                  </pic:nvPicPr>
+                  <pic:blipFill>
+                    <a:blip r:embed="rId41"/>
+                    <a:stretch>
+                      <a:fillRect/>
+                    </a:stretch>
+                  </pic:blipFill>
+                  <pic:spPr>
+                    <a:xfrm>
+                      <a:off x="0" y="0"/>
+                      <a:ext cx="3840480" cy="2616327"/>
+                    </a:xfrm>
+                    <a:prstGeom prst="rect"/>
+                  </pic:spPr>
+                </pic:pic>
+              </a:graphicData>
+            </a:graphic>
+          </wp:inline>
+        </w:drawing>
+      </w:r>
+    </w:p>
+    <w:p>
+      <w:pPr>
+        <w:ind w:firstLine="0"/>
+        <w:jc w:val="center"/>
+      </w:pPr>
+      <w:r>
+        <w:rPr>
+          <w:b w:val="0"/>
+          <w:i/>
+          <w:color w:val="5A5040"/>
+          <w:sz w:val="18"/>
+        </w:rPr>
+        <w:t>只下在一個人頭上的雨：一朵私人訂製的烏雲。官方劇照 © 出品方，低分辨率，僅作評論配圖</w:t>
+      </w:r>
+    </w:p>
+    <w:p>
       <w:r>
         <w:rPr>
           <w:b w:val="0"/>
@@ -1549,6 +3364,61 @@
       </w:r>
     </w:p>
     <w:p>
+      <w:pPr>
+        <w:ind w:firstLine="0"/>
+        <w:jc w:val="center"/>
+      </w:pPr>
+      <w:r>
+        <w:drawing>
+          <wp:inline xmlns:a="http://schemas.openxmlformats.org/drawingml/2006/main" xmlns:pic="http://schemas.openxmlformats.org/drawingml/2006/picture">
+            <wp:extent cx="3840480" cy="5749491"/>
+            <wp:docPr id="34" name="Picture 34"/>
+            <wp:cNvGraphicFramePr>
+              <a:graphicFrameLocks noChangeAspect="1"/>
+            </wp:cNvGraphicFramePr>
+            <a:graphic>
+              <a:graphicData uri="http://schemas.openxmlformats.org/drawingml/2006/picture">
+                <pic:pic>
+                  <pic:nvPicPr>
+                    <pic:cNvPr id="0" name="image.jpg"/>
+                    <pic:cNvPicPr/>
+                  </pic:nvPicPr>
+                  <pic:blipFill>
+                    <a:blip r:embed="rId42"/>
+                    <a:stretch>
+                      <a:fillRect/>
+                    </a:stretch>
+                  </pic:blipFill>
+                  <pic:spPr>
+                    <a:xfrm>
+                      <a:off x="0" y="0"/>
+                      <a:ext cx="3840480" cy="5749491"/>
+                    </a:xfrm>
+                    <a:prstGeom prst="rect"/>
+                  </pic:spPr>
+                </pic:pic>
+              </a:graphicData>
+            </a:graphic>
+          </wp:inline>
+        </w:drawing>
+      </w:r>
+    </w:p>
+    <w:p>
+      <w:pPr>
+        <w:ind w:firstLine="0"/>
+        <w:jc w:val="center"/>
+      </w:pPr>
+      <w:r>
+        <w:rPr>
+          <w:b w:val="0"/>
+          <w:i/>
+          <w:color w:val="5A5040"/>
+          <w:sz w:val="18"/>
+        </w:rPr>
+        <w:t>克里斯托弗：他的全在，是為了永遠不被發現。官方劇照 © 出品方，低分辨率，僅作評論配圖</w:t>
+      </w:r>
+    </w:p>
+    <w:p>
       <w:r>
         <w:rPr>
           <w:b w:val="0"/>
@@ -1567,6 +3437,61 @@
       </w:r>
     </w:p>
     <w:p>
+      <w:pPr>
+        <w:ind w:firstLine="0"/>
+        <w:jc w:val="center"/>
+      </w:pPr>
+      <w:r>
+        <w:drawing>
+          <wp:inline xmlns:a="http://schemas.openxmlformats.org/drawingml/2006/main" xmlns:pic="http://schemas.openxmlformats.org/drawingml/2006/picture">
+            <wp:extent cx="3840480" cy="2160270"/>
+            <wp:docPr id="35" name="Picture 35"/>
+            <wp:cNvGraphicFramePr>
+              <a:graphicFrameLocks noChangeAspect="1"/>
+            </wp:cNvGraphicFramePr>
+            <a:graphic>
+              <a:graphicData uri="http://schemas.openxmlformats.org/drawingml/2006/picture">
+                <pic:pic>
+                  <pic:nvPicPr>
+                    <pic:cNvPr id="0" name="image.jpg"/>
+                    <pic:cNvPicPr/>
+                  </pic:nvPicPr>
+                  <pic:blipFill>
+                    <a:blip r:embed="rId43"/>
+                    <a:stretch>
+                      <a:fillRect/>
+                    </a:stretch>
+                  </pic:blipFill>
+                  <pic:spPr>
+                    <a:xfrm>
+                      <a:off x="0" y="0"/>
+                      <a:ext cx="3840480" cy="2160270"/>
+                    </a:xfrm>
+                    <a:prstGeom prst="rect"/>
+                  </pic:spPr>
+                </pic:pic>
+              </a:graphicData>
+            </a:graphic>
+          </wp:inline>
+        </w:drawing>
+      </w:r>
+    </w:p>
+    <w:p>
+      <w:pPr>
+        <w:ind w:firstLine="0"/>
+        <w:jc w:val="center"/>
+      </w:pPr>
+      <w:r>
+        <w:rPr>
+          <w:b w:val="0"/>
+          <w:i/>
+          <w:color w:val="5A5040"/>
+          <w:sz w:val="18"/>
+        </w:rPr>
+        <w:t>臺階盡頭的那扇門。官方劇照 © 出品方，低分辨率，僅作評論配圖</w:t>
+      </w:r>
+    </w:p>
+    <w:p>
       <w:r>
         <w:rPr>
           <w:b w:val="0"/>
@@ -1630,6 +3555,61 @@
       </w:r>
     </w:p>
     <w:p>
+      <w:pPr>
+        <w:ind w:firstLine="0"/>
+        <w:jc w:val="center"/>
+      </w:pPr>
+      <w:r>
+        <w:drawing>
+          <wp:inline xmlns:a="http://schemas.openxmlformats.org/drawingml/2006/main" xmlns:pic="http://schemas.openxmlformats.org/drawingml/2006/picture">
+            <wp:extent cx="3840480" cy="1914239"/>
+            <wp:docPr id="36" name="Picture 36"/>
+            <wp:cNvGraphicFramePr>
+              <a:graphicFrameLocks noChangeAspect="1"/>
+            </wp:cNvGraphicFramePr>
+            <a:graphic>
+              <a:graphicData uri="http://schemas.openxmlformats.org/drawingml/2006/picture">
+                <pic:pic>
+                  <pic:nvPicPr>
+                    <pic:cNvPr id="0" name="image.jpg"/>
+                    <pic:cNvPicPr/>
+                  </pic:nvPicPr>
+                  <pic:blipFill>
+                    <a:blip r:embed="rId44"/>
+                    <a:stretch>
+                      <a:fillRect/>
+                    </a:stretch>
+                  </pic:blipFill>
+                  <pic:spPr>
+                    <a:xfrm>
+                      <a:off x="0" y="0"/>
+                      <a:ext cx="3840480" cy="1914239"/>
+                    </a:xfrm>
+                    <a:prstGeom prst="rect"/>
+                  </pic:spPr>
+                </pic:pic>
+              </a:graphicData>
+            </a:graphic>
+          </wp:inline>
+        </w:drawing>
+      </w:r>
+    </w:p>
+    <w:p>
+      <w:pPr>
+        <w:ind w:firstLine="0"/>
+        <w:jc w:val="center"/>
+      </w:pPr>
+      <w:r>
+        <w:rPr>
+          <w:b w:val="0"/>
+          <w:i/>
+          <w:color w:val="5A5040"/>
+          <w:sz w:val="18"/>
+        </w:rPr>
+        <w:t>寶座上的唐·雪利：被千萬人仰望，不被任何人認識。官方劇照 © Universal Pictures，低分辨率，僅作評論配圖</w:t>
+      </w:r>
+    </w:p>
+    <w:p>
       <w:r>
         <w:rPr>
           <w:b w:val="0"/>
@@ -1639,6 +3619,61 @@
       </w:r>
     </w:p>
     <w:p>
+      <w:pPr>
+        <w:ind w:firstLine="0"/>
+        <w:jc w:val="center"/>
+      </w:pPr>
+      <w:r>
+        <w:drawing>
+          <wp:inline xmlns:a="http://schemas.openxmlformats.org/drawingml/2006/main" xmlns:pic="http://schemas.openxmlformats.org/drawingml/2006/picture">
+            <wp:extent cx="3840480" cy="1920240"/>
+            <wp:docPr id="37" name="Picture 37"/>
+            <wp:cNvGraphicFramePr>
+              <a:graphicFrameLocks noChangeAspect="1"/>
+            </wp:cNvGraphicFramePr>
+            <a:graphic>
+              <a:graphicData uri="http://schemas.openxmlformats.org/drawingml/2006/picture">
+                <pic:pic>
+                  <pic:nvPicPr>
+                    <pic:cNvPr id="0" name="image.jpg"/>
+                    <pic:cNvPicPr/>
+                  </pic:nvPicPr>
+                  <pic:blipFill>
+                    <a:blip r:embed="rId45"/>
+                    <a:stretch>
+                      <a:fillRect/>
+                    </a:stretch>
+                  </pic:blipFill>
+                  <pic:spPr>
+                    <a:xfrm>
+                      <a:off x="0" y="0"/>
+                      <a:ext cx="3840480" cy="1920240"/>
+                    </a:xfrm>
+                    <a:prstGeom prst="rect"/>
+                  </pic:spPr>
+                </pic:pic>
+              </a:graphicData>
+            </a:graphic>
+          </wp:inline>
+        </w:drawing>
+      </w:r>
+    </w:p>
+    <w:p>
+      <w:pPr>
+        <w:ind w:firstLine="0"/>
+        <w:jc w:val="center"/>
+      </w:pPr>
+      <w:r>
+        <w:rPr>
+          <w:b w:val="0"/>
+          <w:i/>
+          <w:color w:val="5A5040"/>
+          <w:sz w:val="18"/>
+        </w:rPr>
+        <w:t>旅途：粗人的思念經過音樂家的語法，變成情書。官方劇照 © 出品方，低分辨率，僅作評論配圖</w:t>
+      </w:r>
+    </w:p>
+    <w:p>
       <w:r>
         <w:rPr>
           <w:b w:val="0"/>
@@ -1648,6 +3683,61 @@
       </w:r>
     </w:p>
     <w:p>
+      <w:pPr>
+        <w:ind w:firstLine="0"/>
+        <w:jc w:val="center"/>
+      </w:pPr>
+      <w:r>
+        <w:drawing>
+          <wp:inline xmlns:a="http://schemas.openxmlformats.org/drawingml/2006/main" xmlns:pic="http://schemas.openxmlformats.org/drawingml/2006/picture">
+            <wp:extent cx="3840480" cy="1914239"/>
+            <wp:docPr id="38" name="Picture 38"/>
+            <wp:cNvGraphicFramePr>
+              <a:graphicFrameLocks noChangeAspect="1"/>
+            </wp:cNvGraphicFramePr>
+            <a:graphic>
+              <a:graphicData uri="http://schemas.openxmlformats.org/drawingml/2006/picture">
+                <pic:pic>
+                  <pic:nvPicPr>
+                    <pic:cNvPr id="0" name="image.jpg"/>
+                    <pic:cNvPicPr/>
+                  </pic:nvPicPr>
+                  <pic:blipFill>
+                    <a:blip r:embed="rId46"/>
+                    <a:stretch>
+                      <a:fillRect/>
+                    </a:stretch>
+                  </pic:blipFill>
+                  <pic:spPr>
+                    <a:xfrm>
+                      <a:off x="0" y="0"/>
+                      <a:ext cx="3840480" cy="1914239"/>
+                    </a:xfrm>
+                    <a:prstGeom prst="rect"/>
+                  </pic:spPr>
+                </pic:pic>
+              </a:graphicData>
+            </a:graphic>
+          </wp:inline>
+        </w:drawing>
+      </w:r>
+    </w:p>
+    <w:p>
+      <w:pPr>
+        <w:ind w:firstLine="0"/>
+        <w:jc w:val="center"/>
+      </w:pPr>
+      <w:r>
+        <w:rPr>
+          <w:b w:val="0"/>
+          <w:i/>
+          <w:color w:val="5A5040"/>
+          <w:sz w:val="18"/>
+        </w:rPr>
+        <w:t>舞臺的門為藝術家敞開，另一些門隨即關上。官方劇照 © 出品方，低分辨率，僅作評論配圖</w:t>
+      </w:r>
+    </w:p>
+    <w:p>
       <w:r>
         <w:rPr>
           <w:b w:val="0"/>
@@ -1657,6 +3747,61 @@
       </w:r>
     </w:p>
     <w:p>
+      <w:pPr>
+        <w:ind w:firstLine="0"/>
+        <w:jc w:val="center"/>
+      </w:pPr>
+      <w:r>
+        <w:drawing>
+          <wp:inline xmlns:a="http://schemas.openxmlformats.org/drawingml/2006/main" xmlns:pic="http://schemas.openxmlformats.org/drawingml/2006/picture">
+            <wp:extent cx="3840480" cy="2616327"/>
+            <wp:docPr id="39" name="Picture 39"/>
+            <wp:cNvGraphicFramePr>
+              <a:graphicFrameLocks noChangeAspect="1"/>
+            </wp:cNvGraphicFramePr>
+            <a:graphic>
+              <a:graphicData uri="http://schemas.openxmlformats.org/drawingml/2006/picture">
+                <pic:pic>
+                  <pic:nvPicPr>
+                    <pic:cNvPr id="0" name="image.jpg"/>
+                    <pic:cNvPicPr/>
+                  </pic:nvPicPr>
+                  <pic:blipFill>
+                    <a:blip r:embed="rId47"/>
+                    <a:stretch>
+                      <a:fillRect/>
+                    </a:stretch>
+                  </pic:blipFill>
+                  <pic:spPr>
+                    <a:xfrm>
+                      <a:off x="0" y="0"/>
+                      <a:ext cx="3840480" cy="2616327"/>
+                    </a:xfrm>
+                    <a:prstGeom prst="rect"/>
+                  </pic:spPr>
+                </pic:pic>
+              </a:graphicData>
+            </a:graphic>
+          </wp:inline>
+        </w:drawing>
+      </w:r>
+    </w:p>
+    <w:p>
+      <w:pPr>
+        <w:ind w:firstLine="0"/>
+        <w:jc w:val="center"/>
+      </w:pPr>
+      <w:r>
+        <w:rPr>
+          <w:b w:val="0"/>
+          <w:i/>
+          <w:color w:val="5A5040"/>
+          <w:sz w:val="18"/>
+        </w:rPr>
+        <w:t>橙鳥酒館：他一生中彈得最快樂的一次，是為買不起他唱片的人彈的。官方劇照 © 出品方，低分辨率，僅作評論配圖</w:t>
+      </w:r>
+    </w:p>
+    <w:p>
       <w:r>
         <w:rPr>
           <w:b w:val="0"/>
@@ -1675,6 +3820,61 @@
       </w:r>
     </w:p>
     <w:p>
+      <w:pPr>
+        <w:ind w:firstLine="0"/>
+        <w:jc w:val="center"/>
+      </w:pPr>
+      <w:r>
+        <w:drawing>
+          <wp:inline xmlns:a="http://schemas.openxmlformats.org/drawingml/2006/main" xmlns:pic="http://schemas.openxmlformats.org/drawingml/2006/picture">
+            <wp:extent cx="3840480" cy="2100262"/>
+            <wp:docPr id="40" name="Picture 40"/>
+            <wp:cNvGraphicFramePr>
+              <a:graphicFrameLocks noChangeAspect="1"/>
+            </wp:cNvGraphicFramePr>
+            <a:graphic>
+              <a:graphicData uri="http://schemas.openxmlformats.org/drawingml/2006/picture">
+                <pic:pic>
+                  <pic:nvPicPr>
+                    <pic:cNvPr id="0" name="image.jpg"/>
+                    <pic:cNvPicPr/>
+                  </pic:nvPicPr>
+                  <pic:blipFill>
+                    <a:blip r:embed="rId48"/>
+                    <a:stretch>
+                      <a:fillRect/>
+                    </a:stretch>
+                  </pic:blipFill>
+                  <pic:spPr>
+                    <a:xfrm>
+                      <a:off x="0" y="0"/>
+                      <a:ext cx="3840480" cy="2100262"/>
+                    </a:xfrm>
+                    <a:prstGeom prst="rect"/>
+                  </pic:spPr>
+                </pic:pic>
+              </a:graphicData>
+            </a:graphic>
+          </wp:inline>
+        </w:drawing>
+      </w:r>
+    </w:p>
+    <w:p>
+      <w:pPr>
+        <w:ind w:firstLine="0"/>
+        <w:jc w:val="center"/>
+      </w:pPr>
+      <w:r>
+        <w:rPr>
+          <w:b w:val="0"/>
+          <w:i/>
+          <w:color w:val="5A5040"/>
+          <w:sz w:val="18"/>
+        </w:rPr>
+        <w:t>聖誕夜的雪。王座上的人給粗人當了司機。官方劇照 © 出品方，低分辨率，僅作評論配圖</w:t>
+      </w:r>
+    </w:p>
+    <w:p>
       <w:r>
         <w:rPr>
           <w:b w:val="0"/>
@@ -1729,6 +3929,61 @@
       </w:r>
     </w:p>
     <w:p>
+      <w:pPr>
+        <w:ind w:firstLine="0"/>
+        <w:jc w:val="center"/>
+      </w:pPr>
+      <w:r>
+        <w:drawing>
+          <wp:inline xmlns:a="http://schemas.openxmlformats.org/drawingml/2006/main" xmlns:pic="http://schemas.openxmlformats.org/drawingml/2006/picture">
+            <wp:extent cx="3840480" cy="5738305"/>
+            <wp:docPr id="41" name="Picture 41"/>
+            <wp:cNvGraphicFramePr>
+              <a:graphicFrameLocks noChangeAspect="1"/>
+            </wp:cNvGraphicFramePr>
+            <a:graphic>
+              <a:graphicData uri="http://schemas.openxmlformats.org/drawingml/2006/picture">
+                <pic:pic>
+                  <pic:nvPicPr>
+                    <pic:cNvPr id="0" name="image.jpg"/>
+                    <pic:cNvPicPr/>
+                  </pic:nvPicPr>
+                  <pic:blipFill>
+                    <a:blip r:embed="rId49"/>
+                    <a:stretch>
+                      <a:fillRect/>
+                    </a:stretch>
+                  </pic:blipFill>
+                  <pic:spPr>
+                    <a:xfrm>
+                      <a:off x="0" y="0"/>
+                      <a:ext cx="3840480" cy="5738305"/>
+                    </a:xfrm>
+                    <a:prstGeom prst="rect"/>
+                  </pic:spPr>
+                </pic:pic>
+              </a:graphicData>
+            </a:graphic>
+          </wp:inline>
+        </w:drawing>
+      </w:r>
+    </w:p>
+    <w:p>
+      <w:pPr>
+        <w:ind w:firstLine="0"/>
+        <w:jc w:val="center"/>
+      </w:pPr>
+      <w:r>
+        <w:rPr>
+          <w:b w:val="0"/>
+          <w:i/>
+          <w:color w:val="5A5040"/>
+          <w:sz w:val="18"/>
+        </w:rPr>
+        <w:t>丹尼與檸檬箱裡的嬰兒：陸地上任何一張表格裡都沒有他。官方劇照 © Fine Line Features / Medusa，低分辨率，僅作評論配圖</w:t>
+      </w:r>
+    </w:p>
+    <w:p>
       <w:r>
         <w:rPr>
           <w:b w:val="0"/>
@@ -1738,6 +3993,61 @@
       </w:r>
     </w:p>
     <w:p>
+      <w:pPr>
+        <w:ind w:firstLine="0"/>
+        <w:jc w:val="center"/>
+      </w:pPr>
+      <w:r>
+        <w:drawing>
+          <wp:inline xmlns:a="http://schemas.openxmlformats.org/drawingml/2006/main" xmlns:pic="http://schemas.openxmlformats.org/drawingml/2006/picture">
+            <wp:extent cx="3840480" cy="2585923"/>
+            <wp:docPr id="42" name="Picture 42"/>
+            <wp:cNvGraphicFramePr>
+              <a:graphicFrameLocks noChangeAspect="1"/>
+            </wp:cNvGraphicFramePr>
+            <a:graphic>
+              <a:graphicData uri="http://schemas.openxmlformats.org/drawingml/2006/picture">
+                <pic:pic>
+                  <pic:nvPicPr>
+                    <pic:cNvPr id="0" name="image.jpg"/>
+                    <pic:cNvPicPr/>
+                  </pic:nvPicPr>
+                  <pic:blipFill>
+                    <a:blip r:embed="rId50"/>
+                    <a:stretch>
+                      <a:fillRect/>
+                    </a:stretch>
+                  </pic:blipFill>
+                  <pic:spPr>
+                    <a:xfrm>
+                      <a:off x="0" y="0"/>
+                      <a:ext cx="3840480" cy="2585923"/>
+                    </a:xfrm>
+                    <a:prstGeom prst="rect"/>
+                  </pic:spPr>
+                </pic:pic>
+              </a:graphicData>
+            </a:graphic>
+          </wp:inline>
+        </w:drawing>
+      </w:r>
+    </w:p>
+    <w:p>
+      <w:pPr>
+        <w:ind w:firstLine="0"/>
+        <w:jc w:val="center"/>
+      </w:pPr>
+      <w:r>
+        <w:rPr>
+          <w:b w:val="0"/>
+          <w:i/>
+          <w:color w:val="5A5040"/>
+          <w:sz w:val="18"/>
+        </w:rPr>
+        <w:t>海上的傳奇：全世界在他的船上經過，他閱讀所有人，沒有人閱讀他。官方劇照 © 出品方，低分辨率，僅作評論配圖</w:t>
+      </w:r>
+    </w:p>
+    <w:p>
       <w:r>
         <w:rPr>
           <w:b w:val="0"/>
@@ -1747,6 +4057,61 @@
       </w:r>
     </w:p>
     <w:p>
+      <w:pPr>
+        <w:ind w:firstLine="0"/>
+        <w:jc w:val="center"/>
+      </w:pPr>
+      <w:r>
+        <w:drawing>
+          <wp:inline xmlns:a="http://schemas.openxmlformats.org/drawingml/2006/main" xmlns:pic="http://schemas.openxmlformats.org/drawingml/2006/picture">
+            <wp:extent cx="3840480" cy="5840572"/>
+            <wp:docPr id="43" name="Picture 43"/>
+            <wp:cNvGraphicFramePr>
+              <a:graphicFrameLocks noChangeAspect="1"/>
+            </wp:cNvGraphicFramePr>
+            <a:graphic>
+              <a:graphicData uri="http://schemas.openxmlformats.org/drawingml/2006/picture">
+                <pic:pic>
+                  <pic:nvPicPr>
+                    <pic:cNvPr id="0" name="image.jpg"/>
+                    <pic:cNvPicPr/>
+                  </pic:nvPicPr>
+                  <pic:blipFill>
+                    <a:blip r:embed="rId51"/>
+                    <a:stretch>
+                      <a:fillRect/>
+                    </a:stretch>
+                  </pic:blipFill>
+                  <pic:spPr>
+                    <a:xfrm>
+                      <a:off x="0" y="0"/>
+                      <a:ext cx="3840480" cy="5840572"/>
+                    </a:xfrm>
+                    <a:prstGeom prst="rect"/>
+                  </pic:spPr>
+                </pic:pic>
+              </a:graphicData>
+            </a:graphic>
+          </wp:inline>
+        </w:drawing>
+      </w:r>
+    </w:p>
+    <w:p>
+      <w:pPr>
+        <w:ind w:firstLine="0"/>
+        <w:jc w:val="center"/>
+      </w:pPr>
+      <w:r>
+        <w:rPr>
+          <w:b w:val="0"/>
+          <w:i/>
+          <w:color w:val="5A5040"/>
+          <w:sz w:val="18"/>
+        </w:rPr>
+        <w:t>農夫的女兒。那支即興的曲子，從頭到尾是看著她彈完的。官方劇照 © 出品方，低分辨率，僅作評論配圖</w:t>
+      </w:r>
+    </w:p>
+    <w:p>
       <w:r>
         <w:rPr>
           <w:b w:val="0"/>
@@ -1756,12 +4121,122 @@
       </w:r>
     </w:p>
     <w:p>
+      <w:pPr>
+        <w:ind w:firstLine="0"/>
+        <w:jc w:val="center"/>
+      </w:pPr>
+      <w:r>
+        <w:drawing>
+          <wp:inline xmlns:a="http://schemas.openxmlformats.org/drawingml/2006/main" xmlns:pic="http://schemas.openxmlformats.org/drawingml/2006/picture">
+            <wp:extent cx="3840480" cy="2541118"/>
+            <wp:docPr id="44" name="Picture 44"/>
+            <wp:cNvGraphicFramePr>
+              <a:graphicFrameLocks noChangeAspect="1"/>
+            </wp:cNvGraphicFramePr>
+            <a:graphic>
+              <a:graphicData uri="http://schemas.openxmlformats.org/drawingml/2006/picture">
+                <pic:pic>
+                  <pic:nvPicPr>
+                    <pic:cNvPr id="0" name="image.jpg"/>
+                    <pic:cNvPicPr/>
+                  </pic:nvPicPr>
+                  <pic:blipFill>
+                    <a:blip r:embed="rId52"/>
+                    <a:stretch>
+                      <a:fillRect/>
+                    </a:stretch>
+                  </pic:blipFill>
+                  <pic:spPr>
+                    <a:xfrm>
+                      <a:off x="0" y="0"/>
+                      <a:ext cx="3840480" cy="2541118"/>
+                    </a:xfrm>
+                    <a:prstGeom prst="rect"/>
+                  </pic:spPr>
+                </pic:pic>
+              </a:graphicData>
+            </a:graphic>
+          </wp:inline>
+        </w:drawing>
+      </w:r>
+    </w:p>
+    <w:p>
+      <w:pPr>
+        <w:ind w:firstLine="0"/>
+        <w:jc w:val="center"/>
+      </w:pPr>
+      <w:r>
+        <w:rPr>
+          <w:b w:val="0"/>
+          <w:i/>
+          <w:color w:val="5A5040"/>
+          <w:sz w:val="18"/>
+        </w:rPr>
+        <w:t>舷梯。攔住他的，不是所見，是所不見。官方劇照 © 出品方，低分辨率，僅作評論配圖</w:t>
+      </w:r>
+    </w:p>
+    <w:p>
       <w:r>
         <w:rPr>
           <w:b w:val="0"/>
           <w:i w:val="0"/>
         </w:rPr>
         <w:t>然後是全片的樞紐。1900 忽然宣佈：他要下船，去陸地上聽一聽海的聲音——或許，也去找那張臉。全船的人為他送行。他穿著朋友送的駝色大衣，一級一級走下舷梯，走到一半，停住了。鏡頭從他背後望出去：紐約在冬日的霧氣裡層層疊疊，街道連著街道，樓群后面還是樓群，沒有盡頭。他站了很久，摘下帽子，扔進海里，轉身回到了船上。多年後他對麥克斯解釋那一刻：攔住我的，不是我看見的，是我看不見的。城市什麼都有，唯獨沒有盡頭——我看不見世界的盡頭。聖經裡恰好有一個反向的背影："亞伯拉罕因著信，蒙召的時候，就遵命出去，往將來要得為業的地方去；出去的時候，還不知往哪裡去。"（希伯來書 11:8）信心不是看清了才走，是被應許托住、向看不見的地方邁步的能力。1900 有絕世的天才，獨獨沒有這個。</w:t>
+      </w:r>
+    </w:p>
+    <w:p>
+      <w:pPr>
+        <w:ind w:firstLine="0"/>
+        <w:jc w:val="center"/>
+      </w:pPr>
+      <w:r>
+        <w:drawing>
+          <wp:inline xmlns:a="http://schemas.openxmlformats.org/drawingml/2006/main" xmlns:pic="http://schemas.openxmlformats.org/drawingml/2006/picture">
+            <wp:extent cx="3840480" cy="2611526"/>
+            <wp:docPr id="45" name="Picture 45"/>
+            <wp:cNvGraphicFramePr>
+              <a:graphicFrameLocks noChangeAspect="1"/>
+            </wp:cNvGraphicFramePr>
+            <a:graphic>
+              <a:graphicData uri="http://schemas.openxmlformats.org/drawingml/2006/picture">
+                <pic:pic>
+                  <pic:nvPicPr>
+                    <pic:cNvPr id="0" name="image.jpg"/>
+                    <pic:cNvPicPr/>
+                  </pic:nvPicPr>
+                  <pic:blipFill>
+                    <a:blip r:embed="rId53"/>
+                    <a:stretch>
+                      <a:fillRect/>
+                    </a:stretch>
+                  </pic:blipFill>
+                  <pic:spPr>
+                    <a:xfrm>
+                      <a:off x="0" y="0"/>
+                      <a:ext cx="3840480" cy="2611526"/>
+                    </a:xfrm>
+                    <a:prstGeom prst="rect"/>
+                  </pic:spPr>
+                </pic:pic>
+              </a:graphicData>
+            </a:graphic>
+          </wp:inline>
+        </w:drawing>
+      </w:r>
+    </w:p>
+    <w:p>
+      <w:pPr>
+        <w:ind w:firstLine="0"/>
+        <w:jc w:val="center"/>
+      </w:pPr>
+      <w:r>
+        <w:rPr>
+          <w:b w:val="0"/>
+          <w:i/>
+          <w:color w:val="5A5040"/>
+          <w:sz w:val="18"/>
+        </w:rPr>
+        <w:t>鏽爛的船腹：八十八個鍵，一個不多，一個不少。官方劇照 © 出品方，低分辨率，僅作評論配圖</w:t>
       </w:r>
     </w:p>
     <w:p>
@@ -1867,6 +4342,61 @@
       </w:r>
     </w:p>
     <w:p>
+      <w:pPr>
+        <w:ind w:firstLine="0"/>
+        <w:jc w:val="center"/>
+      </w:pPr>
+      <w:r>
+        <w:drawing>
+          <wp:inline xmlns:a="http://schemas.openxmlformats.org/drawingml/2006/main" xmlns:pic="http://schemas.openxmlformats.org/drawingml/2006/picture">
+            <wp:extent cx="3840480" cy="5056632"/>
+            <wp:docPr id="46" name="Picture 46"/>
+            <wp:cNvGraphicFramePr>
+              <a:graphicFrameLocks noChangeAspect="1"/>
+            </wp:cNvGraphicFramePr>
+            <a:graphic>
+              <a:graphicData uri="http://schemas.openxmlformats.org/drawingml/2006/picture">
+                <pic:pic>
+                  <pic:nvPicPr>
+                    <pic:cNvPr id="0" name="image.jpg"/>
+                    <pic:cNvPicPr/>
+                  </pic:nvPicPr>
+                  <pic:blipFill>
+                    <a:blip r:embed="rId54"/>
+                    <a:stretch>
+                      <a:fillRect/>
+                    </a:stretch>
+                  </pic:blipFill>
+                  <pic:spPr>
+                    <a:xfrm>
+                      <a:off x="0" y="0"/>
+                      <a:ext cx="3840480" cy="5056632"/>
+                    </a:xfrm>
+                    <a:prstGeom prst="rect"/>
+                  </pic:spPr>
+                </pic:pic>
+              </a:graphicData>
+            </a:graphic>
+          </wp:inline>
+        </w:drawing>
+      </w:r>
+    </w:p>
+    <w:p>
+      <w:pPr>
+        <w:ind w:firstLine="0"/>
+        <w:jc w:val="center"/>
+      </w:pPr>
+      <w:r>
+        <w:rPr>
+          <w:b w:val="0"/>
+          <w:i/>
+          <w:color w:val="5A5040"/>
+          <w:sz w:val="18"/>
+        </w:rPr>
+        <w:t>辛德勒：恩典後來借用的這雙手，原本一隻拿著酒杯，一隻數著鈔票。官方劇照 © Universal Pictures，低分辨率，僅作評論配圖</w:t>
+      </w:r>
+    </w:p>
+    <w:p>
       <w:r>
         <w:rPr>
           <w:b w:val="0"/>
@@ -1876,6 +4406,61 @@
       </w:r>
     </w:p>
     <w:p>
+      <w:pPr>
+        <w:ind w:firstLine="0"/>
+        <w:jc w:val="center"/>
+      </w:pPr>
+      <w:r>
+        <w:drawing>
+          <wp:inline xmlns:a="http://schemas.openxmlformats.org/drawingml/2006/main" xmlns:pic="http://schemas.openxmlformats.org/drawingml/2006/picture">
+            <wp:extent cx="3840480" cy="2520315"/>
+            <wp:docPr id="47" name="Picture 47"/>
+            <wp:cNvGraphicFramePr>
+              <a:graphicFrameLocks noChangeAspect="1"/>
+            </wp:cNvGraphicFramePr>
+            <a:graphic>
+              <a:graphicData uri="http://schemas.openxmlformats.org/drawingml/2006/picture">
+                <pic:pic>
+                  <pic:nvPicPr>
+                    <pic:cNvPr id="0" name="image.jpg"/>
+                    <pic:cNvPicPr/>
+                  </pic:nvPicPr>
+                  <pic:blipFill>
+                    <a:blip r:embed="rId55"/>
+                    <a:stretch>
+                      <a:fillRect/>
+                    </a:stretch>
+                  </pic:blipFill>
+                  <pic:spPr>
+                    <a:xfrm>
+                      <a:off x="0" y="0"/>
+                      <a:ext cx="3840480" cy="2520315"/>
+                    </a:xfrm>
+                    <a:prstGeom prst="rect"/>
+                  </pic:spPr>
+                </pic:pic>
+              </a:graphicData>
+            </a:graphic>
+          </wp:inline>
+        </w:drawing>
+      </w:r>
+    </w:p>
+    <w:p>
+      <w:pPr>
+        <w:ind w:firstLine="0"/>
+        <w:jc w:val="center"/>
+      </w:pPr>
+      <w:r>
+        <w:rPr>
+          <w:b w:val="0"/>
+          <w:i/>
+          <w:color w:val="5A5040"/>
+          <w:sz w:val="18"/>
+        </w:rPr>
+        <w:t>陽臺上的哥特。殺人於他不是恨，是消遣——這比恨更冷。官方劇照 © 出品方，低分辨率，僅作評論配圖</w:t>
+      </w:r>
+    </w:p>
+    <w:p>
       <w:r>
         <w:rPr>
           <w:b w:val="0"/>
@@ -1885,6 +4470,61 @@
       </w:r>
     </w:p>
     <w:p>
+      <w:pPr>
+        <w:ind w:firstLine="0"/>
+        <w:jc w:val="center"/>
+      </w:pPr>
+      <w:r>
+        <w:drawing>
+          <wp:inline xmlns:a="http://schemas.openxmlformats.org/drawingml/2006/main" xmlns:pic="http://schemas.openxmlformats.org/drawingml/2006/picture">
+            <wp:extent cx="3840480" cy="2160270"/>
+            <wp:docPr id="48" name="Picture 48"/>
+            <wp:cNvGraphicFramePr>
+              <a:graphicFrameLocks noChangeAspect="1"/>
+            </wp:cNvGraphicFramePr>
+            <a:graphic>
+              <a:graphicData uri="http://schemas.openxmlformats.org/drawingml/2006/picture">
+                <pic:pic>
+                  <pic:nvPicPr>
+                    <pic:cNvPr id="0" name="image.jpg"/>
+                    <pic:cNvPicPr/>
+                  </pic:nvPicPr>
+                  <pic:blipFill>
+                    <a:blip r:embed="rId56"/>
+                    <a:stretch>
+                      <a:fillRect/>
+                    </a:stretch>
+                  </pic:blipFill>
+                  <pic:spPr>
+                    <a:xfrm>
+                      <a:off x="0" y="0"/>
+                      <a:ext cx="3840480" cy="2160270"/>
+                    </a:xfrm>
+                    <a:prstGeom prst="rect"/>
+                  </pic:spPr>
+                </pic:pic>
+              </a:graphicData>
+            </a:graphic>
+          </wp:inline>
+        </w:drawing>
+      </w:r>
+    </w:p>
+    <w:p>
+      <w:pPr>
+        <w:ind w:firstLine="0"/>
+        <w:jc w:val="center"/>
+      </w:pPr>
+      <w:r>
+        <w:rPr>
+          <w:b w:val="0"/>
+          <w:i/>
+          <w:color w:val="5A5040"/>
+          <w:sz w:val="18"/>
+        </w:rPr>
+        <w:t>那一點紅，是三小時黑白裡唯一的顏色。官方劇照 © 出品方，低分辨率，僅作評論配圖</w:t>
+      </w:r>
+    </w:p>
+    <w:p>
       <w:r>
         <w:rPr>
           <w:b w:val="0"/>
@@ -1894,6 +4534,61 @@
       </w:r>
     </w:p>
     <w:p>
+      <w:pPr>
+        <w:ind w:firstLine="0"/>
+        <w:jc w:val="center"/>
+      </w:pPr>
+      <w:r>
+        <w:drawing>
+          <wp:inline xmlns:a="http://schemas.openxmlformats.org/drawingml/2006/main" xmlns:pic="http://schemas.openxmlformats.org/drawingml/2006/picture">
+            <wp:extent cx="3840480" cy="5244656"/>
+            <wp:docPr id="49" name="Picture 49"/>
+            <wp:cNvGraphicFramePr>
+              <a:graphicFrameLocks noChangeAspect="1"/>
+            </wp:cNvGraphicFramePr>
+            <a:graphic>
+              <a:graphicData uri="http://schemas.openxmlformats.org/drawingml/2006/picture">
+                <pic:pic>
+                  <pic:nvPicPr>
+                    <pic:cNvPr id="0" name="image.jpg"/>
+                    <pic:cNvPicPr/>
+                  </pic:nvPicPr>
+                  <pic:blipFill>
+                    <a:blip r:embed="rId57"/>
+                    <a:stretch>
+                      <a:fillRect/>
+                    </a:stretch>
+                  </pic:blipFill>
+                  <pic:spPr>
+                    <a:xfrm>
+                      <a:off x="0" y="0"/>
+                      <a:ext cx="3840480" cy="5244656"/>
+                    </a:xfrm>
+                    <a:prstGeom prst="rect"/>
+                  </pic:spPr>
+                </pic:pic>
+              </a:graphicData>
+            </a:graphic>
+          </wp:inline>
+        </w:drawing>
+      </w:r>
+    </w:p>
+    <w:p>
+      <w:pPr>
+        <w:ind w:firstLine="0"/>
+        <w:jc w:val="center"/>
+      </w:pPr>
+      <w:r>
+        <w:rPr>
+          <w:b w:val="0"/>
+          <w:i/>
+          <w:color w:val="5A5040"/>
+          <w:sz w:val="18"/>
+        </w:rPr>
+        <w:t>打字機前的深夜：一個名字一個名字地念，一個名字一個名字地敲。官方劇照 © 出品方，低分辨率，僅作評論配圖</w:t>
+      </w:r>
+    </w:p>
+    <w:p>
       <w:r>
         <w:rPr>
           <w:b w:val="0"/>
@@ -1912,6 +4607,61 @@
       </w:r>
     </w:p>
     <w:p>
+      <w:pPr>
+        <w:ind w:firstLine="0"/>
+        <w:jc w:val="center"/>
+      </w:pPr>
+      <w:r>
+        <w:drawing>
+          <wp:inline xmlns:a="http://schemas.openxmlformats.org/drawingml/2006/main" xmlns:pic="http://schemas.openxmlformats.org/drawingml/2006/picture">
+            <wp:extent cx="3840480" cy="2534717"/>
+            <wp:docPr id="50" name="Picture 50"/>
+            <wp:cNvGraphicFramePr>
+              <a:graphicFrameLocks noChangeAspect="1"/>
+            </wp:cNvGraphicFramePr>
+            <a:graphic>
+              <a:graphicData uri="http://schemas.openxmlformats.org/drawingml/2006/picture">
+                <pic:pic>
+                  <pic:nvPicPr>
+                    <pic:cNvPr id="0" name="image.jpg"/>
+                    <pic:cNvPicPr/>
+                  </pic:nvPicPr>
+                  <pic:blipFill>
+                    <a:blip r:embed="rId58"/>
+                    <a:stretch>
+                      <a:fillRect/>
+                    </a:stretch>
+                  </pic:blipFill>
+                  <pic:spPr>
+                    <a:xfrm>
+                      <a:off x="0" y="0"/>
+                      <a:ext cx="3840480" cy="2534717"/>
+                    </a:xfrm>
+                    <a:prstGeom prst="rect"/>
+                  </pic:spPr>
+                </pic:pic>
+              </a:graphicData>
+            </a:graphic>
+          </wp:inline>
+        </w:drawing>
+      </w:r>
+    </w:p>
+    <w:p>
+      <w:pPr>
+        <w:ind w:firstLine="0"/>
+        <w:jc w:val="center"/>
+      </w:pPr>
+      <w:r>
+        <w:rPr>
+          <w:b w:val="0"/>
+          <w:i/>
+          <w:color w:val="5A5040"/>
+          <w:sz w:val="18"/>
+        </w:rPr>
+        <w:t>戰爭結束的那一夜。義人數的不是功勞，是沒救成的名字。官方劇照 © 出品方，低分辨率，僅作評論配圖</w:t>
+      </w:r>
+    </w:p>
+    <w:p>
       <w:r>
         <w:rPr>
           <w:b w:val="0"/>
@@ -1975,6 +4725,61 @@
       </w:r>
     </w:p>
     <w:p>
+      <w:pPr>
+        <w:ind w:firstLine="0"/>
+        <w:jc w:val="center"/>
+      </w:pPr>
+      <w:r>
+        <w:drawing>
+          <wp:inline xmlns:a="http://schemas.openxmlformats.org/drawingml/2006/main" xmlns:pic="http://schemas.openxmlformats.org/drawingml/2006/picture">
+            <wp:extent cx="3840480" cy="2532316"/>
+            <wp:docPr id="51" name="Picture 51"/>
+            <wp:cNvGraphicFramePr>
+              <a:graphicFrameLocks noChangeAspect="1"/>
+            </wp:cNvGraphicFramePr>
+            <a:graphic>
+              <a:graphicData uri="http://schemas.openxmlformats.org/drawingml/2006/picture">
+                <pic:pic>
+                  <pic:nvPicPr>
+                    <pic:cNvPr id="0" name="image.jpg"/>
+                    <pic:cNvPicPr/>
+                  </pic:nvPicPr>
+                  <pic:blipFill>
+                    <a:blip r:embed="rId59"/>
+                    <a:stretch>
+                      <a:fillRect/>
+                    </a:stretch>
+                  </pic:blipFill>
+                  <pic:spPr>
+                    <a:xfrm>
+                      <a:off x="0" y="0"/>
+                      <a:ext cx="3840480" cy="2532316"/>
+                    </a:xfrm>
+                    <a:prstGeom prst="rect"/>
+                  </pic:spPr>
+                </pic:pic>
+              </a:graphicData>
+            </a:graphic>
+          </wp:inline>
+        </w:drawing>
+      </w:r>
+    </w:p>
+    <w:p>
+      <w:pPr>
+        <w:ind w:firstLine="0"/>
+        <w:jc w:val="center"/>
+      </w:pPr>
+      <w:r>
+        <w:rPr>
+          <w:b w:val="0"/>
+          <w:i/>
+          <w:color w:val="5A5040"/>
+          <w:sz w:val="18"/>
+        </w:rPr>
+        <w:t>草垛裡接住的姑娘：早安，公主！官方劇照 © Melampo Cinematografica，低分辨率，僅作評論配圖</w:t>
+      </w:r>
+    </w:p>
+    <w:p>
       <w:r>
         <w:rPr>
           <w:b w:val="0"/>
@@ -1984,6 +4789,61 @@
       </w:r>
     </w:p>
     <w:p>
+      <w:pPr>
+        <w:ind w:firstLine="0"/>
+        <w:jc w:val="center"/>
+      </w:pPr>
+      <w:r>
+        <w:drawing>
+          <wp:inline xmlns:a="http://schemas.openxmlformats.org/drawingml/2006/main" xmlns:pic="http://schemas.openxmlformats.org/drawingml/2006/picture">
+            <wp:extent cx="3840480" cy="2454307"/>
+            <wp:docPr id="52" name="Picture 52"/>
+            <wp:cNvGraphicFramePr>
+              <a:graphicFrameLocks noChangeAspect="1"/>
+            </wp:cNvGraphicFramePr>
+            <a:graphic>
+              <a:graphicData uri="http://schemas.openxmlformats.org/drawingml/2006/picture">
+                <pic:pic>
+                  <pic:nvPicPr>
+                    <pic:cNvPr id="0" name="image.jpg"/>
+                    <pic:cNvPicPr/>
+                  </pic:nvPicPr>
+                  <pic:blipFill>
+                    <a:blip r:embed="rId60"/>
+                    <a:stretch>
+                      <a:fillRect/>
+                    </a:stretch>
+                  </pic:blipFill>
+                  <pic:spPr>
+                    <a:xfrm>
+                      <a:off x="0" y="0"/>
+                      <a:ext cx="3840480" cy="2454307"/>
+                    </a:xfrm>
+                    <a:prstGeom prst="rect"/>
+                  </pic:spPr>
+                </pic:pic>
+              </a:graphicData>
+            </a:graphic>
+          </wp:inline>
+        </w:drawing>
+      </w:r>
+    </w:p>
+    <w:p>
+      <w:pPr>
+        <w:ind w:firstLine="0"/>
+        <w:jc w:val="center"/>
+      </w:pPr>
+      <w:r>
+        <w:rPr>
+          <w:b w:val="0"/>
+          <w:i/>
+          <w:color w:val="5A5040"/>
+          <w:sz w:val="18"/>
+        </w:rPr>
+        <w:t>櫥窗上的告示：集中營不是從鐵絲網開始的。官方劇照 © Melampo Cinematografica，低分辨率，僅作評論配圖</w:t>
+      </w:r>
+    </w:p>
+    <w:p>
       <w:r>
         <w:rPr>
           <w:b w:val="0"/>
@@ -1993,6 +4853,61 @@
       </w:r>
     </w:p>
     <w:p>
+      <w:pPr>
+        <w:ind w:firstLine="0"/>
+        <w:jc w:val="center"/>
+      </w:pPr>
+      <w:r>
+        <w:drawing>
+          <wp:inline xmlns:a="http://schemas.openxmlformats.org/drawingml/2006/main" xmlns:pic="http://schemas.openxmlformats.org/drawingml/2006/picture">
+            <wp:extent cx="3840480" cy="2790349"/>
+            <wp:docPr id="53" name="Picture 53"/>
+            <wp:cNvGraphicFramePr>
+              <a:graphicFrameLocks noChangeAspect="1"/>
+            </wp:cNvGraphicFramePr>
+            <a:graphic>
+              <a:graphicData uri="http://schemas.openxmlformats.org/drawingml/2006/picture">
+                <pic:pic>
+                  <pic:nvPicPr>
+                    <pic:cNvPr id="0" name="image.jpg"/>
+                    <pic:cNvPicPr/>
+                  </pic:nvPicPr>
+                  <pic:blipFill>
+                    <a:blip r:embed="rId61"/>
+                    <a:stretch>
+                      <a:fillRect/>
+                    </a:stretch>
+                  </pic:blipFill>
+                  <pic:spPr>
+                    <a:xfrm>
+                      <a:off x="0" y="0"/>
+                      <a:ext cx="3840480" cy="2790349"/>
+                    </a:xfrm>
+                    <a:prstGeom prst="rect"/>
+                  </pic:spPr>
+                </pic:pic>
+              </a:graphicData>
+            </a:graphic>
+          </wp:inline>
+        </w:drawing>
+      </w:r>
+    </w:p>
+    <w:p>
+      <w:pPr>
+        <w:ind w:firstLine="0"/>
+        <w:jc w:val="center"/>
+      </w:pPr>
+      <w:r>
+        <w:rPr>
+          <w:b w:val="0"/>
+          <w:i/>
+          <w:color w:val="5A5040"/>
+          <w:sz w:val="18"/>
+        </w:rPr>
+        <w:t>女囚營裡的多拉：她捨棄的是可以不受苦的全部權利。官方劇照 © Melampo Cinematografica，低分辨率，僅作評論配圖</w:t>
+      </w:r>
+    </w:p>
+    <w:p>
       <w:r>
         <w:rPr>
           <w:b w:val="0"/>
@@ -2002,6 +4917,61 @@
       </w:r>
     </w:p>
     <w:p>
+      <w:pPr>
+        <w:ind w:firstLine="0"/>
+        <w:jc w:val="center"/>
+      </w:pPr>
+      <w:r>
+        <w:drawing>
+          <wp:inline xmlns:a="http://schemas.openxmlformats.org/drawingml/2006/main" xmlns:pic="http://schemas.openxmlformats.org/drawingml/2006/picture">
+            <wp:extent cx="3840480" cy="2478310"/>
+            <wp:docPr id="54" name="Picture 54"/>
+            <wp:cNvGraphicFramePr>
+              <a:graphicFrameLocks noChangeAspect="1"/>
+            </wp:cNvGraphicFramePr>
+            <a:graphic>
+              <a:graphicData uri="http://schemas.openxmlformats.org/drawingml/2006/picture">
+                <pic:pic>
+                  <pic:nvPicPr>
+                    <pic:cNvPr id="0" name="image.jpg"/>
+                    <pic:cNvPicPr/>
+                  </pic:nvPicPr>
+                  <pic:blipFill>
+                    <a:blip r:embed="rId62"/>
+                    <a:stretch>
+                      <a:fillRect/>
+                    </a:stretch>
+                  </pic:blipFill>
+                  <pic:spPr>
+                    <a:xfrm>
+                      <a:off x="0" y="0"/>
+                      <a:ext cx="3840480" cy="2478310"/>
+                    </a:xfrm>
+                    <a:prstGeom prst="rect"/>
+                  </pic:spPr>
+                </pic:pic>
+              </a:graphicData>
+            </a:graphic>
+          </wp:inline>
+        </w:drawing>
+      </w:r>
+    </w:p>
+    <w:p>
+      <w:pPr>
+        <w:ind w:firstLine="0"/>
+        <w:jc w:val="center"/>
+      </w:pPr>
+      <w:r>
+        <w:rPr>
+          <w:b w:val="0"/>
+          <w:i/>
+          <w:color w:val="5A5040"/>
+          <w:sz w:val="18"/>
+        </w:rPr>
+        <w:t>翻譯者：把死亡的條例，譯成孩子背得動的重量。官方劇照 © Melampo Cinematografica，低分辨率，僅作評論配圖</w:t>
+      </w:r>
+    </w:p>
+    <w:p>
       <w:r>
         <w:rPr>
           <w:b w:val="0"/>
@@ -2029,6 +4999,61 @@
       </w:r>
     </w:p>
     <w:p>
+      <w:pPr>
+        <w:ind w:firstLine="0"/>
+        <w:jc w:val="center"/>
+      </w:pPr>
+      <w:r>
+        <w:drawing>
+          <wp:inline xmlns:a="http://schemas.openxmlformats.org/drawingml/2006/main" xmlns:pic="http://schemas.openxmlformats.org/drawingml/2006/picture">
+            <wp:extent cx="3840480" cy="2862358"/>
+            <wp:docPr id="55" name="Picture 55"/>
+            <wp:cNvGraphicFramePr>
+              <a:graphicFrameLocks noChangeAspect="1"/>
+            </wp:cNvGraphicFramePr>
+            <a:graphic>
+              <a:graphicData uri="http://schemas.openxmlformats.org/drawingml/2006/picture">
+                <pic:pic>
+                  <pic:nvPicPr>
+                    <pic:cNvPr id="0" name="image.jpg"/>
+                    <pic:cNvPicPr/>
+                  </pic:nvPicPr>
+                  <pic:blipFill>
+                    <a:blip r:embed="rId63"/>
+                    <a:stretch>
+                      <a:fillRect/>
+                    </a:stretch>
+                  </pic:blipFill>
+                  <pic:spPr>
+                    <a:xfrm>
+                      <a:off x="0" y="0"/>
+                      <a:ext cx="3840480" cy="2862358"/>
+                    </a:xfrm>
+                    <a:prstGeom prst="rect"/>
+                  </pic:spPr>
+                </pic:pic>
+              </a:graphicData>
+            </a:graphic>
+          </wp:inline>
+        </w:drawing>
+      </w:r>
+    </w:p>
+    <w:p>
+      <w:pPr>
+        <w:ind w:firstLine="0"/>
+        <w:jc w:val="center"/>
+      </w:pPr>
+      <w:r>
+        <w:rPr>
+          <w:b w:val="0"/>
+          <w:i/>
+          <w:color w:val="5A5040"/>
+          <w:sz w:val="18"/>
+        </w:rPr>
+        <w:t>櫃縫裡的那雙眼睛：他把死亡本身也譯成了遊戲。官方劇照 © Melampo Cinematografica，低分辨率，僅作評論配圖</w:t>
+      </w:r>
+    </w:p>
+    <w:p>
       <w:r>
         <w:rPr>
           <w:b w:val="0"/>
@@ -2101,6 +5126,61 @@
       </w:r>
     </w:p>
     <w:p>
+      <w:pPr>
+        <w:ind w:firstLine="0"/>
+        <w:jc w:val="center"/>
+      </w:pPr>
+      <w:r>
+        <w:drawing>
+          <wp:inline xmlns:a="http://schemas.openxmlformats.org/drawingml/2006/main" xmlns:pic="http://schemas.openxmlformats.org/drawingml/2006/picture">
+            <wp:extent cx="3840480" cy="2562320"/>
+            <wp:docPr id="56" name="Picture 56"/>
+            <wp:cNvGraphicFramePr>
+              <a:graphicFrameLocks noChangeAspect="1"/>
+            </wp:cNvGraphicFramePr>
+            <a:graphic>
+              <a:graphicData uri="http://schemas.openxmlformats.org/drawingml/2006/picture">
+                <pic:pic>
+                  <pic:nvPicPr>
+                    <pic:cNvPr id="0" name="image.jpg"/>
+                    <pic:cNvPicPr/>
+                  </pic:nvPicPr>
+                  <pic:blipFill>
+                    <a:blip r:embed="rId64"/>
+                    <a:stretch>
+                      <a:fillRect/>
+                    </a:stretch>
+                  </pic:blipFill>
+                  <pic:spPr>
+                    <a:xfrm>
+                      <a:off x="0" y="0"/>
+                      <a:ext cx="3840480" cy="2562320"/>
+                    </a:xfrm>
+                    <a:prstGeom prst="rect"/>
+                  </pic:spPr>
+                </pic:pic>
+              </a:graphicData>
+            </a:graphic>
+          </wp:inline>
+        </w:drawing>
+      </w:r>
+    </w:p>
+    <w:p>
+      <w:pPr>
+        <w:ind w:firstLine="0"/>
+        <w:jc w:val="center"/>
+      </w:pPr>
+      <w:r>
+        <w:rPr>
+          <w:b w:val="0"/>
+          <w:i/>
+          <w:color w:val="5A5040"/>
+          <w:sz w:val="18"/>
+        </w:rPr>
+        <w:t>穿回舊軍裝的湯姆：一個被戰爭折斷的人，用自己的斷處護住兒子。官方劇照 © Lionsgate / Summit Entertainment，低分辨率，僅作評論配圖</w:t>
+      </w:r>
+    </w:p>
+    <w:p>
       <w:r>
         <w:rPr>
           <w:b w:val="0"/>
@@ -2110,6 +5190,61 @@
       </w:r>
     </w:p>
     <w:p>
+      <w:pPr>
+        <w:ind w:firstLine="0"/>
+        <w:jc w:val="center"/>
+      </w:pPr>
+      <w:r>
+        <w:drawing>
+          <wp:inline xmlns:a="http://schemas.openxmlformats.org/drawingml/2006/main" xmlns:pic="http://schemas.openxmlformats.org/drawingml/2006/picture">
+            <wp:extent cx="3840480" cy="2568321"/>
+            <wp:docPr id="57" name="Picture 57"/>
+            <wp:cNvGraphicFramePr>
+              <a:graphicFrameLocks noChangeAspect="1"/>
+            </wp:cNvGraphicFramePr>
+            <a:graphic>
+              <a:graphicData uri="http://schemas.openxmlformats.org/drawingml/2006/picture">
+                <pic:pic>
+                  <pic:nvPicPr>
+                    <pic:cNvPr id="0" name="image.jpg"/>
+                    <pic:cNvPicPr/>
+                  </pic:nvPicPr>
+                  <pic:blipFill>
+                    <a:blip r:embed="rId65"/>
+                    <a:stretch>
+                      <a:fillRect/>
+                    </a:stretch>
+                  </pic:blipFill>
+                  <pic:spPr>
+                    <a:xfrm>
+                      <a:off x="0" y="0"/>
+                      <a:ext cx="3840480" cy="2568321"/>
+                    </a:xfrm>
+                    <a:prstGeom prst="rect"/>
+                  </pic:spPr>
+                </pic:pic>
+              </a:graphicData>
+            </a:graphic>
+          </wp:inline>
+        </w:drawing>
+      </w:r>
+    </w:p>
+    <w:p>
+      <w:pPr>
+        <w:ind w:firstLine="0"/>
+        <w:jc w:val="center"/>
+      </w:pPr>
+      <w:r>
+        <w:rPr>
+          <w:b w:val="0"/>
+          <w:i/>
+          <w:color w:val="5A5040"/>
+          <w:sz w:val="18"/>
+        </w:rPr>
+        <w:t>一本小聖經，一張愛人的照片：這個士兵的全部裝備。官方劇照 © Lionsgate / Summit Entertainment，低分辨率，僅作評論配圖</w:t>
+      </w:r>
+    </w:p>
+    <w:p>
       <w:r>
         <w:rPr>
           <w:b w:val="0"/>
@@ -2119,6 +5254,61 @@
       </w:r>
     </w:p>
     <w:p>
+      <w:pPr>
+        <w:ind w:firstLine="0"/>
+        <w:jc w:val="center"/>
+      </w:pPr>
+      <w:r>
+        <w:drawing>
+          <wp:inline xmlns:a="http://schemas.openxmlformats.org/drawingml/2006/main" xmlns:pic="http://schemas.openxmlformats.org/drawingml/2006/picture">
+            <wp:extent cx="3840480" cy="2562320"/>
+            <wp:docPr id="58" name="Picture 58"/>
+            <wp:cNvGraphicFramePr>
+              <a:graphicFrameLocks noChangeAspect="1"/>
+            </wp:cNvGraphicFramePr>
+            <a:graphic>
+              <a:graphicData uri="http://schemas.openxmlformats.org/drawingml/2006/picture">
+                <pic:pic>
+                  <pic:nvPicPr>
+                    <pic:cNvPr id="0" name="image.jpg"/>
+                    <pic:cNvPicPr/>
+                  </pic:nvPicPr>
+                  <pic:blipFill>
+                    <a:blip r:embed="rId66"/>
+                    <a:stretch>
+                      <a:fillRect/>
+                    </a:stretch>
+                  </pic:blipFill>
+                  <pic:spPr>
+                    <a:xfrm>
+                      <a:off x="0" y="0"/>
+                      <a:ext cx="3840480" cy="2562320"/>
+                    </a:xfrm>
+                    <a:prstGeom prst="rect"/>
+                  </pic:spPr>
+                </pic:pic>
+              </a:graphicData>
+            </a:graphic>
+          </wp:inline>
+        </w:drawing>
+      </w:r>
+    </w:p>
+    <w:p>
+      <w:pPr>
+        <w:ind w:firstLine="0"/>
+        <w:jc w:val="center"/>
+      </w:pPr>
+      <w:r>
+        <w:rPr>
+          <w:b w:val="0"/>
+          <w:i/>
+          <w:color w:val="5A5040"/>
+          <w:sz w:val="18"/>
+        </w:rPr>
+        <w:t>軍營裡的第一場仗：他贏的方式是挨。官方劇照 © Lionsgate / Summit Entertainment，低分辨率，僅作評論配圖</w:t>
+      </w:r>
+    </w:p>
+    <w:p>
       <w:r>
         <w:rPr>
           <w:b w:val="0"/>
@@ -2137,6 +5327,61 @@
       </w:r>
     </w:p>
     <w:p>
+      <w:pPr>
+        <w:ind w:firstLine="0"/>
+        <w:jc w:val="center"/>
+      </w:pPr>
+      <w:r>
+        <w:drawing>
+          <wp:inline xmlns:a="http://schemas.openxmlformats.org/drawingml/2006/main" xmlns:pic="http://schemas.openxmlformats.org/drawingml/2006/picture">
+            <wp:extent cx="3840480" cy="2562320"/>
+            <wp:docPr id="59" name="Picture 59"/>
+            <wp:cNvGraphicFramePr>
+              <a:graphicFrameLocks noChangeAspect="1"/>
+            </wp:cNvGraphicFramePr>
+            <a:graphic>
+              <a:graphicData uri="http://schemas.openxmlformats.org/drawingml/2006/picture">
+                <pic:pic>
+                  <pic:nvPicPr>
+                    <pic:cNvPr id="0" name="image.jpg"/>
+                    <pic:cNvPicPr/>
+                  </pic:nvPicPr>
+                  <pic:blipFill>
+                    <a:blip r:embed="rId67"/>
+                    <a:stretch>
+                      <a:fillRect/>
+                    </a:stretch>
+                  </pic:blipFill>
+                  <pic:spPr>
+                    <a:xfrm>
+                      <a:off x="0" y="0"/>
+                      <a:ext cx="3840480" cy="2562320"/>
+                    </a:xfrm>
+                    <a:prstGeom prst="rect"/>
+                  </pic:spPr>
+                </pic:pic>
+              </a:graphicData>
+            </a:graphic>
+          </wp:inline>
+        </w:drawing>
+      </w:r>
+    </w:p>
+    <w:p>
+      <w:pPr>
+        <w:ind w:firstLine="0"/>
+        <w:jc w:val="center"/>
+      </w:pPr>
+      <w:r>
+        <w:rPr>
+          <w:b w:val="0"/>
+          <w:i/>
+          <w:color w:val="5A5040"/>
+          <w:sz w:val="18"/>
+        </w:rPr>
+        <w:t>再救一個：禱告把他一次次送回所有人逃離的方向。官方劇照 © Lionsgate / Summit Entertainment，低分辨率，僅作評論配圖</w:t>
+      </w:r>
+    </w:p>
+    <w:p>
       <w:r>
         <w:rPr>
           <w:b w:val="0"/>
@@ -2155,6 +5400,61 @@
       </w:r>
     </w:p>
     <w:p>
+      <w:pPr>
+        <w:ind w:firstLine="0"/>
+        <w:jc w:val="center"/>
+      </w:pPr>
+      <w:r>
+        <w:drawing>
+          <wp:inline xmlns:a="http://schemas.openxmlformats.org/drawingml/2006/main" xmlns:pic="http://schemas.openxmlformats.org/drawingml/2006/picture">
+            <wp:extent cx="3840480" cy="2640330"/>
+            <wp:docPr id="60" name="Picture 60"/>
+            <wp:cNvGraphicFramePr>
+              <a:graphicFrameLocks noChangeAspect="1"/>
+            </wp:cNvGraphicFramePr>
+            <a:graphic>
+              <a:graphicData uri="http://schemas.openxmlformats.org/drawingml/2006/picture">
+                <pic:pic>
+                  <pic:nvPicPr>
+                    <pic:cNvPr id="0" name="image.jpg"/>
+                    <pic:cNvPicPr/>
+                  </pic:nvPicPr>
+                  <pic:blipFill>
+                    <a:blip r:embed="rId68"/>
+                    <a:stretch>
+                      <a:fillRect/>
+                    </a:stretch>
+                  </pic:blipFill>
+                  <pic:spPr>
+                    <a:xfrm>
+                      <a:off x="0" y="0"/>
+                      <a:ext cx="3840480" cy="2640330"/>
+                    </a:xfrm>
+                    <a:prstGeom prst="rect"/>
+                  </pic:spPr>
+                </pic:pic>
+              </a:graphicData>
+            </a:graphic>
+          </wp:inline>
+        </w:drawing>
+      </w:r>
+    </w:p>
+    <w:p>
+      <w:pPr>
+        <w:ind w:firstLine="0"/>
+        <w:jc w:val="center"/>
+      </w:pPr>
+      <w:r>
+        <w:rPr>
+          <w:b w:val="0"/>
+          <w:i/>
+          <w:color w:val="5A5040"/>
+          <w:sz w:val="18"/>
+        </w:rPr>
+        <w:t>懸在天地之間：真正的救援，從來是降下來的。官方劇照 © Lionsgate / Summit Entertainment，低分辨率，僅作評論配圖</w:t>
+      </w:r>
+    </w:p>
+    <w:p>
       <w:r>
         <w:rPr>
           <w:b w:val="0"/>
@@ -2209,6 +5509,61 @@
       </w:r>
     </w:p>
     <w:p>
+      <w:pPr>
+        <w:ind w:firstLine="0"/>
+        <w:jc w:val="center"/>
+      </w:pPr>
+      <w:r>
+        <w:drawing>
+          <wp:inline xmlns:a="http://schemas.openxmlformats.org/drawingml/2006/main" xmlns:pic="http://schemas.openxmlformats.org/drawingml/2006/picture">
+            <wp:extent cx="3840480" cy="2232279"/>
+            <wp:docPr id="61" name="Picture 61"/>
+            <wp:cNvGraphicFramePr>
+              <a:graphicFrameLocks noChangeAspect="1"/>
+            </wp:cNvGraphicFramePr>
+            <a:graphic>
+              <a:graphicData uri="http://schemas.openxmlformats.org/drawingml/2006/picture">
+                <pic:pic>
+                  <pic:nvPicPr>
+                    <pic:cNvPr id="0" name="image.jpg"/>
+                    <pic:cNvPicPr/>
+                  </pic:nvPicPr>
+                  <pic:blipFill>
+                    <a:blip r:embed="rId69"/>
+                    <a:stretch>
+                      <a:fillRect/>
+                    </a:stretch>
+                  </pic:blipFill>
+                  <pic:spPr>
+                    <a:xfrm>
+                      <a:off x="0" y="0"/>
+                      <a:ext cx="3840480" cy="2232279"/>
+                    </a:xfrm>
+                    <a:prstGeom prst="rect"/>
+                  </pic:spPr>
+                </pic:pic>
+              </a:graphicData>
+            </a:graphic>
+          </wp:inline>
+        </w:drawing>
+      </w:r>
+    </w:p>
+    <w:p>
+      <w:pPr>
+        <w:ind w:firstLine="0"/>
+        <w:jc w:val="center"/>
+      </w:pPr>
+      <w:r>
+        <w:rPr>
+          <w:b w:val="0"/>
+          <w:i/>
+          <w:color w:val="5A5040"/>
+          <w:sz w:val="18"/>
+        </w:rPr>
+        <w:t>呂受益：進門先摘三層口罩，見面禮是一句"吃個橘子吧"。官方劇照 © 出品方（壞猴子影業等），低分辨率，僅作評論配圖</w:t>
+      </w:r>
+    </w:p>
+    <w:p>
       <w:r>
         <w:rPr>
           <w:b w:val="0"/>
@@ -2218,6 +5573,61 @@
       </w:r>
     </w:p>
     <w:p>
+      <w:pPr>
+        <w:ind w:firstLine="0"/>
+        <w:jc w:val="center"/>
+      </w:pPr>
+      <w:r>
+        <w:drawing>
+          <wp:inline xmlns:a="http://schemas.openxmlformats.org/drawingml/2006/main" xmlns:pic="http://schemas.openxmlformats.org/drawingml/2006/picture">
+            <wp:extent cx="3840480" cy="2226278"/>
+            <wp:docPr id="62" name="Picture 62"/>
+            <wp:cNvGraphicFramePr>
+              <a:graphicFrameLocks noChangeAspect="1"/>
+            </wp:cNvGraphicFramePr>
+            <a:graphic>
+              <a:graphicData uri="http://schemas.openxmlformats.org/drawingml/2006/picture">
+                <pic:pic>
+                  <pic:nvPicPr>
+                    <pic:cNvPr id="0" name="image.jpg"/>
+                    <pic:cNvPicPr/>
+                  </pic:nvPicPr>
+                  <pic:blipFill>
+                    <a:blip r:embed="rId70"/>
+                    <a:stretch>
+                      <a:fillRect/>
+                    </a:stretch>
+                  </pic:blipFill>
+                  <pic:spPr>
+                    <a:xfrm>
+                      <a:off x="0" y="0"/>
+                      <a:ext cx="3840480" cy="2226278"/>
+                    </a:xfrm>
+                    <a:prstGeom prst="rect"/>
+                  </pic:spPr>
+                </pic:pic>
+              </a:graphicData>
+            </a:graphic>
+          </wp:inline>
+        </w:drawing>
+      </w:r>
+    </w:p>
+    <w:p>
+      <w:pPr>
+        <w:ind w:firstLine="0"/>
+        <w:jc w:val="center"/>
+      </w:pPr>
+      <w:r>
+        <w:rPr>
+          <w:b w:val="0"/>
+          <w:i/>
+          <w:color w:val="5A5040"/>
+          <w:sz w:val="18"/>
+        </w:rPr>
+        <w:t>劉牧師：一位在合法與救命之間選了救命的神職人員。官方劇照 © 出品方，低分辨率，僅作評論配圖</w:t>
+      </w:r>
+    </w:p>
+    <w:p>
       <w:r>
         <w:rPr>
           <w:b w:val="0"/>
@@ -2227,6 +5637,61 @@
       </w:r>
     </w:p>
     <w:p>
+      <w:pPr>
+        <w:ind w:firstLine="0"/>
+        <w:jc w:val="center"/>
+      </w:pPr>
+      <w:r>
+        <w:drawing>
+          <wp:inline xmlns:a="http://schemas.openxmlformats.org/drawingml/2006/main" xmlns:pic="http://schemas.openxmlformats.org/drawingml/2006/picture">
+            <wp:extent cx="3840480" cy="3744468"/>
+            <wp:docPr id="63" name="Picture 63"/>
+            <wp:cNvGraphicFramePr>
+              <a:graphicFrameLocks noChangeAspect="1"/>
+            </wp:cNvGraphicFramePr>
+            <a:graphic>
+              <a:graphicData uri="http://schemas.openxmlformats.org/drawingml/2006/picture">
+                <pic:pic>
+                  <pic:nvPicPr>
+                    <pic:cNvPr id="0" name="image.jpg"/>
+                    <pic:cNvPicPr/>
+                  </pic:nvPicPr>
+                  <pic:blipFill>
+                    <a:blip r:embed="rId71"/>
+                    <a:stretch>
+                      <a:fillRect/>
+                    </a:stretch>
+                  </pic:blipFill>
+                  <pic:spPr>
+                    <a:xfrm>
+                      <a:off x="0" y="0"/>
+                      <a:ext cx="3840480" cy="3744468"/>
+                    </a:xfrm>
+                    <a:prstGeom prst="rect"/>
+                  </pic:spPr>
+                </pic:pic>
+              </a:graphicData>
+            </a:graphic>
+          </wp:inline>
+        </w:drawing>
+      </w:r>
+    </w:p>
+    <w:p>
+      <w:pPr>
+        <w:ind w:firstLine="0"/>
+        <w:jc w:val="center"/>
+      </w:pPr>
+      <w:r>
+        <w:rPr>
+          <w:b w:val="0"/>
+          <w:i/>
+          <w:color w:val="5A5040"/>
+          <w:sz w:val="18"/>
+        </w:rPr>
+        <w:t>張長林的講臺。說出全片最真診斷的，是個假藥販子。官方劇照 © 出品方，低分辨率，僅作評論配圖</w:t>
+      </w:r>
+    </w:p>
+    <w:p>
       <w:r>
         <w:rPr>
           <w:b w:val="0"/>
@@ -2245,12 +5710,122 @@
       </w:r>
     </w:p>
     <w:p>
+      <w:pPr>
+        <w:ind w:firstLine="0"/>
+        <w:jc w:val="center"/>
+      </w:pPr>
+      <w:r>
+        <w:drawing>
+          <wp:inline xmlns:a="http://schemas.openxmlformats.org/drawingml/2006/main" xmlns:pic="http://schemas.openxmlformats.org/drawingml/2006/picture">
+            <wp:extent cx="3840480" cy="2076260"/>
+            <wp:docPr id="64" name="Picture 64"/>
+            <wp:cNvGraphicFramePr>
+              <a:graphicFrameLocks noChangeAspect="1"/>
+            </wp:cNvGraphicFramePr>
+            <a:graphic>
+              <a:graphicData uri="http://schemas.openxmlformats.org/drawingml/2006/picture">
+                <pic:pic>
+                  <pic:nvPicPr>
+                    <pic:cNvPr id="0" name="image.jpg"/>
+                    <pic:cNvPicPr/>
+                  </pic:nvPicPr>
+                  <pic:blipFill>
+                    <a:blip r:embed="rId72"/>
+                    <a:stretch>
+                      <a:fillRect/>
+                    </a:stretch>
+                  </pic:blipFill>
+                  <pic:spPr>
+                    <a:xfrm>
+                      <a:off x="0" y="0"/>
+                      <a:ext cx="3840480" cy="2076260"/>
+                    </a:xfrm>
+                    <a:prstGeom prst="rect"/>
+                  </pic:spPr>
+                </pic:pic>
+              </a:graphicData>
+            </a:graphic>
+          </wp:inline>
+        </w:drawing>
+      </w:r>
+    </w:p>
+    <w:p>
+      <w:pPr>
+        <w:ind w:firstLine="0"/>
+        <w:jc w:val="center"/>
+      </w:pPr>
+      <w:r>
+        <w:rPr>
+          <w:b w:val="0"/>
+          <w:i/>
+          <w:color w:val="5A5040"/>
+          <w:sz w:val="18"/>
+        </w:rPr>
+        <w:t>黃毛，二十歲。車票壓在飯盒底下，還沒來得及說。官方劇照 © 出品方，低分辨率，僅作評論配圖</w:t>
+      </w:r>
+    </w:p>
+    <w:p>
       <w:r>
         <w:rPr>
           <w:b w:val="0"/>
           <w:i w:val="0"/>
         </w:rPr>
         <w:t>然後是黃毛。這孩子剪了長髮，買了回家的車票，把車票壓在飯盒底下還沒來得及說；警察圍堵的那夜，他為了把裝藥的車開走引開追捕，衝出港區，被大貨車攔腰撞上。程勇在醫院走廊裡揪住警察曹斌的衣領，吼出全片的題眼：他才二十歲，他只是想活著，他有什麼罪！——這一吼把"罪"字砸在了每個觀眾面前。法律定了罪的人，未必最有罪；平安無事的人，未必清白。這部電影的法庭上站滿了倒錯：救命的在走私，害命的在合規；騙子講義氣，病人求寬恕；執法者最掙扎，違法者最坦然。誰有罪？聖經的答案比電影更狠——都有；但聖經接著說的那句，電影摸到了邊：定罪救不了任何人，憐憫才能。</w:t>
+      </w:r>
+    </w:p>
+    <w:p>
+      <w:pPr>
+        <w:ind w:firstLine="0"/>
+        <w:jc w:val="center"/>
+      </w:pPr>
+      <w:r>
+        <w:drawing>
+          <wp:inline xmlns:a="http://schemas.openxmlformats.org/drawingml/2006/main" xmlns:pic="http://schemas.openxmlformats.org/drawingml/2006/picture">
+            <wp:extent cx="3840480" cy="2286286"/>
+            <wp:docPr id="65" name="Picture 65"/>
+            <wp:cNvGraphicFramePr>
+              <a:graphicFrameLocks noChangeAspect="1"/>
+            </wp:cNvGraphicFramePr>
+            <a:graphic>
+              <a:graphicData uri="http://schemas.openxmlformats.org/drawingml/2006/picture">
+                <pic:pic>
+                  <pic:nvPicPr>
+                    <pic:cNvPr id="0" name="image.jpg"/>
+                    <pic:cNvPicPr/>
+                  </pic:nvPicPr>
+                  <pic:blipFill>
+                    <a:blip r:embed="rId73"/>
+                    <a:stretch>
+                      <a:fillRect/>
+                    </a:stretch>
+                  </pic:blipFill>
+                  <pic:spPr>
+                    <a:xfrm>
+                      <a:off x="0" y="0"/>
+                      <a:ext cx="3840480" cy="2286286"/>
+                    </a:xfrm>
+                    <a:prstGeom prst="rect"/>
+                  </pic:spPr>
+                </pic:pic>
+              </a:graphicData>
+            </a:graphic>
+          </wp:inline>
+        </w:drawing>
+      </w:r>
+    </w:p>
+    <w:p>
+      <w:pPr>
+        <w:ind w:firstLine="0"/>
+        <w:jc w:val="center"/>
+      </w:pPr>
+      <w:r>
+        <w:rPr>
+          <w:b w:val="0"/>
+          <w:i/>
+          <w:color w:val="5A5040"/>
+          <w:sz w:val="18"/>
+        </w:rPr>
+        <w:t>“我不想死，我想活著，行嗎？”官方劇照 © 出品方，低分辨率，僅作評論配圖</w:t>
       </w:r>
     </w:p>
     <w:p>
@@ -2464,6 +6039,61 @@
       </w:r>
     </w:p>
     <w:p>
+      <w:pPr>
+        <w:ind w:firstLine="0"/>
+        <w:jc w:val="center"/>
+      </w:pPr>
+      <w:r>
+        <w:drawing>
+          <wp:inline xmlns:a="http://schemas.openxmlformats.org/drawingml/2006/main" xmlns:pic="http://schemas.openxmlformats.org/drawingml/2006/picture">
+            <wp:extent cx="3840480" cy="1608201"/>
+            <wp:docPr id="66" name="Picture 66"/>
+            <wp:cNvGraphicFramePr>
+              <a:graphicFrameLocks noChangeAspect="1"/>
+            </wp:cNvGraphicFramePr>
+            <a:graphic>
+              <a:graphicData uri="http://schemas.openxmlformats.org/drawingml/2006/picture">
+                <pic:pic>
+                  <pic:nvPicPr>
+                    <pic:cNvPr id="0" name="image.jpg"/>
+                    <pic:cNvPicPr/>
+                  </pic:nvPicPr>
+                  <pic:blipFill>
+                    <a:blip r:embed="rId74"/>
+                    <a:stretch>
+                      <a:fillRect/>
+                    </a:stretch>
+                  </pic:blipFill>
+                  <pic:spPr>
+                    <a:xfrm>
+                      <a:off x="0" y="0"/>
+                      <a:ext cx="3840480" cy="1608201"/>
+                    </a:xfrm>
+                    <a:prstGeom prst="rect"/>
+                  </pic:spPr>
+                </pic:pic>
+              </a:graphicData>
+            </a:graphic>
+          </wp:inline>
+        </w:drawing>
+      </w:r>
+    </w:p>
+    <w:p>
+      <w:pPr>
+        <w:ind w:firstLine="0"/>
+        <w:jc w:val="center"/>
+      </w:pPr>
+      <w:r>
+        <w:rPr>
+          <w:b w:val="0"/>
+          <w:i/>
+          <w:color w:val="5A5040"/>
+          <w:sz w:val="18"/>
+        </w:rPr>
+        <w:t>萬壽菊鋪成的橋：照片是簽證，記憶是口糧。官方劇照 © Disney / Pixar，低分辨率，僅作評論配圖</w:t>
+      </w:r>
+    </w:p>
+    <w:p>
       <w:r>
         <w:rPr>
           <w:b w:val="0"/>
@@ -2473,6 +6103,61 @@
       </w:r>
     </w:p>
     <w:p>
+      <w:pPr>
+        <w:ind w:firstLine="0"/>
+        <w:jc w:val="center"/>
+      </w:pPr>
+      <w:r>
+        <w:drawing>
+          <wp:inline xmlns:a="http://schemas.openxmlformats.org/drawingml/2006/main" xmlns:pic="http://schemas.openxmlformats.org/drawingml/2006/picture">
+            <wp:extent cx="3840480" cy="1608201"/>
+            <wp:docPr id="67" name="Picture 67"/>
+            <wp:cNvGraphicFramePr>
+              <a:graphicFrameLocks noChangeAspect="1"/>
+            </wp:cNvGraphicFramePr>
+            <a:graphic>
+              <a:graphicData uri="http://schemas.openxmlformats.org/drawingml/2006/picture">
+                <pic:pic>
+                  <pic:nvPicPr>
+                    <pic:cNvPr id="0" name="image.jpg"/>
+                    <pic:cNvPicPr/>
+                  </pic:nvPicPr>
+                  <pic:blipFill>
+                    <a:blip r:embed="rId75"/>
+                    <a:stretch>
+                      <a:fillRect/>
+                    </a:stretch>
+                  </pic:blipFill>
+                  <pic:spPr>
+                    <a:xfrm>
+                      <a:off x="0" y="0"/>
+                      <a:ext cx="3840480" cy="1608201"/>
+                    </a:xfrm>
+                    <a:prstGeom prst="rect"/>
+                  </pic:spPr>
+                </pic:pic>
+              </a:graphicData>
+            </a:graphic>
+          </wp:inline>
+        </w:drawing>
+      </w:r>
+    </w:p>
+    <w:p>
+      <w:pPr>
+        <w:ind w:firstLine="0"/>
+        <w:jc w:val="center"/>
+      </w:pPr>
+      <w:r>
+        <w:rPr>
+          <w:b w:val="0"/>
+          <w:i/>
+          <w:color w:val="5A5040"/>
+          <w:sz w:val="18"/>
+        </w:rPr>
+        <w:t>米格的小神龕：偶像的燭光。官方劇照 © Disney / Pixar，低分辨率，僅作評論配圖</w:t>
+      </w:r>
+    </w:p>
+    <w:p>
       <w:r>
         <w:rPr>
           <w:b w:val="0"/>
@@ -2482,6 +6167,61 @@
       </w:r>
     </w:p>
     <w:p>
+      <w:pPr>
+        <w:ind w:firstLine="0"/>
+        <w:jc w:val="center"/>
+      </w:pPr>
+      <w:r>
+        <w:drawing>
+          <wp:inline xmlns:a="http://schemas.openxmlformats.org/drawingml/2006/main" xmlns:pic="http://schemas.openxmlformats.org/drawingml/2006/picture">
+            <wp:extent cx="3840480" cy="2538317"/>
+            <wp:docPr id="68" name="Picture 68"/>
+            <wp:cNvGraphicFramePr>
+              <a:graphicFrameLocks noChangeAspect="1"/>
+            </wp:cNvGraphicFramePr>
+            <a:graphic>
+              <a:graphicData uri="http://schemas.openxmlformats.org/drawingml/2006/picture">
+                <pic:pic>
+                  <pic:nvPicPr>
+                    <pic:cNvPr id="0" name="image.jpg"/>
+                    <pic:cNvPicPr/>
+                  </pic:nvPicPr>
+                  <pic:blipFill>
+                    <a:blip r:embed="rId76"/>
+                    <a:stretch>
+                      <a:fillRect/>
+                    </a:stretch>
+                  </pic:blipFill>
+                  <pic:spPr>
+                    <a:xfrm>
+                      <a:off x="0" y="0"/>
+                      <a:ext cx="3840480" cy="2538317"/>
+                    </a:xfrm>
+                    <a:prstGeom prst="rect"/>
+                  </pic:spPr>
+                </pic:pic>
+              </a:graphicData>
+            </a:graphic>
+          </wp:inline>
+        </w:drawing>
+      </w:r>
+    </w:p>
+    <w:p>
+      <w:pPr>
+        <w:ind w:firstLine="0"/>
+        <w:jc w:val="center"/>
+      </w:pPr>
+      <w:r>
+        <w:rPr>
+          <w:b w:val="0"/>
+          <w:i/>
+          <w:color w:val="5A5040"/>
+          <w:sz w:val="18"/>
+        </w:rPr>
+        <w:t>米格與赫克託：假作者被億萬人記住，真作者被一個人快要忘掉。官方劇照 © Disney / Pixar，低分辨率，僅作評論配圖</w:t>
+      </w:r>
+    </w:p>
+    <w:p>
       <w:r>
         <w:rPr>
           <w:b w:val="0"/>
@@ -2491,6 +6231,61 @@
       </w:r>
     </w:p>
     <w:p>
+      <w:pPr>
+        <w:ind w:firstLine="0"/>
+        <w:jc w:val="center"/>
+      </w:pPr>
+      <w:r>
+        <w:drawing>
+          <wp:inline xmlns:a="http://schemas.openxmlformats.org/drawingml/2006/main" xmlns:pic="http://schemas.openxmlformats.org/drawingml/2006/picture">
+            <wp:extent cx="3840480" cy="1608201"/>
+            <wp:docPr id="69" name="Picture 69"/>
+            <wp:cNvGraphicFramePr>
+              <a:graphicFrameLocks noChangeAspect="1"/>
+            </wp:cNvGraphicFramePr>
+            <a:graphic>
+              <a:graphicData uri="http://schemas.openxmlformats.org/drawingml/2006/picture">
+                <pic:pic>
+                  <pic:nvPicPr>
+                    <pic:cNvPr id="0" name="image.jpg"/>
+                    <pic:cNvPicPr/>
+                  </pic:nvPicPr>
+                  <pic:blipFill>
+                    <a:blip r:embed="rId77"/>
+                    <a:stretch>
+                      <a:fillRect/>
+                    </a:stretch>
+                  </pic:blipFill>
+                  <pic:spPr>
+                    <a:xfrm>
+                      <a:off x="0" y="0"/>
+                      <a:ext cx="3840480" cy="1608201"/>
+                    </a:xfrm>
+                    <a:prstGeom prst="rect"/>
+                  </pic:spPr>
+                </pic:pic>
+              </a:graphicData>
+            </a:graphic>
+          </wp:inline>
+        </w:drawing>
+      </w:r>
+    </w:p>
+    <w:p>
+      <w:pPr>
+        <w:ind w:firstLine="0"/>
+        <w:jc w:val="center"/>
+      </w:pPr>
+      <w:r>
+        <w:rPr>
+          <w:b w:val="0"/>
+          <w:i/>
+          <w:color w:val="5A5040"/>
+          <w:sz w:val="18"/>
+        </w:rPr>
+        <w:t>一片花瓣的祝福。舊的祝福說"回去，但你要"，新的祝福只說"回去"。官方劇照 © Disney / Pixar，低分辨率，僅作評論配圖</w:t>
+      </w:r>
+    </w:p>
+    <w:p>
       <w:r>
         <w:rPr>
           <w:b w:val="0"/>
@@ -2500,6 +6295,61 @@
       </w:r>
     </w:p>
     <w:p>
+      <w:pPr>
+        <w:ind w:firstLine="0"/>
+        <w:jc w:val="center"/>
+      </w:pPr>
+      <w:r>
+        <w:drawing>
+          <wp:inline xmlns:a="http://schemas.openxmlformats.org/drawingml/2006/main" xmlns:pic="http://schemas.openxmlformats.org/drawingml/2006/picture">
+            <wp:extent cx="3840480" cy="1608201"/>
+            <wp:docPr id="70" name="Picture 70"/>
+            <wp:cNvGraphicFramePr>
+              <a:graphicFrameLocks noChangeAspect="1"/>
+            </wp:cNvGraphicFramePr>
+            <a:graphic>
+              <a:graphicData uri="http://schemas.openxmlformats.org/drawingml/2006/picture">
+                <pic:pic>
+                  <pic:nvPicPr>
+                    <pic:cNvPr id="0" name="image.jpg"/>
+                    <pic:cNvPicPr/>
+                  </pic:nvPicPr>
+                  <pic:blipFill>
+                    <a:blip r:embed="rId78"/>
+                    <a:stretch>
+                      <a:fillRect/>
+                    </a:stretch>
+                  </pic:blipFill>
+                  <pic:spPr>
+                    <a:xfrm>
+                      <a:off x="0" y="0"/>
+                      <a:ext cx="3840480" cy="1608201"/>
+                    </a:xfrm>
+                    <a:prstGeom prst="rect"/>
+                  </pic:spPr>
+                </pic:pic>
+              </a:graphicData>
+            </a:graphic>
+          </wp:inline>
+        </w:drawing>
+      </w:r>
+    </w:p>
+    <w:p>
+      <w:pPr>
+        <w:ind w:firstLine="0"/>
+        <w:jc w:val="center"/>
+      </w:pPr>
+      <w:r>
+        <w:rPr>
+          <w:b w:val="0"/>
+          <w:i/>
+          <w:color w:val="5A5040"/>
+          <w:sz w:val="18"/>
+        </w:rPr>
+        <w:t>米格與曾祖母可可：體系最細的一環。官方劇照 © Disney / Pixar，低分辨率，僅作評論配圖</w:t>
+      </w:r>
+    </w:p>
+    <w:p>
       <w:r>
         <w:rPr>
           <w:b w:val="0"/>
@@ -2572,6 +6422,61 @@
       </w:r>
     </w:p>
     <w:p>
+      <w:pPr>
+        <w:ind w:firstLine="0"/>
+        <w:jc w:val="center"/>
+      </w:pPr>
+      <w:r>
+        <w:drawing>
+          <wp:inline xmlns:a="http://schemas.openxmlformats.org/drawingml/2006/main" xmlns:pic="http://schemas.openxmlformats.org/drawingml/2006/picture">
+            <wp:extent cx="3840480" cy="2022253"/>
+            <wp:docPr id="71" name="Picture 71"/>
+            <wp:cNvGraphicFramePr>
+              <a:graphicFrameLocks noChangeAspect="1"/>
+            </wp:cNvGraphicFramePr>
+            <a:graphic>
+              <a:graphicData uri="http://schemas.openxmlformats.org/drawingml/2006/picture">
+                <pic:pic>
+                  <pic:nvPicPr>
+                    <pic:cNvPr id="0" name="image.jpg"/>
+                    <pic:cNvPicPr/>
+                  </pic:nvPicPr>
+                  <pic:blipFill>
+                    <a:blip r:embed="rId79"/>
+                    <a:stretch>
+                      <a:fillRect/>
+                    </a:stretch>
+                  </pic:blipFill>
+                  <pic:spPr>
+                    <a:xfrm>
+                      <a:off x="0" y="0"/>
+                      <a:ext cx="3840480" cy="2022253"/>
+                    </a:xfrm>
+                    <a:prstGeom prst="rect"/>
+                  </pic:spPr>
+                </pic:pic>
+              </a:graphicData>
+            </a:graphic>
+          </wp:inline>
+        </w:drawing>
+      </w:r>
+    </w:p>
+    <w:p>
+      <w:pPr>
+        <w:ind w:firstLine="0"/>
+        <w:jc w:val="center"/>
+      </w:pPr>
+      <w:r>
+        <w:rPr>
+          <w:b w:val="0"/>
+          <w:i/>
+          <w:color w:val="5A5040"/>
+          <w:sz w:val="18"/>
+        </w:rPr>
+        <w:t>被舉起的小獅：王不是特權，是替萬物守約的那一位。官方劇照 © Disney，低分辨率，僅作評論配圖</w:t>
+      </w:r>
+    </w:p>
+    <w:p>
       <w:r>
         <w:rPr>
           <w:b w:val="0"/>
@@ -2581,6 +6486,61 @@
       </w:r>
     </w:p>
     <w:p>
+      <w:pPr>
+        <w:ind w:firstLine="0"/>
+        <w:jc w:val="center"/>
+      </w:pPr>
+      <w:r>
+        <w:drawing>
+          <wp:inline xmlns:a="http://schemas.openxmlformats.org/drawingml/2006/main" xmlns:pic="http://schemas.openxmlformats.org/drawingml/2006/picture">
+            <wp:extent cx="3840480" cy="2028254"/>
+            <wp:docPr id="72" name="Picture 72"/>
+            <wp:cNvGraphicFramePr>
+              <a:graphicFrameLocks noChangeAspect="1"/>
+            </wp:cNvGraphicFramePr>
+            <a:graphic>
+              <a:graphicData uri="http://schemas.openxmlformats.org/drawingml/2006/picture">
+                <pic:pic>
+                  <pic:nvPicPr>
+                    <pic:cNvPr id="0" name="image.jpg"/>
+                    <pic:cNvPicPr/>
+                  </pic:nvPicPr>
+                  <pic:blipFill>
+                    <a:blip r:embed="rId80"/>
+                    <a:stretch>
+                      <a:fillRect/>
+                    </a:stretch>
+                  </pic:blipFill>
+                  <pic:spPr>
+                    <a:xfrm>
+                      <a:off x="0" y="0"/>
+                      <a:ext cx="3840480" cy="2028254"/>
+                    </a:xfrm>
+                    <a:prstGeom prst="rect"/>
+                  </pic:spPr>
+                </pic:pic>
+              </a:graphicData>
+            </a:graphic>
+          </wp:inline>
+        </w:drawing>
+      </w:r>
+    </w:p>
+    <w:p>
+      <w:pPr>
+        <w:ind w:firstLine="0"/>
+        <w:jc w:val="center"/>
+      </w:pPr>
+      <w:r>
+        <w:rPr>
+          <w:b w:val="0"/>
+          <w:i/>
+          <w:color w:val="5A5040"/>
+          <w:sz w:val="18"/>
+        </w:rPr>
+        <w:t>辛巴與刀疤：說服他有罪的，正是真正有罪的那位。官方劇照 © Disney，低分辨率，僅作評論配圖</w:t>
+      </w:r>
+    </w:p>
+    <w:p>
       <w:r>
         <w:rPr>
           <w:b w:val="0"/>
@@ -2590,6 +6550,61 @@
       </w:r>
     </w:p>
     <w:p>
+      <w:pPr>
+        <w:ind w:firstLine="0"/>
+        <w:jc w:val="center"/>
+      </w:pPr>
+      <w:r>
+        <w:drawing>
+          <wp:inline xmlns:a="http://schemas.openxmlformats.org/drawingml/2006/main" xmlns:pic="http://schemas.openxmlformats.org/drawingml/2006/picture">
+            <wp:extent cx="3840480" cy="2028254"/>
+            <wp:docPr id="73" name="Picture 73"/>
+            <wp:cNvGraphicFramePr>
+              <a:graphicFrameLocks noChangeAspect="1"/>
+            </wp:cNvGraphicFramePr>
+            <a:graphic>
+              <a:graphicData uri="http://schemas.openxmlformats.org/drawingml/2006/picture">
+                <pic:pic>
+                  <pic:nvPicPr>
+                    <pic:cNvPr id="0" name="image.jpg"/>
+                    <pic:cNvPicPr/>
+                  </pic:nvPicPr>
+                  <pic:blipFill>
+                    <a:blip r:embed="rId81"/>
+                    <a:stretch>
+                      <a:fillRect/>
+                    </a:stretch>
+                  </pic:blipFill>
+                  <pic:spPr>
+                    <a:xfrm>
+                      <a:off x="0" y="0"/>
+                      <a:ext cx="3840480" cy="2028254"/>
+                    </a:xfrm>
+                    <a:prstGeom prst="rect"/>
+                  </pic:spPr>
+                </pic:pic>
+              </a:graphicData>
+            </a:graphic>
+          </wp:inline>
+        </w:drawing>
+      </w:r>
+    </w:p>
+    <w:p>
+      <w:pPr>
+        <w:ind w:firstLine="0"/>
+        <w:jc w:val="center"/>
+      </w:pPr>
+      <w:r>
+        <w:rPr>
+          <w:b w:val="0"/>
+          <w:i/>
+          <w:color w:val="5A5040"/>
+          <w:sz w:val="18"/>
+        </w:rPr>
+        <w:t>丁滿與彭彭：沒有赦免的無罪化，把傷口蓋上葉子。官方劇照 © Disney，低分辨率，僅作評論配圖</w:t>
+      </w:r>
+    </w:p>
+    <w:p>
       <w:r>
         <w:rPr>
           <w:b w:val="0"/>
@@ -2599,6 +6614,61 @@
       </w:r>
     </w:p>
     <w:p>
+      <w:pPr>
+        <w:ind w:firstLine="0"/>
+        <w:jc w:val="center"/>
+      </w:pPr>
+      <w:r>
+        <w:drawing>
+          <wp:inline xmlns:a="http://schemas.openxmlformats.org/drawingml/2006/main" xmlns:pic="http://schemas.openxmlformats.org/drawingml/2006/picture">
+            <wp:extent cx="3840480" cy="2238280"/>
+            <wp:docPr id="74" name="Picture 74"/>
+            <wp:cNvGraphicFramePr>
+              <a:graphicFrameLocks noChangeAspect="1"/>
+            </wp:cNvGraphicFramePr>
+            <a:graphic>
+              <a:graphicData uri="http://schemas.openxmlformats.org/drawingml/2006/picture">
+                <pic:pic>
+                  <pic:nvPicPr>
+                    <pic:cNvPr id="0" name="image.jpg"/>
+                    <pic:cNvPicPr/>
+                  </pic:nvPicPr>
+                  <pic:blipFill>
+                    <a:blip r:embed="rId82"/>
+                    <a:stretch>
+                      <a:fillRect/>
+                    </a:stretch>
+                  </pic:blipFill>
+                  <pic:spPr>
+                    <a:xfrm>
+                      <a:off x="0" y="0"/>
+                      <a:ext cx="3840480" cy="2238280"/>
+                    </a:xfrm>
+                    <a:prstGeom prst="rect"/>
+                  </pic:spPr>
+                </pic:pic>
+              </a:graphicData>
+            </a:graphic>
+          </wp:inline>
+        </w:drawing>
+      </w:r>
+    </w:p>
+    <w:p>
+      <w:pPr>
+        <w:ind w:firstLine="0"/>
+        <w:jc w:val="center"/>
+      </w:pPr>
+      <w:r>
+        <w:rPr>
+          <w:b w:val="0"/>
+          <w:i/>
+          <w:color w:val="5A5040"/>
+          <w:sz w:val="18"/>
+        </w:rPr>
+        <w:t>拉飛奇：躲得掉的是棒子，躲不掉的是過去。官方劇照 © Disney，低分辨率，僅作評論配圖</w:t>
+      </w:r>
+    </w:p>
+    <w:p>
       <w:r>
         <w:rPr>
           <w:b w:val="0"/>
@@ -2617,6 +6687,61 @@
       </w:r>
     </w:p>
     <w:p>
+      <w:pPr>
+        <w:ind w:firstLine="0"/>
+        <w:jc w:val="center"/>
+      </w:pPr>
+      <w:r>
+        <w:drawing>
+          <wp:inline xmlns:a="http://schemas.openxmlformats.org/drawingml/2006/main" xmlns:pic="http://schemas.openxmlformats.org/drawingml/2006/picture">
+            <wp:extent cx="3840480" cy="2232279"/>
+            <wp:docPr id="75" name="Picture 75"/>
+            <wp:cNvGraphicFramePr>
+              <a:graphicFrameLocks noChangeAspect="1"/>
+            </wp:cNvGraphicFramePr>
+            <a:graphic>
+              <a:graphicData uri="http://schemas.openxmlformats.org/drawingml/2006/picture">
+                <pic:pic>
+                  <pic:nvPicPr>
+                    <pic:cNvPr id="0" name="image.jpg"/>
+                    <pic:cNvPicPr/>
+                  </pic:nvPicPr>
+                  <pic:blipFill>
+                    <a:blip r:embed="rId83"/>
+                    <a:stretch>
+                      <a:fillRect/>
+                    </a:stretch>
+                  </pic:blipFill>
+                  <pic:spPr>
+                    <a:xfrm>
+                      <a:off x="0" y="0"/>
+                      <a:ext cx="3840480" cy="2232279"/>
+                    </a:xfrm>
+                    <a:prstGeom prst="rect"/>
+                  </pic:spPr>
+                </pic:pic>
+              </a:graphicData>
+            </a:graphic>
+          </wp:inline>
+        </w:drawing>
+      </w:r>
+    </w:p>
+    <w:p>
+      <w:pPr>
+        <w:ind w:firstLine="0"/>
+        <w:jc w:val="center"/>
+      </w:pPr>
+      <w:r>
+        <w:rPr>
+          <w:b w:val="0"/>
+          <w:i/>
+          <w:color w:val="5A5040"/>
+          <w:sz w:val="18"/>
+        </w:rPr>
+        <w:t>刀疤治下：壞王坐寶座，連土地都跟著哀哭。官方劇照 © Disney，低分辨率，僅作評論配圖</w:t>
+      </w:r>
+    </w:p>
+    <w:p>
       <w:r>
         <w:rPr>
           <w:b w:val="0"/>
@@ -2680,6 +6805,61 @@
       </w:r>
     </w:p>
     <w:p>
+      <w:pPr>
+        <w:ind w:firstLine="0"/>
+        <w:jc w:val="center"/>
+      </w:pPr>
+      <w:r>
+        <w:drawing>
+          <wp:inline xmlns:a="http://schemas.openxmlformats.org/drawingml/2006/main" xmlns:pic="http://schemas.openxmlformats.org/drawingml/2006/picture">
+            <wp:extent cx="3840480" cy="1626203"/>
+            <wp:docPr id="76" name="Picture 76"/>
+            <wp:cNvGraphicFramePr>
+              <a:graphicFrameLocks noChangeAspect="1"/>
+            </wp:cNvGraphicFramePr>
+            <a:graphic>
+              <a:graphicData uri="http://schemas.openxmlformats.org/drawingml/2006/picture">
+                <pic:pic>
+                  <pic:nvPicPr>
+                    <pic:cNvPr id="0" name="image.jpg"/>
+                    <pic:cNvPicPr/>
+                  </pic:nvPicPr>
+                  <pic:blipFill>
+                    <a:blip r:embed="rId84"/>
+                    <a:stretch>
+                      <a:fillRect/>
+                    </a:stretch>
+                  </pic:blipFill>
+                  <pic:spPr>
+                    <a:xfrm>
+                      <a:off x="0" y="0"/>
+                      <a:ext cx="3840480" cy="1626203"/>
+                    </a:xfrm>
+                    <a:prstGeom prst="rect"/>
+                  </pic:spPr>
+                </pic:pic>
+              </a:graphicData>
+            </a:graphic>
+          </wp:inline>
+        </w:drawing>
+      </w:r>
+    </w:p>
+    <w:p>
+      <w:pPr>
+        <w:ind w:firstLine="0"/>
+        <w:jc w:val="center"/>
+      </w:pPr>
+      <w:r>
+        <w:rPr>
+          <w:b w:val="0"/>
+          <w:i/>
+          <w:color w:val="5A5040"/>
+          <w:sz w:val="18"/>
+        </w:rPr>
+        <w:t>那一天的紐約：一個一生都活在"將來"裡的人。官方劇照 © Disney / Pixar，低分辨率，僅作評論配圖</w:t>
+      </w:r>
+    </w:p>
+    <w:p>
       <w:r>
         <w:rPr>
           <w:b w:val="0"/>
@@ -2689,6 +6869,61 @@
       </w:r>
     </w:p>
     <w:p>
+      <w:pPr>
+        <w:ind w:firstLine="0"/>
+        <w:jc w:val="center"/>
+      </w:pPr>
+      <w:r>
+        <w:drawing>
+          <wp:inline xmlns:a="http://schemas.openxmlformats.org/drawingml/2006/main" xmlns:pic="http://schemas.openxmlformats.org/drawingml/2006/picture">
+            <wp:extent cx="3840480" cy="1608201"/>
+            <wp:docPr id="77" name="Picture 77"/>
+            <wp:cNvGraphicFramePr>
+              <a:graphicFrameLocks noChangeAspect="1"/>
+            </wp:cNvGraphicFramePr>
+            <a:graphic>
+              <a:graphicData uri="http://schemas.openxmlformats.org/drawingml/2006/picture">
+                <pic:pic>
+                  <pic:nvPicPr>
+                    <pic:cNvPr id="0" name="image.jpg"/>
+                    <pic:cNvPicPr/>
+                  </pic:nvPicPr>
+                  <pic:blipFill>
+                    <a:blip r:embed="rId85"/>
+                    <a:stretch>
+                      <a:fillRect/>
+                    </a:stretch>
+                  </pic:blipFill>
+                  <pic:spPr>
+                    <a:xfrm>
+                      <a:off x="0" y="0"/>
+                      <a:ext cx="3840480" cy="1608201"/>
+                    </a:xfrm>
+                    <a:prstGeom prst="rect"/>
+                  </pic:spPr>
+                </pic:pic>
+              </a:graphicData>
+            </a:graphic>
+          </wp:inline>
+        </w:drawing>
+      </w:r>
+    </w:p>
+    <w:p>
+      <w:pPr>
+        <w:ind w:firstLine="0"/>
+        <w:jc w:val="center"/>
+      </w:pPr>
+      <w:r>
+        <w:rPr>
+          <w:b w:val="0"/>
+          <w:i/>
+          <w:color w:val="5A5040"/>
+          <w:sz w:val="18"/>
+        </w:rPr>
+        <w:t>生之來處：人不是自己攢起來的，是被構思、被裝配、被差遣的。官方劇照 © Disney / Pixar，低分辨率，僅作評論配圖</w:t>
+      </w:r>
+    </w:p>
+    <w:p>
       <w:r>
         <w:rPr>
           <w:b w:val="0"/>
@@ -2698,6 +6933,61 @@
       </w:r>
     </w:p>
     <w:p>
+      <w:pPr>
+        <w:ind w:firstLine="0"/>
+        <w:jc w:val="center"/>
+      </w:pPr>
+      <w:r>
+        <w:drawing>
+          <wp:inline xmlns:a="http://schemas.openxmlformats.org/drawingml/2006/main" xmlns:pic="http://schemas.openxmlformats.org/drawingml/2006/picture">
+            <wp:extent cx="3840480" cy="1608201"/>
+            <wp:docPr id="78" name="Picture 78"/>
+            <wp:cNvGraphicFramePr>
+              <a:graphicFrameLocks noChangeAspect="1"/>
+            </wp:cNvGraphicFramePr>
+            <a:graphic>
+              <a:graphicData uri="http://schemas.openxmlformats.org/drawingml/2006/picture">
+                <pic:pic>
+                  <pic:nvPicPr>
+                    <pic:cNvPr id="0" name="image.jpg"/>
+                    <pic:cNvPicPr/>
+                  </pic:nvPicPr>
+                  <pic:blipFill>
+                    <a:blip r:embed="rId86"/>
+                    <a:stretch>
+                      <a:fillRect/>
+                    </a:stretch>
+                  </pic:blipFill>
+                  <pic:spPr>
+                    <a:xfrm>
+                      <a:off x="0" y="0"/>
+                      <a:ext cx="3840480" cy="1608201"/>
+                    </a:xfrm>
+                    <a:prstGeom prst="rect"/>
+                  </pic:spPr>
+                </pic:pic>
+              </a:graphicData>
+            </a:graphic>
+          </wp:inline>
+        </w:drawing>
+      </w:r>
+    </w:p>
+    <w:p>
+      <w:pPr>
+        <w:ind w:firstLine="0"/>
+        <w:jc w:val="center"/>
+      </w:pPr>
+      <w:r>
+        <w:rPr>
+          <w:b w:val="0"/>
+          <w:i/>
+          <w:color w:val="5A5040"/>
+          <w:sz w:val="18"/>
+        </w:rPr>
+        <w:t>理髮店：目標這尊偶像最隱蔽的代價，是讓人目中無人。官方劇照 © Disney / Pixar，低分辨率，僅作評論配圖</w:t>
+      </w:r>
+    </w:p>
+    <w:p>
       <w:r>
         <w:rPr>
           <w:b w:val="0"/>
@@ -2707,6 +6997,61 @@
       </w:r>
     </w:p>
     <w:p>
+      <w:pPr>
+        <w:ind w:firstLine="0"/>
+        <w:jc w:val="center"/>
+      </w:pPr>
+      <w:r>
+        <w:drawing>
+          <wp:inline xmlns:a="http://schemas.openxmlformats.org/drawingml/2006/main" xmlns:pic="http://schemas.openxmlformats.org/drawingml/2006/picture">
+            <wp:extent cx="3840480" cy="1608201"/>
+            <wp:docPr id="79" name="Picture 79"/>
+            <wp:cNvGraphicFramePr>
+              <a:graphicFrameLocks noChangeAspect="1"/>
+            </wp:cNvGraphicFramePr>
+            <a:graphic>
+              <a:graphicData uri="http://schemas.openxmlformats.org/drawingml/2006/picture">
+                <pic:pic>
+                  <pic:nvPicPr>
+                    <pic:cNvPr id="0" name="image.jpg"/>
+                    <pic:cNvPicPr/>
+                  </pic:nvPicPr>
+                  <pic:blipFill>
+                    <a:blip r:embed="rId87"/>
+                    <a:stretch>
+                      <a:fillRect/>
+                    </a:stretch>
+                  </pic:blipFill>
+                  <pic:spPr>
+                    <a:xfrm>
+                      <a:off x="0" y="0"/>
+                      <a:ext cx="3840480" cy="1608201"/>
+                    </a:xfrm>
+                    <a:prstGeom prst="rect"/>
+                  </pic:spPr>
+                </pic:pic>
+              </a:graphicData>
+            </a:graphic>
+          </wp:inline>
+        </w:drawing>
+      </w:r>
+    </w:p>
+    <w:p>
+      <w:pPr>
+        <w:ind w:firstLine="0"/>
+        <w:jc w:val="center"/>
+      </w:pPr>
+      <w:r>
+        <w:rPr>
+          <w:b w:val="0"/>
+          <w:i/>
+          <w:color w:val="5A5040"/>
+          <w:sz w:val="18"/>
+        </w:rPr>
+        <w:t>夢想成真之夜。"我等這一天等了一輩子——我以為我會感覺不一樣。"官方劇照 © Disney / Pixar，低分辨率，僅作評論配圖</w:t>
+      </w:r>
+    </w:p>
+    <w:p>
       <w:r>
         <w:rPr>
           <w:b w:val="0"/>
@@ -2716,6 +7061,61 @@
       </w:r>
     </w:p>
     <w:p>
+      <w:pPr>
+        <w:ind w:firstLine="0"/>
+        <w:jc w:val="center"/>
+      </w:pPr>
+      <w:r>
+        <w:drawing>
+          <wp:inline xmlns:a="http://schemas.openxmlformats.org/drawingml/2006/main" xmlns:pic="http://schemas.openxmlformats.org/drawingml/2006/picture">
+            <wp:extent cx="3840480" cy="1788224"/>
+            <wp:docPr id="80" name="Picture 80"/>
+            <wp:cNvGraphicFramePr>
+              <a:graphicFrameLocks noChangeAspect="1"/>
+            </wp:cNvGraphicFramePr>
+            <a:graphic>
+              <a:graphicData uri="http://schemas.openxmlformats.org/drawingml/2006/picture">
+                <pic:pic>
+                  <pic:nvPicPr>
+                    <pic:cNvPr id="0" name="image.jpg"/>
+                    <pic:cNvPicPr/>
+                  </pic:nvPicPr>
+                  <pic:blipFill>
+                    <a:blip r:embed="rId88"/>
+                    <a:stretch>
+                      <a:fillRect/>
+                    </a:stretch>
+                  </pic:blipFill>
+                  <pic:spPr>
+                    <a:xfrm>
+                      <a:off x="0" y="0"/>
+                      <a:ext cx="3840480" cy="1788224"/>
+                    </a:xfrm>
+                    <a:prstGeom prst="rect"/>
+                  </pic:spPr>
+                </pic:pic>
+              </a:graphicData>
+            </a:graphic>
+          </wp:inline>
+        </w:drawing>
+      </w:r>
+    </w:p>
+    <w:p>
+      <w:pPr>
+        <w:ind w:firstLine="0"/>
+        <w:jc w:val="center"/>
+      </w:pPr>
+      <w:r>
+        <w:rPr>
+          <w:b w:val="0"/>
+          <w:i/>
+          <w:color w:val="5A5040"/>
+          <w:sz w:val="18"/>
+        </w:rPr>
+        <w:t>忘我之境的鋼琴。琴蓋上擺著披薩餅邊、線軸和一枚楓樹種子。官方劇照 © Disney / Pixar，低分辨率，僅作評論配圖</w:t>
+      </w:r>
+    </w:p>
+    <w:p>
       <w:r>
         <w:rPr>
           <w:b w:val="0"/>
@@ -2779,6 +7179,61 @@
       </w:r>
     </w:p>
     <w:p>
+      <w:pPr>
+        <w:ind w:firstLine="0"/>
+        <w:jc w:val="center"/>
+      </w:pPr>
+      <w:r>
+        <w:drawing>
+          <wp:inline xmlns:a="http://schemas.openxmlformats.org/drawingml/2006/main" xmlns:pic="http://schemas.openxmlformats.org/drawingml/2006/picture">
+            <wp:extent cx="3840480" cy="2701138"/>
+            <wp:docPr id="81" name="Picture 81"/>
+            <wp:cNvGraphicFramePr>
+              <a:graphicFrameLocks noChangeAspect="1"/>
+            </wp:cNvGraphicFramePr>
+            <a:graphic>
+              <a:graphicData uri="http://schemas.openxmlformats.org/drawingml/2006/picture">
+                <pic:pic>
+                  <pic:nvPicPr>
+                    <pic:cNvPr id="0" name="image.jpg"/>
+                    <pic:cNvPicPr/>
+                  </pic:nvPicPr>
+                  <pic:blipFill>
+                    <a:blip r:embed="rId89"/>
+                    <a:stretch>
+                      <a:fillRect/>
+                    </a:stretch>
+                  </pic:blipFill>
+                  <pic:spPr>
+                    <a:xfrm>
+                      <a:off x="0" y="0"/>
+                      <a:ext cx="3840480" cy="2701138"/>
+                    </a:xfrm>
+                    <a:prstGeom prst="rect"/>
+                  </pic:spPr>
+                </pic:pic>
+              </a:graphicData>
+            </a:graphic>
+          </wp:inline>
+        </w:drawing>
+      </w:r>
+    </w:p>
+    <w:p>
+      <w:pPr>
+        <w:ind w:firstLine="0"/>
+        <w:jc w:val="center"/>
+      </w:pPr>
+      <w:r>
+        <w:rPr>
+          <w:b w:val="0"/>
+          <w:i/>
+          <w:color w:val="5A5040"/>
+          <w:sz w:val="18"/>
+        </w:rPr>
+        <w:t>漁村的海邊。說不出口的話，換算成一趟遠行。官方劇照 © Sony Pictures Classics / 中影，低分辨率，僅作評論配圖</w:t>
+      </w:r>
+    </w:p>
+    <w:p>
       <w:r>
         <w:rPr>
           <w:b w:val="0"/>
@@ -2788,6 +7243,61 @@
       </w:r>
     </w:p>
     <w:p>
+      <w:pPr>
+        <w:ind w:firstLine="0"/>
+        <w:jc w:val="center"/>
+      </w:pPr>
+      <w:r>
+        <w:drawing>
+          <wp:inline xmlns:a="http://schemas.openxmlformats.org/drawingml/2006/main" xmlns:pic="http://schemas.openxmlformats.org/drawingml/2006/picture">
+            <wp:extent cx="3840480" cy="2598725"/>
+            <wp:docPr id="82" name="Picture 82"/>
+            <wp:cNvGraphicFramePr>
+              <a:graphicFrameLocks noChangeAspect="1"/>
+            </wp:cNvGraphicFramePr>
+            <a:graphic>
+              <a:graphicData uri="http://schemas.openxmlformats.org/drawingml/2006/picture">
+                <pic:pic>
+                  <pic:nvPicPr>
+                    <pic:cNvPr id="0" name="image.jpg"/>
+                    <pic:cNvPicPr/>
+                  </pic:nvPicPr>
+                  <pic:blipFill>
+                    <a:blip r:embed="rId90"/>
+                    <a:stretch>
+                      <a:fillRect/>
+                    </a:stretch>
+                  </pic:blipFill>
+                  <pic:spPr>
+                    <a:xfrm>
+                      <a:off x="0" y="0"/>
+                      <a:ext cx="3840480" cy="2598725"/>
+                    </a:xfrm>
+                    <a:prstGeom prst="rect"/>
+                  </pic:spPr>
+                </pic:pic>
+              </a:graphicData>
+            </a:graphic>
+          </wp:inline>
+        </w:drawing>
+      </w:r>
+    </w:p>
+    <w:p>
+      <w:pPr>
+        <w:ind w:firstLine="0"/>
+        <w:jc w:val="center"/>
+      </w:pPr>
+      <w:r>
+        <w:rPr>
+          <w:b w:val="0"/>
+          <w:i/>
+          <w:color w:val="5A5040"/>
+          <w:sz w:val="18"/>
+        </w:rPr>
+        <w:t>麗江的夜巷。最要緊的話，本來就是翻譯不了的。官方劇照 © 出品方，低分辨率，僅作評論配圖</w:t>
+      </w:r>
+    </w:p>
+    <w:p>
       <w:r>
         <w:rPr>
           <w:b w:val="0"/>
@@ -2806,6 +7316,61 @@
       </w:r>
     </w:p>
     <w:p>
+      <w:pPr>
+        <w:ind w:firstLine="0"/>
+        <w:jc w:val="center"/>
+      </w:pPr>
+      <w:r>
+        <w:drawing>
+          <wp:inline xmlns:a="http://schemas.openxmlformats.org/drawingml/2006/main" xmlns:pic="http://schemas.openxmlformats.org/drawingml/2006/picture">
+            <wp:extent cx="3840480" cy="5716063"/>
+            <wp:docPr id="83" name="Picture 83"/>
+            <wp:cNvGraphicFramePr>
+              <a:graphicFrameLocks noChangeAspect="1"/>
+            </wp:cNvGraphicFramePr>
+            <a:graphic>
+              <a:graphicData uri="http://schemas.openxmlformats.org/drawingml/2006/picture">
+                <pic:pic>
+                  <pic:nvPicPr>
+                    <pic:cNvPr id="0" name="image.jpg"/>
+                    <pic:cNvPicPr/>
+                  </pic:nvPicPr>
+                  <pic:blipFill>
+                    <a:blip r:embed="rId91"/>
+                    <a:stretch>
+                      <a:fillRect/>
+                    </a:stretch>
+                  </pic:blipFill>
+                  <pic:spPr>
+                    <a:xfrm>
+                      <a:off x="0" y="0"/>
+                      <a:ext cx="3840480" cy="5716063"/>
+                    </a:xfrm>
+                    <a:prstGeom prst="rect"/>
+                  </pic:spPr>
+                </pic:pic>
+              </a:graphicData>
+            </a:graphic>
+          </wp:inline>
+        </w:drawing>
+      </w:r>
+    </w:p>
+    <w:p>
+      <w:pPr>
+        <w:ind w:firstLine="0"/>
+        <w:jc w:val="center"/>
+      </w:pPr>
+      <w:r>
+        <w:rPr>
+          <w:b w:val="0"/>
+          <w:i/>
+          <w:color w:val="5A5040"/>
+          <w:sz w:val="18"/>
+        </w:rPr>
+        <w:t>山洞的一夜：兩個語言不通的人，相互依偎。官方劇照 © 出品方，低分辨率，僅作評論配圖</w:t>
+      </w:r>
+    </w:p>
+    <w:p>
       <w:r>
         <w:rPr>
           <w:b w:val="0"/>
@@ -2815,12 +7380,122 @@
       </w:r>
     </w:p>
     <w:p>
+      <w:pPr>
+        <w:ind w:firstLine="0"/>
+        <w:jc w:val="center"/>
+      </w:pPr>
+      <w:r>
+        <w:drawing>
+          <wp:inline xmlns:a="http://schemas.openxmlformats.org/drawingml/2006/main" xmlns:pic="http://schemas.openxmlformats.org/drawingml/2006/picture">
+            <wp:extent cx="3840480" cy="5742774"/>
+            <wp:docPr id="84" name="Picture 84"/>
+            <wp:cNvGraphicFramePr>
+              <a:graphicFrameLocks noChangeAspect="1"/>
+            </wp:cNvGraphicFramePr>
+            <a:graphic>
+              <a:graphicData uri="http://schemas.openxmlformats.org/drawingml/2006/picture">
+                <pic:pic>
+                  <pic:nvPicPr>
+                    <pic:cNvPr id="0" name="image.jpg"/>
+                    <pic:cNvPicPr/>
+                  </pic:nvPicPr>
+                  <pic:blipFill>
+                    <a:blip r:embed="rId92"/>
+                    <a:stretch>
+                      <a:fillRect/>
+                    </a:stretch>
+                  </pic:blipFill>
+                  <pic:spPr>
+                    <a:xfrm>
+                      <a:off x="0" y="0"/>
+                      <a:ext cx="3840480" cy="5742774"/>
+                    </a:xfrm>
+                    <a:prstGeom prst="rect"/>
+                  </pic:spPr>
+                </pic:pic>
+              </a:graphicData>
+            </a:graphic>
+          </wp:inline>
+        </w:drawing>
+      </w:r>
+    </w:p>
+    <w:p>
+      <w:pPr>
+        <w:ind w:firstLine="0"/>
+        <w:jc w:val="center"/>
+      </w:pPr>
+      <w:r>
+        <w:rPr>
+          <w:b w:val="0"/>
+          <w:i/>
+          <w:color w:val="5A5040"/>
+          <w:sz w:val="18"/>
+        </w:rPr>
+        <w:t>吹哨子的楊楊。見不了面的愛，退一步，變成一疊照片。官方劇照 © 出品方，低分辨率，僅作評論配圖</w:t>
+      </w:r>
+    </w:p>
+    <w:p>
       <w:r>
         <w:rPr>
           <w:b w:val="0"/>
           <w:i w:val="0"/>
         </w:rPr>
         <w:t>就在這時，理惠的電話追到了雲南：健一走了。臨終留了信，信裡說，他已經原諒了父親，也為父親此行落淚。高田站在異國的夜裡聽完這封信。和解來了，比相見早一步，也永遠地遲了一步。張藝謀在這裡下手極輕：沒有慟哭，沒有回閃，只有老人平靜地說，要把這出戏拍完。事到如今，錄像帶已經沒有觀眾了——但這趟路本來就不是拍給錄像機的。</w:t>
+      </w:r>
+    </w:p>
+    <w:p>
+      <w:pPr>
+        <w:ind w:firstLine="0"/>
+        <w:jc w:val="center"/>
+      </w:pPr>
+      <w:r>
+        <w:drawing>
+          <wp:inline xmlns:a="http://schemas.openxmlformats.org/drawingml/2006/main" xmlns:pic="http://schemas.openxmlformats.org/drawingml/2006/picture">
+            <wp:extent cx="3840480" cy="2585923"/>
+            <wp:docPr id="85" name="Picture 85"/>
+            <wp:cNvGraphicFramePr>
+              <a:graphicFrameLocks noChangeAspect="1"/>
+            </wp:cNvGraphicFramePr>
+            <a:graphic>
+              <a:graphicData uri="http://schemas.openxmlformats.org/drawingml/2006/picture">
+                <pic:pic>
+                  <pic:nvPicPr>
+                    <pic:cNvPr id="0" name="image.jpg"/>
+                    <pic:cNvPicPr/>
+                  </pic:nvPicPr>
+                  <pic:blipFill>
+                    <a:blip r:embed="rId93"/>
+                    <a:stretch>
+                      <a:fillRect/>
+                    </a:stretch>
+                  </pic:blipFill>
+                  <pic:spPr>
+                    <a:xfrm>
+                      <a:off x="0" y="0"/>
+                      <a:ext cx="3840480" cy="2585923"/>
+                    </a:xfrm>
+                    <a:prstGeom prst="rect"/>
+                  </pic:spPr>
+                </pic:pic>
+              </a:graphicData>
+            </a:graphic>
+          </wp:inline>
+        </w:drawing>
+      </w:r>
+    </w:p>
+    <w:p>
+      <w:pPr>
+        <w:ind w:firstLine="0"/>
+        <w:jc w:val="center"/>
+      </w:pPr>
+      <w:r>
+        <w:rPr>
+          <w:b w:val="0"/>
+          <w:i/>
+          <w:color w:val="5A5040"/>
+          <w:sz w:val="18"/>
+        </w:rPr>
+        <w:t>關公的面具。戴上它，一個軟弱的人也能唱出千軍萬馬。官方劇照 © 出品方，低分辨率，僅作評論配圖</w:t>
       </w:r>
     </w:p>
     <w:p>
@@ -2935,6 +7610,61 @@
       </w:r>
     </w:p>
     <w:p>
+      <w:pPr>
+        <w:ind w:firstLine="0"/>
+        <w:jc w:val="center"/>
+      </w:pPr>
+      <w:r>
+        <w:drawing>
+          <wp:inline xmlns:a="http://schemas.openxmlformats.org/drawingml/2006/main" xmlns:pic="http://schemas.openxmlformats.org/drawingml/2006/picture">
+            <wp:extent cx="3840480" cy="1632204"/>
+            <wp:docPr id="86" name="Picture 86"/>
+            <wp:cNvGraphicFramePr>
+              <a:graphicFrameLocks noChangeAspect="1"/>
+            </wp:cNvGraphicFramePr>
+            <a:graphic>
+              <a:graphicData uri="http://schemas.openxmlformats.org/drawingml/2006/picture">
+                <pic:pic>
+                  <pic:nvPicPr>
+                    <pic:cNvPr id="0" name="image.jpg"/>
+                    <pic:cNvPicPr/>
+                  </pic:nvPicPr>
+                  <pic:blipFill>
+                    <a:blip r:embed="rId94"/>
+                    <a:stretch>
+                      <a:fillRect/>
+                    </a:stretch>
+                  </pic:blipFill>
+                  <pic:spPr>
+                    <a:xfrm>
+                      <a:off x="0" y="0"/>
+                      <a:ext cx="3840480" cy="1632204"/>
+                    </a:xfrm>
+                    <a:prstGeom prst="rect"/>
+                  </pic:spPr>
+                </pic:pic>
+              </a:graphicData>
+            </a:graphic>
+          </wp:inline>
+        </w:drawing>
+      </w:r>
+    </w:p>
+    <w:p>
+      <w:pPr>
+        <w:ind w:firstLine="0"/>
+        <w:jc w:val="center"/>
+      </w:pPr>
+      <w:r>
+        <w:rPr>
+          <w:b w:val="0"/>
+          <w:i/>
+          <w:color w:val="5A5040"/>
+          <w:sz w:val="18"/>
+        </w:rPr>
+        <w:t>上半場的暖色：鄭微與陳孝正。官方劇照，© 電影《致我們終將逝去的青春》出品方（中國電影股份有限公司 / 光線傳媒等），低分辨率，僅作評論配圖</w:t>
+      </w:r>
+    </w:p>
+    <w:p>
       <w:r>
         <w:rPr>
           <w:b w:val="0"/>
@@ -2944,6 +7674,61 @@
       </w:r>
     </w:p>
     <w:p>
+      <w:pPr>
+        <w:ind w:firstLine="0"/>
+        <w:jc w:val="center"/>
+      </w:pPr>
+      <w:r>
+        <w:drawing>
+          <wp:inline xmlns:a="http://schemas.openxmlformats.org/drawingml/2006/main" xmlns:pic="http://schemas.openxmlformats.org/drawingml/2006/picture">
+            <wp:extent cx="3840480" cy="2880360"/>
+            <wp:docPr id="87" name="Picture 87"/>
+            <wp:cNvGraphicFramePr>
+              <a:graphicFrameLocks noChangeAspect="1"/>
+            </wp:cNvGraphicFramePr>
+            <a:graphic>
+              <a:graphicData uri="http://schemas.openxmlformats.org/drawingml/2006/picture">
+                <pic:pic>
+                  <pic:nvPicPr>
+                    <pic:cNvPr id="0" name="image.jpg"/>
+                    <pic:cNvPicPr/>
+                  </pic:nvPicPr>
+                  <pic:blipFill>
+                    <a:blip r:embed="rId95"/>
+                    <a:stretch>
+                      <a:fillRect/>
+                    </a:stretch>
+                  </pic:blipFill>
+                  <pic:spPr>
+                    <a:xfrm>
+                      <a:off x="0" y="0"/>
+                      <a:ext cx="3840480" cy="2880360"/>
+                    </a:xfrm>
+                    <a:prstGeom prst="rect"/>
+                  </pic:spPr>
+                </pic:pic>
+              </a:graphicData>
+            </a:graphic>
+          </wp:inline>
+        </w:drawing>
+      </w:r>
+    </w:p>
+    <w:p>
+      <w:pPr>
+        <w:ind w:firstLine="0"/>
+        <w:jc w:val="center"/>
+      </w:pPr>
+      <w:r>
+        <w:rPr>
+          <w:b w:val="0"/>
+          <w:i/>
+          <w:color w:val="5A5040"/>
+          <w:sz w:val="18"/>
+        </w:rPr>
+        <w:t>陳孝正的圖紙上沒有鄭微的位置。官方劇照，© 出品方，低分辨率，僅作評論配圖</w:t>
+      </w:r>
+    </w:p>
+    <w:p>
       <w:r>
         <w:rPr>
           <w:b w:val="0"/>
@@ -2962,6 +7747,61 @@
       </w:r>
     </w:p>
     <w:p>
+      <w:pPr>
+        <w:ind w:firstLine="0"/>
+        <w:jc w:val="center"/>
+      </w:pPr>
+      <w:r>
+        <w:drawing>
+          <wp:inline xmlns:a="http://schemas.openxmlformats.org/drawingml/2006/main" xmlns:pic="http://schemas.openxmlformats.org/drawingml/2006/picture">
+            <wp:extent cx="3840480" cy="1632204"/>
+            <wp:docPr id="88" name="Picture 88"/>
+            <wp:cNvGraphicFramePr>
+              <a:graphicFrameLocks noChangeAspect="1"/>
+            </wp:cNvGraphicFramePr>
+            <a:graphic>
+              <a:graphicData uri="http://schemas.openxmlformats.org/drawingml/2006/picture">
+                <pic:pic>
+                  <pic:nvPicPr>
+                    <pic:cNvPr id="0" name="image.jpg"/>
+                    <pic:cNvPicPr/>
+                  </pic:nvPicPr>
+                  <pic:blipFill>
+                    <a:blip r:embed="rId96"/>
+                    <a:stretch>
+                      <a:fillRect/>
+                    </a:stretch>
+                  </pic:blipFill>
+                  <pic:spPr>
+                    <a:xfrm>
+                      <a:off x="0" y="0"/>
+                      <a:ext cx="3840480" cy="1632204"/>
+                    </a:xfrm>
+                    <a:prstGeom prst="rect"/>
+                  </pic:spPr>
+                </pic:pic>
+              </a:graphicData>
+            </a:graphic>
+          </wp:inline>
+        </w:drawing>
+      </w:r>
+    </w:p>
+    <w:p>
+      <w:pPr>
+        <w:ind w:firstLine="0"/>
+        <w:jc w:val="center"/>
+      </w:pPr>
+      <w:r>
+        <w:rPr>
+          <w:b w:val="0"/>
+          <w:i/>
+          <w:color w:val="5A5040"/>
+          <w:sz w:val="18"/>
+        </w:rPr>
+        <w:t>試婚紗的阮莞。訂婚之後，她動身去見趙世永最後一面。官方劇照，© 出品方，低分辨率，僅作評論配圖</w:t>
+      </w:r>
+    </w:p>
+    <w:p>
       <w:r>
         <w:rPr>
           <w:b w:val="0"/>
@@ -2971,6 +7811,61 @@
       </w:r>
     </w:p>
     <w:p>
+      <w:pPr>
+        <w:ind w:firstLine="0"/>
+        <w:jc w:val="center"/>
+      </w:pPr>
+      <w:r>
+        <w:drawing>
+          <wp:inline xmlns:a="http://schemas.openxmlformats.org/drawingml/2006/main" xmlns:pic="http://schemas.openxmlformats.org/drawingml/2006/picture">
+            <wp:extent cx="3840480" cy="1632204"/>
+            <wp:docPr id="89" name="Picture 89"/>
+            <wp:cNvGraphicFramePr>
+              <a:graphicFrameLocks noChangeAspect="1"/>
+            </wp:cNvGraphicFramePr>
+            <a:graphic>
+              <a:graphicData uri="http://schemas.openxmlformats.org/drawingml/2006/picture">
+                <pic:pic>
+                  <pic:nvPicPr>
+                    <pic:cNvPr id="0" name="image.jpg"/>
+                    <pic:cNvPicPr/>
+                  </pic:nvPicPr>
+                  <pic:blipFill>
+                    <a:blip r:embed="rId97"/>
+                    <a:stretch>
+                      <a:fillRect/>
+                    </a:stretch>
+                  </pic:blipFill>
+                  <pic:spPr>
+                    <a:xfrm>
+                      <a:off x="0" y="0"/>
+                      <a:ext cx="3840480" cy="1632204"/>
+                    </a:xfrm>
+                    <a:prstGeom prst="rect"/>
+                  </pic:spPr>
+                </pic:pic>
+              </a:graphicData>
+            </a:graphic>
+          </wp:inline>
+        </w:drawing>
+      </w:r>
+    </w:p>
+    <w:p>
+      <w:pPr>
+        <w:ind w:firstLine="0"/>
+        <w:jc w:val="center"/>
+      </w:pPr>
+      <w:r>
+        <w:rPr>
+          <w:b w:val="0"/>
+          <w:i/>
+          <w:color w:val="5A5040"/>
+          <w:sz w:val="18"/>
+        </w:rPr>
+        <w:t>被誣偷竊的朱小北。為了尊嚴砸碎一店的玻璃，也砸掉了自己的青春。官方劇照，© 出品方，低分辨率，僅作評論配圖</w:t>
+      </w:r>
+    </w:p>
+    <w:p>
       <w:r>
         <w:rPr>
           <w:b w:val="0"/>
@@ -3016,6 +7911,61 @@
       </w:r>
     </w:p>
     <w:p>
+      <w:pPr>
+        <w:ind w:firstLine="0"/>
+        <w:jc w:val="center"/>
+      </w:pPr>
+      <w:r>
+        <w:drawing>
+          <wp:inline xmlns:a="http://schemas.openxmlformats.org/drawingml/2006/main" xmlns:pic="http://schemas.openxmlformats.org/drawingml/2006/picture">
+            <wp:extent cx="3840480" cy="1632204"/>
+            <wp:docPr id="90" name="Picture 90"/>
+            <wp:cNvGraphicFramePr>
+              <a:graphicFrameLocks noChangeAspect="1"/>
+            </wp:cNvGraphicFramePr>
+            <a:graphic>
+              <a:graphicData uri="http://schemas.openxmlformats.org/drawingml/2006/picture">
+                <pic:pic>
+                  <pic:nvPicPr>
+                    <pic:cNvPr id="0" name="image.jpg"/>
+                    <pic:cNvPicPr/>
+                  </pic:nvPicPr>
+                  <pic:blipFill>
+                    <a:blip r:embed="rId98"/>
+                    <a:stretch>
+                      <a:fillRect/>
+                    </a:stretch>
+                  </pic:blipFill>
+                  <pic:spPr>
+                    <a:xfrm>
+                      <a:off x="0" y="0"/>
+                      <a:ext cx="3840480" cy="1632204"/>
+                    </a:xfrm>
+                    <a:prstGeom prst="rect"/>
+                  </pic:spPr>
+                </pic:pic>
+              </a:graphicData>
+            </a:graphic>
+          </wp:inline>
+        </w:drawing>
+      </w:r>
+    </w:p>
+    <w:p>
+      <w:pPr>
+        <w:ind w:firstLine="0"/>
+        <w:jc w:val="center"/>
+      </w:pPr>
+      <w:r>
+        <w:rPr>
+          <w:b w:val="0"/>
+          <w:i/>
+          <w:color w:val="5A5040"/>
+          <w:sz w:val="18"/>
+        </w:rPr>
+        <w:t>海洋館。一份自己付不起的禮物，因著另一個人的應允，白白地臨到所愛的人身上。官方劇照，© 出品方，低分辨率，僅作評論配圖</w:t>
+      </w:r>
+    </w:p>
+    <w:p>
       <w:r>
         <w:rPr>
           <w:b w:val="0"/>
@@ -3061,6 +8011,61 @@
       </w:r>
     </w:p>
     <w:p>
+      <w:pPr>
+        <w:ind w:firstLine="0"/>
+        <w:jc w:val="center"/>
+      </w:pPr>
+      <w:r>
+        <w:drawing>
+          <wp:inline xmlns:a="http://schemas.openxmlformats.org/drawingml/2006/main" xmlns:pic="http://schemas.openxmlformats.org/drawingml/2006/picture">
+            <wp:extent cx="3840480" cy="2882161"/>
+            <wp:docPr id="91" name="Picture 91"/>
+            <wp:cNvGraphicFramePr>
+              <a:graphicFrameLocks noChangeAspect="1"/>
+            </wp:cNvGraphicFramePr>
+            <a:graphic>
+              <a:graphicData uri="http://schemas.openxmlformats.org/drawingml/2006/picture">
+                <pic:pic>
+                  <pic:nvPicPr>
+                    <pic:cNvPr id="0" name="image.jpg"/>
+                    <pic:cNvPicPr/>
+                  </pic:nvPicPr>
+                  <pic:blipFill>
+                    <a:blip r:embed="rId99"/>
+                    <a:stretch>
+                      <a:fillRect/>
+                    </a:stretch>
+                  </pic:blipFill>
+                  <pic:spPr>
+                    <a:xfrm>
+                      <a:off x="0" y="0"/>
+                      <a:ext cx="3840480" cy="2882161"/>
+                    </a:xfrm>
+                    <a:prstGeom prst="rect"/>
+                  </pic:spPr>
+                </pic:pic>
+              </a:graphicData>
+            </a:graphic>
+          </wp:inline>
+        </w:drawing>
+      </w:r>
+    </w:p>
+    <w:p>
+      <w:pPr>
+        <w:ind w:firstLine="0"/>
+        <w:jc w:val="center"/>
+      </w:pPr>
+      <w:r>
+        <w:rPr>
+          <w:b w:val="0"/>
+          <w:i/>
+          <w:color w:val="5A5040"/>
+          <w:sz w:val="18"/>
+        </w:rPr>
+        <w:t>鐵門口的佩皮諾：每個星期六，都到門口去等。官方劇照 © Pathé，低分辨率，僅作評論配圖</w:t>
+      </w:r>
+    </w:p>
+    <w:p>
       <w:r>
         <w:rPr>
           <w:b w:val="0"/>
@@ -3088,6 +8093,61 @@
       </w:r>
     </w:p>
     <w:p>
+      <w:pPr>
+        <w:ind w:firstLine="0"/>
+        <w:jc w:val="center"/>
+      </w:pPr>
+      <w:r>
+        <w:drawing>
+          <wp:inline xmlns:a="http://schemas.openxmlformats.org/drawingml/2006/main" xmlns:pic="http://schemas.openxmlformats.org/drawingml/2006/picture">
+            <wp:extent cx="3840480" cy="2622328"/>
+            <wp:docPr id="92" name="Picture 92"/>
+            <wp:cNvGraphicFramePr>
+              <a:graphicFrameLocks noChangeAspect="1"/>
+            </wp:cNvGraphicFramePr>
+            <a:graphic>
+              <a:graphicData uri="http://schemas.openxmlformats.org/drawingml/2006/picture">
+                <pic:pic>
+                  <pic:nvPicPr>
+                    <pic:cNvPr id="0" name="image.jpg"/>
+                    <pic:cNvPicPr/>
+                  </pic:nvPicPr>
+                  <pic:blipFill>
+                    <a:blip r:embed="rId100"/>
+                    <a:stretch>
+                      <a:fillRect/>
+                    </a:stretch>
+                  </pic:blipFill>
+                  <pic:spPr>
+                    <a:xfrm>
+                      <a:off x="0" y="0"/>
+                      <a:ext cx="3840480" cy="2622328"/>
+                    </a:xfrm>
+                    <a:prstGeom prst="rect"/>
+                  </pic:spPr>
+                </pic:pic>
+              </a:graphicData>
+            </a:graphic>
+          </wp:inline>
+        </w:drawing>
+      </w:r>
+    </w:p>
+    <w:p>
+      <w:pPr>
+        <w:ind w:firstLine="0"/>
+        <w:jc w:val="center"/>
+      </w:pPr>
+      <w:r>
+        <w:rPr>
+          <w:b w:val="0"/>
+          <w:i/>
+          <w:color w:val="5A5040"/>
+          <w:sz w:val="18"/>
+        </w:rPr>
+        <w:t>恩典的合唱團：先保證每個人有站的地方，再談唱什麼。官方劇照 © Pathé，低分辨率，僅作評論配圖</w:t>
+      </w:r>
+    </w:p>
+    <w:p>
       <w:r>
         <w:rPr>
           <w:b w:val="0"/>
@@ -3097,6 +8157,61 @@
       </w:r>
     </w:p>
     <w:p>
+      <w:pPr>
+        <w:ind w:firstLine="0"/>
+        <w:jc w:val="center"/>
+      </w:pPr>
+      <w:r>
+        <w:drawing>
+          <wp:inline xmlns:a="http://schemas.openxmlformats.org/drawingml/2006/main" xmlns:pic="http://schemas.openxmlformats.org/drawingml/2006/picture">
+            <wp:extent cx="3840480" cy="2538317"/>
+            <wp:docPr id="93" name="Picture 93"/>
+            <wp:cNvGraphicFramePr>
+              <a:graphicFrameLocks noChangeAspect="1"/>
+            </wp:cNvGraphicFramePr>
+            <a:graphic>
+              <a:graphicData uri="http://schemas.openxmlformats.org/drawingml/2006/picture">
+                <pic:pic>
+                  <pic:nvPicPr>
+                    <pic:cNvPr id="0" name="image.jpg"/>
+                    <pic:cNvPicPr/>
+                  </pic:nvPicPr>
+                  <pic:blipFill>
+                    <a:blip r:embed="rId101"/>
+                    <a:stretch>
+                      <a:fillRect/>
+                    </a:stretch>
+                  </pic:blipFill>
+                  <pic:spPr>
+                    <a:xfrm>
+                      <a:off x="0" y="0"/>
+                      <a:ext cx="3840480" cy="2538317"/>
+                    </a:xfrm>
+                    <a:prstGeom prst="rect"/>
+                  </pic:spPr>
+                </pic:pic>
+              </a:graphicData>
+            </a:graphic>
+          </wp:inline>
+        </w:drawing>
+      </w:r>
+    </w:p>
+    <w:p>
+      <w:pPr>
+        <w:ind w:firstLine="0"/>
+        <w:jc w:val="center"/>
+      </w:pPr>
+      <w:r>
+        <w:rPr>
+          <w:b w:val="0"/>
+          <w:i/>
+          <w:color w:val="5A5040"/>
+          <w:sz w:val="18"/>
+        </w:rPr>
+        <w:t>莫翰奇：一張天使的面孔，和一身被諒解之前無處安放的戾氣。官方劇照 © Pathé，低分辨率，僅作評論配圖</w:t>
+      </w:r>
+    </w:p>
+    <w:p>
       <w:r>
         <w:rPr>
           <w:b w:val="0"/>
@@ -3115,6 +8230,61 @@
       </w:r>
     </w:p>
     <w:p>
+      <w:pPr>
+        <w:ind w:firstLine="0"/>
+        <w:jc w:val="center"/>
+      </w:pPr>
+      <w:r>
+        <w:drawing>
+          <wp:inline xmlns:a="http://schemas.openxmlformats.org/drawingml/2006/main" xmlns:pic="http://schemas.openxmlformats.org/drawingml/2006/picture">
+            <wp:extent cx="3840480" cy="1746218"/>
+            <wp:docPr id="94" name="Picture 94"/>
+            <wp:cNvGraphicFramePr>
+              <a:graphicFrameLocks noChangeAspect="1"/>
+            </wp:cNvGraphicFramePr>
+            <a:graphic>
+              <a:graphicData uri="http://schemas.openxmlformats.org/drawingml/2006/picture">
+                <pic:pic>
+                  <pic:nvPicPr>
+                    <pic:cNvPr id="0" name="image.jpg"/>
+                    <pic:cNvPicPr/>
+                  </pic:nvPicPr>
+                  <pic:blipFill>
+                    <a:blip r:embed="rId102"/>
+                    <a:stretch>
+                      <a:fillRect/>
+                    </a:stretch>
+                  </pic:blipFill>
+                  <pic:spPr>
+                    <a:xfrm>
+                      <a:off x="0" y="0"/>
+                      <a:ext cx="3840480" cy="1746218"/>
+                    </a:xfrm>
+                    <a:prstGeom prst="rect"/>
+                  </pic:spPr>
+                </pic:pic>
+              </a:graphicData>
+            </a:graphic>
+          </wp:inline>
+        </w:drawing>
+      </w:r>
+    </w:p>
+    <w:p>
+      <w:pPr>
+        <w:ind w:firstLine="0"/>
+        <w:jc w:val="center"/>
+      </w:pPr>
+      <w:r>
+        <w:rPr>
+          <w:b w:val="0"/>
+          <w:i/>
+          <w:color w:val="5A5040"/>
+          <w:sz w:val="18"/>
+        </w:rPr>
+        <w:t>漫天紙飛機落下：牆裡面的人，已經先於牆得了釋放。官方劇照 © Pathé，低分辨率，僅作評論配圖</w:t>
+      </w:r>
+    </w:p>
+    <w:p>
       <w:r>
         <w:rPr>
           <w:b w:val="0"/>
@@ -3124,6 +8294,61 @@
       </w:r>
     </w:p>
     <w:p>
+      <w:pPr>
+        <w:ind w:firstLine="0"/>
+        <w:jc w:val="center"/>
+      </w:pPr>
+      <w:r>
+        <w:drawing>
+          <wp:inline xmlns:a="http://schemas.openxmlformats.org/drawingml/2006/main" xmlns:pic="http://schemas.openxmlformats.org/drawingml/2006/picture">
+            <wp:extent cx="3840480" cy="1824228"/>
+            <wp:docPr id="95" name="Picture 95"/>
+            <wp:cNvGraphicFramePr>
+              <a:graphicFrameLocks noChangeAspect="1"/>
+            </wp:cNvGraphicFramePr>
+            <a:graphic>
+              <a:graphicData uri="http://schemas.openxmlformats.org/drawingml/2006/picture">
+                <pic:pic>
+                  <pic:nvPicPr>
+                    <pic:cNvPr id="0" name="image.jpg"/>
+                    <pic:cNvPicPr/>
+                  </pic:nvPicPr>
+                  <pic:blipFill>
+                    <a:blip r:embed="rId103"/>
+                    <a:stretch>
+                      <a:fillRect/>
+                    </a:stretch>
+                  </pic:blipFill>
+                  <pic:spPr>
+                    <a:xfrm>
+                      <a:off x="0" y="0"/>
+                      <a:ext cx="3840480" cy="1824228"/>
+                    </a:xfrm>
+                    <a:prstGeom prst="rect"/>
+                  </pic:spPr>
+                </pic:pic>
+              </a:graphicData>
+            </a:graphic>
+          </wp:inline>
+        </w:drawing>
+      </w:r>
+    </w:p>
+    <w:p>
+      <w:pPr>
+        <w:ind w:firstLine="0"/>
+        <w:jc w:val="center"/>
+      </w:pPr>
+      <w:r>
+        <w:rPr>
+          <w:b w:val="0"/>
+          <w:i/>
+          <w:color w:val="5A5040"/>
+          <w:sz w:val="18"/>
+        </w:rPr>
+        <w:t>最後的星期六：你可以帶我走嗎？官方劇照 © Pathé，低分辨率，僅作評論配圖</w:t>
+      </w:r>
+    </w:p>
+    <w:p>
       <w:r>
         <w:rPr>
           <w:b w:val="0"/>
@@ -3187,6 +8412,61 @@
       </w:r>
     </w:p>
     <w:p>
+      <w:pPr>
+        <w:ind w:firstLine="0"/>
+        <w:jc w:val="center"/>
+      </w:pPr>
+      <w:r>
+        <w:drawing>
+          <wp:inline xmlns:a="http://schemas.openxmlformats.org/drawingml/2006/main" xmlns:pic="http://schemas.openxmlformats.org/drawingml/2006/picture">
+            <wp:extent cx="3840480" cy="2154269"/>
+            <wp:docPr id="96" name="Picture 96"/>
+            <wp:cNvGraphicFramePr>
+              <a:graphicFrameLocks noChangeAspect="1"/>
+            </wp:cNvGraphicFramePr>
+            <a:graphic>
+              <a:graphicData uri="http://schemas.openxmlformats.org/drawingml/2006/picture">
+                <pic:pic>
+                  <pic:nvPicPr>
+                    <pic:cNvPr id="0" name="image.jpg"/>
+                    <pic:cNvPicPr/>
+                  </pic:nvPicPr>
+                  <pic:blipFill>
+                    <a:blip r:embed="rId104"/>
+                    <a:stretch>
+                      <a:fillRect/>
+                    </a:stretch>
+                  </pic:blipFill>
+                  <pic:spPr>
+                    <a:xfrm>
+                      <a:off x="0" y="0"/>
+                      <a:ext cx="3840480" cy="2154269"/>
+                    </a:xfrm>
+                    <a:prstGeom prst="rect"/>
+                  </pic:spPr>
+                </pic:pic>
+              </a:graphicData>
+            </a:graphic>
+          </wp:inline>
+        </w:drawing>
+      </w:r>
+    </w:p>
+    <w:p>
+      <w:pPr>
+        <w:ind w:firstLine="0"/>
+        <w:jc w:val="center"/>
+      </w:pPr>
+      <w:r>
+        <w:rPr>
+          <w:b w:val="0"/>
+          <w:i/>
+          <w:color w:val="5A5040"/>
+          <w:sz w:val="18"/>
+        </w:rPr>
+        <w:t>一九二三年的課堂：鏈條的第一環，是一場關於真實的談話。官方劇照 © 出品方，低分辨率，僅作評論配圖</w:t>
+      </w:r>
+    </w:p>
+    <w:p>
       <w:r>
         <w:rPr>
           <w:b w:val="0"/>
@@ -3196,6 +8476,61 @@
       </w:r>
     </w:p>
     <w:p>
+      <w:pPr>
+        <w:ind w:firstLine="0"/>
+        <w:jc w:val="center"/>
+      </w:pPr>
+      <w:r>
+        <w:drawing>
+          <wp:inline xmlns:a="http://schemas.openxmlformats.org/drawingml/2006/main" xmlns:pic="http://schemas.openxmlformats.org/drawingml/2006/picture">
+            <wp:extent cx="3840480" cy="1410176"/>
+            <wp:docPr id="97" name="Picture 97"/>
+            <wp:cNvGraphicFramePr>
+              <a:graphicFrameLocks noChangeAspect="1"/>
+            </wp:cNvGraphicFramePr>
+            <a:graphic>
+              <a:graphicData uri="http://schemas.openxmlformats.org/drawingml/2006/picture">
+                <pic:pic>
+                  <pic:nvPicPr>
+                    <pic:cNvPr id="0" name="image.jpg"/>
+                    <pic:cNvPicPr/>
+                  </pic:nvPicPr>
+                  <pic:blipFill>
+                    <a:blip r:embed="rId105"/>
+                    <a:stretch>
+                      <a:fillRect/>
+                    </a:stretch>
+                  </pic:blipFill>
+                  <pic:spPr>
+                    <a:xfrm>
+                      <a:off x="0" y="0"/>
+                      <a:ext cx="3840480" cy="1410176"/>
+                    </a:xfrm>
+                    <a:prstGeom prst="rect"/>
+                  </pic:spPr>
+                </pic:pic>
+              </a:graphicData>
+            </a:graphic>
+          </wp:inline>
+        </w:drawing>
+      </w:r>
+    </w:p>
+    <w:p>
+      <w:pPr>
+        <w:ind w:firstLine="0"/>
+        <w:jc w:val="center"/>
+      </w:pPr>
+      <w:r>
+        <w:rPr>
+          <w:b w:val="0"/>
+          <w:i/>
+          <w:color w:val="5A5040"/>
+          <w:sz w:val="18"/>
+        </w:rPr>
+        <w:t>沈光耀："晃晃"用軍械掛架運送憐憫。官方劇照 © 出品方，低分辨率，僅作評論配圖</w:t>
+      </w:r>
+    </w:p>
+    <w:p>
       <w:r>
         <w:rPr>
           <w:b w:val="0"/>
@@ -3205,6 +8540,61 @@
       </w:r>
     </w:p>
     <w:p>
+      <w:pPr>
+        <w:ind w:firstLine="0"/>
+        <w:jc w:val="center"/>
+      </w:pPr>
+      <w:r>
+        <w:drawing>
+          <wp:inline xmlns:a="http://schemas.openxmlformats.org/drawingml/2006/main" xmlns:pic="http://schemas.openxmlformats.org/drawingml/2006/picture">
+            <wp:extent cx="3840480" cy="1632204"/>
+            <wp:docPr id="98" name="Picture 98"/>
+            <wp:cNvGraphicFramePr>
+              <a:graphicFrameLocks noChangeAspect="1"/>
+            </wp:cNvGraphicFramePr>
+            <a:graphic>
+              <a:graphicData uri="http://schemas.openxmlformats.org/drawingml/2006/picture">
+                <pic:pic>
+                  <pic:nvPicPr>
+                    <pic:cNvPr id="0" name="image.jpg"/>
+                    <pic:cNvPicPr/>
+                  </pic:nvPicPr>
+                  <pic:blipFill>
+                    <a:blip r:embed="rId106"/>
+                    <a:stretch>
+                      <a:fillRect/>
+                    </a:stretch>
+                  </pic:blipFill>
+                  <pic:spPr>
+                    <a:xfrm>
+                      <a:off x="0" y="0"/>
+                      <a:ext cx="3840480" cy="1632204"/>
+                    </a:xfrm>
+                    <a:prstGeom prst="rect"/>
+                  </pic:spPr>
+                </pic:pic>
+              </a:graphicData>
+            </a:graphic>
+          </wp:inline>
+        </w:drawing>
+      </w:r>
+    </w:p>
+    <w:p>
+      <w:pPr>
+        <w:ind w:firstLine="0"/>
+        <w:jc w:val="center"/>
+      </w:pPr>
+      <w:r>
+        <w:rPr>
+          <w:b w:val="0"/>
+          <w:i/>
+          <w:color w:val="5A5040"/>
+          <w:sz w:val="18"/>
+        </w:rPr>
+        <w:t>王敏佳：覺得自己在往深淵裡墜的人，聽見了"託底"。官方劇照 © 出品方，低分辨率，僅作評論配圖</w:t>
+      </w:r>
+    </w:p>
+    <w:p>
       <w:r>
         <w:rPr>
           <w:b w:val="0"/>
@@ -3214,12 +8604,122 @@
       </w:r>
     </w:p>
     <w:p>
+      <w:pPr>
+        <w:ind w:firstLine="0"/>
+        <w:jc w:val="center"/>
+      </w:pPr>
+      <w:r>
+        <w:drawing>
+          <wp:inline xmlns:a="http://schemas.openxmlformats.org/drawingml/2006/main" xmlns:pic="http://schemas.openxmlformats.org/drawingml/2006/picture">
+            <wp:extent cx="3840480" cy="1368171"/>
+            <wp:docPr id="99" name="Picture 99"/>
+            <wp:cNvGraphicFramePr>
+              <a:graphicFrameLocks noChangeAspect="1"/>
+            </wp:cNvGraphicFramePr>
+            <a:graphic>
+              <a:graphicData uri="http://schemas.openxmlformats.org/drawingml/2006/picture">
+                <pic:pic>
+                  <pic:nvPicPr>
+                    <pic:cNvPr id="0" name="image.jpg"/>
+                    <pic:cNvPicPr/>
+                  </pic:nvPicPr>
+                  <pic:blipFill>
+                    <a:blip r:embed="rId107"/>
+                    <a:stretch>
+                      <a:fillRect/>
+                    </a:stretch>
+                  </pic:blipFill>
+                  <pic:spPr>
+                    <a:xfrm>
+                      <a:off x="0" y="0"/>
+                      <a:ext cx="3840480" cy="1368171"/>
+                    </a:xfrm>
+                    <a:prstGeom prst="rect"/>
+                  </pic:spPr>
+                </pic:pic>
+              </a:graphicData>
+            </a:graphic>
+          </wp:inline>
+        </w:drawing>
+      </w:r>
+    </w:p>
+    <w:p>
+      <w:pPr>
+        <w:ind w:firstLine="0"/>
+        <w:jc w:val="center"/>
+      </w:pPr>
+      <w:r>
+        <w:rPr>
+          <w:b w:val="0"/>
+          <w:i/>
+          <w:color w:val="5A5040"/>
+          <w:sz w:val="18"/>
+        </w:rPr>
+        <w:t>雪原。愧疚沒有困死他，恩典把它鍛成了捨己。官方劇照 © 出品方，低分辨率，僅作評論配圖</w:t>
+      </w:r>
+    </w:p>
+    <w:p>
       <w:r>
         <w:rPr>
           <w:b w:val="0"/>
           <w:i w:val="0"/>
         </w:rPr>
         <w:t>鏈條在李想身上打了一個結，又解開了。他沉默過、虧欠過，揹著王敏佳的"死"去了支邊。送行時陳鵬只對他喊了一句：逝者已矣，生者如斯——這既是赦免，也是託付。多年之後的雪原上，醫療隊斷糧遇險，李想把乾糧留給同伴，獨自去尋求援，倒在雪裡；被他救下的那對夫婦，日後生了一個孩子，取名張果果。他臨終留給他們的話，正是當年陳鵬留給他的那句。愧疚沒有困死他，恩典把它鍛成了捨己——斷過的鏈條，靠赦免續上了。</w:t>
+      </w:r>
+    </w:p>
+    <w:p>
+      <w:pPr>
+        <w:ind w:firstLine="0"/>
+        <w:jc w:val="center"/>
+      </w:pPr>
+      <w:r>
+        <w:drawing>
+          <wp:inline xmlns:a="http://schemas.openxmlformats.org/drawingml/2006/main" xmlns:pic="http://schemas.openxmlformats.org/drawingml/2006/picture">
+            <wp:extent cx="3840480" cy="2562320"/>
+            <wp:docPr id="100" name="Picture 100"/>
+            <wp:cNvGraphicFramePr>
+              <a:graphicFrameLocks noChangeAspect="1"/>
+            </wp:cNvGraphicFramePr>
+            <a:graphic>
+              <a:graphicData uri="http://schemas.openxmlformats.org/drawingml/2006/picture">
+                <pic:pic>
+                  <pic:nvPicPr>
+                    <pic:cNvPr id="0" name="image.jpg"/>
+                    <pic:cNvPicPr/>
+                  </pic:nvPicPr>
+                  <pic:blipFill>
+                    <a:blip r:embed="rId108"/>
+                    <a:stretch>
+                      <a:fillRect/>
+                    </a:stretch>
+                  </pic:blipFill>
+                  <pic:spPr>
+                    <a:xfrm>
+                      <a:off x="0" y="0"/>
+                      <a:ext cx="3840480" cy="2562320"/>
+                    </a:xfrm>
+                    <a:prstGeom prst="rect"/>
+                  </pic:spPr>
+                </pic:pic>
+              </a:graphicData>
+            </a:graphic>
+          </wp:inline>
+        </w:drawing>
+      </w:r>
+    </w:p>
+    <w:p>
+      <w:pPr>
+        <w:ind w:firstLine="0"/>
+        <w:jc w:val="center"/>
+      </w:pPr>
+      <w:r>
+        <w:rPr>
+          <w:b w:val="0"/>
+          <w:i/>
+          <w:color w:val="5A5040"/>
+          <w:sz w:val="18"/>
+        </w:rPr>
+        <w:t>張果果：他不知道自己的存在本身，就是一筆善款的利息。官方劇照 © 出品方，低分辨率，僅作評論配圖</w:t>
       </w:r>
     </w:p>
     <w:p>
